--- a/PixelTogether.docx
+++ b/PixelTogether.docx
@@ -1514,7 +1514,21 @@
         <w:rPr>
           <w:highlight w:val="green"/>
         </w:rPr>
-        <w:t>Faire marcher la commande socket.join(roomId) : séparer les joueurs dans des canaux différents.</w:t>
+        <w:t xml:space="preserve">Faire marcher la commande </w:t>
+      </w:r>
+      <w:proofErr w:type="gramStart"/>
+      <w:r>
+        <w:rPr>
+          <w:highlight w:val="green"/>
+        </w:rPr>
+        <w:t>socket.join</w:t>
+      </w:r>
+      <w:proofErr w:type="gramEnd"/>
+      <w:r>
+        <w:rPr>
+          <w:highlight w:val="green"/>
+        </w:rPr>
+        <w:t>(roomId) : séparer les joueurs dans des canaux différents.</w:t>
       </w:r>
     </w:p>
     <w:p>
@@ -1920,7 +1934,21 @@
         <w:rPr>
           <w:highlight w:val="green"/>
         </w:rPr>
-        <w:t>Ajouter les couleurs aux pseudos dans le chat (ex: l'Owner en doré).</w:t>
+        <w:t>Ajouter les couleurs aux pseudos dans le chat (</w:t>
+      </w:r>
+      <w:proofErr w:type="gramStart"/>
+      <w:r>
+        <w:rPr>
+          <w:highlight w:val="green"/>
+        </w:rPr>
+        <w:t>ex:</w:t>
+      </w:r>
+      <w:proofErr w:type="gramEnd"/>
+      <w:r>
+        <w:rPr>
+          <w:highlight w:val="green"/>
+        </w:rPr>
+        <w:t xml:space="preserve"> l'Owner en doré).</w:t>
       </w:r>
     </w:p>
     <w:p>
@@ -2372,37 +2400,58 @@
         </w:numPr>
       </w:pPr>
       <w:r>
-        <w:t xml:space="preserve">Possibilité de </w:t>
+        <w:t xml:space="preserve">Création </w:t>
       </w:r>
       <w:proofErr w:type="spellStart"/>
       <w:r>
-        <w:t>delete</w:t>
+        <w:t>grid</w:t>
       </w:r>
       <w:proofErr w:type="spellEnd"/>
       <w:r>
+        <w:t xml:space="preserve"> =&gt;, </w:t>
+      </w:r>
+      <w:proofErr w:type="spellStart"/>
+      <w:r>
+        <w:rPr>
+          <w:b/>
+          <w:bCs/>
+        </w:rPr>
+        <w:t>is</w:t>
+      </w:r>
+      <w:proofErr w:type="spellEnd"/>
+      <w:r>
+        <w:rPr>
+          <w:b/>
+          <w:bCs/>
+        </w:rPr>
         <w:t xml:space="preserve"> </w:t>
       </w:r>
       <w:proofErr w:type="spellStart"/>
       <w:r>
-        <w:t>grid</w:t>
+        <w:rPr>
+          <w:b/>
+          <w:bCs/>
+        </w:rPr>
+        <w:t>private</w:t>
       </w:r>
       <w:proofErr w:type="spellEnd"/>
       <w:r>
-        <w:t xml:space="preserve"> en cours, </w:t>
-      </w:r>
-      <w:proofErr w:type="spellStart"/>
-      <w:r>
-        <w:t>delete</w:t>
-      </w:r>
-      <w:proofErr w:type="spellEnd"/>
-      <w:r>
-        <w:t xml:space="preserve"> BDD + user </w:t>
-      </w:r>
-      <w:proofErr w:type="spellStart"/>
-      <w:r>
-        <w:t>gridID</w:t>
-      </w:r>
-      <w:proofErr w:type="spellEnd"/>
+        <w:t xml:space="preserve"> = non </w:t>
+      </w:r>
+      <w:r>
+        <w:t xml:space="preserve">visibile dans </w:t>
+      </w:r>
+      <w:proofErr w:type="gramStart"/>
+      <w:r>
+        <w:t>les lobby</w:t>
+      </w:r>
+      <w:proofErr w:type="gramEnd"/>
+      <w:r>
+        <w:t xml:space="preserve"> </w:t>
+      </w:r>
+      <w:r>
+        <w:t>+ invitation de gens qui peuvent voir la grid et y participer</w:t>
+      </w:r>
     </w:p>
     <w:p>
       <w:pPr>
@@ -2413,70 +2462,52 @@
         </w:numPr>
       </w:pPr>
       <w:r>
-        <w:t xml:space="preserve">Création </w:t>
-      </w:r>
-      <w:proofErr w:type="spellStart"/>
-      <w:r>
-        <w:t>grid</w:t>
-      </w:r>
-      <w:proofErr w:type="spellEnd"/>
-      <w:r>
-        <w:t xml:space="preserve"> =&gt;, </w:t>
-      </w:r>
-      <w:proofErr w:type="spellStart"/>
-      <w:r>
-        <w:rPr>
-          <w:b/>
-          <w:bCs/>
-        </w:rPr>
-        <w:t>is</w:t>
-      </w:r>
-      <w:proofErr w:type="spellEnd"/>
-      <w:r>
-        <w:rPr>
-          <w:b/>
-          <w:bCs/>
-        </w:rPr>
-        <w:t xml:space="preserve"> </w:t>
-      </w:r>
-      <w:proofErr w:type="spellStart"/>
-      <w:r>
-        <w:rPr>
-          <w:b/>
-          <w:bCs/>
-        </w:rPr>
-        <w:t>private</w:t>
-      </w:r>
-      <w:proofErr w:type="spellEnd"/>
-      <w:r>
-        <w:t xml:space="preserve"> = non </w:t>
-      </w:r>
-      <w:proofErr w:type="spellStart"/>
-      <w:r>
-        <w:t>visibile</w:t>
-      </w:r>
-      <w:proofErr w:type="spellEnd"/>
-      <w:r>
-        <w:t xml:space="preserve"> dans </w:t>
-      </w:r>
-      <w:proofErr w:type="gramStart"/>
-      <w:r>
-        <w:t>les lobby</w:t>
-      </w:r>
-      <w:proofErr w:type="gramEnd"/>
-      <w:r>
-        <w:t xml:space="preserve"> </w:t>
-      </w:r>
-      <w:r>
-        <w:t xml:space="preserve">+ invitation de gens qui peuvent voir la </w:t>
-      </w:r>
-      <w:proofErr w:type="spellStart"/>
-      <w:r>
-        <w:t>grid</w:t>
-      </w:r>
-      <w:proofErr w:type="spellEnd"/>
-      <w:r>
-        <w:t xml:space="preserve"> et y participer</w:t>
+        <w:t>3 state de grid :</w:t>
+      </w:r>
+    </w:p>
+    <w:p>
+      <w:pPr>
+        <w:pStyle w:val="Paragraphedeliste"/>
+        <w:numPr>
+          <w:ilvl w:val="1"/>
+          <w:numId w:val="22"/>
+        </w:numPr>
+      </w:pPr>
+      <w:r>
+        <w:t>Private, vu plus haut</w:t>
+      </w:r>
+      <w:r>
+        <w:t xml:space="preserve"> lobby ok pour gens invité avec effet GLOW sur la card</w:t>
+      </w:r>
+    </w:p>
+    <w:p>
+      <w:pPr>
+        <w:pStyle w:val="Paragraphedeliste"/>
+        <w:numPr>
+          <w:ilvl w:val="1"/>
+          <w:numId w:val="22"/>
+        </w:numPr>
+      </w:pPr>
+      <w:r>
+        <w:t>Public, limited. Tout le monde peut join mais posage de pixel uniquement par invitation</w:t>
+      </w:r>
+      <w:r>
+        <w:t xml:space="preserve"> lobby ok</w:t>
+      </w:r>
+    </w:p>
+    <w:p>
+      <w:pPr>
+        <w:pStyle w:val="Paragraphedeliste"/>
+        <w:numPr>
+          <w:ilvl w:val="1"/>
+          <w:numId w:val="22"/>
+        </w:numPr>
+      </w:pPr>
+      <w:r>
+        <w:t>Public, unlimited. Comme maintenant</w:t>
+      </w:r>
+      <w:r>
+        <w:t xml:space="preserve"> lobby ok</w:t>
       </w:r>
     </w:p>
     <w:p>
@@ -2488,89 +2519,7 @@
         </w:numPr>
       </w:pPr>
       <w:r>
-        <w:t xml:space="preserve">3 state de </w:t>
-      </w:r>
-      <w:proofErr w:type="spellStart"/>
-      <w:r>
-        <w:t>grid</w:t>
-      </w:r>
-      <w:proofErr w:type="spellEnd"/>
-      <w:r>
-        <w:t> :</w:t>
-      </w:r>
-    </w:p>
-    <w:p>
-      <w:pPr>
-        <w:pStyle w:val="Paragraphedeliste"/>
-        <w:numPr>
-          <w:ilvl w:val="1"/>
-          <w:numId w:val="22"/>
-        </w:numPr>
-      </w:pPr>
-      <w:r>
-        <w:t>Private, vu plus haut</w:t>
-      </w:r>
-      <w:r>
-        <w:t xml:space="preserve"> lobby ok pour gens invité avec effet GLOW sur la </w:t>
-      </w:r>
-      <w:proofErr w:type="spellStart"/>
-      <w:r>
-        <w:t>card</w:t>
-      </w:r>
-      <w:proofErr w:type="spellEnd"/>
-    </w:p>
-    <w:p>
-      <w:pPr>
-        <w:pStyle w:val="Paragraphedeliste"/>
-        <w:numPr>
-          <w:ilvl w:val="1"/>
-          <w:numId w:val="22"/>
-        </w:numPr>
-      </w:pPr>
-      <w:r>
-        <w:t xml:space="preserve">Public, </w:t>
-      </w:r>
-      <w:proofErr w:type="spellStart"/>
-      <w:r>
-        <w:t>limited</w:t>
-      </w:r>
-      <w:proofErr w:type="spellEnd"/>
-      <w:r>
-        <w:t xml:space="preserve">. Tout le monde peut </w:t>
-      </w:r>
-      <w:proofErr w:type="spellStart"/>
-      <w:r>
-        <w:t>join</w:t>
-      </w:r>
-      <w:proofErr w:type="spellEnd"/>
-      <w:r>
-        <w:t xml:space="preserve"> mais posage de pixel uniquement par invitation</w:t>
-      </w:r>
-      <w:r>
-        <w:t xml:space="preserve"> lobby ok</w:t>
-      </w:r>
-    </w:p>
-    <w:p>
-      <w:pPr>
-        <w:pStyle w:val="Paragraphedeliste"/>
-        <w:numPr>
-          <w:ilvl w:val="1"/>
-          <w:numId w:val="22"/>
-        </w:numPr>
-      </w:pPr>
-      <w:r>
-        <w:t xml:space="preserve">Public, </w:t>
-      </w:r>
-      <w:proofErr w:type="spellStart"/>
-      <w:r>
-        <w:t>unlimited</w:t>
-      </w:r>
-      <w:proofErr w:type="spellEnd"/>
-      <w:r>
-        <w:t>. Comme maintenant</w:t>
-      </w:r>
-      <w:r>
-        <w:t xml:space="preserve"> lobby ok</w:t>
+        <w:t xml:space="preserve">Ajout de la monnaie, 1 click = 1 gold. </w:t>
       </w:r>
     </w:p>
     <w:p>
@@ -2582,7 +2531,7 @@
         </w:numPr>
       </w:pPr>
       <w:r>
-        <w:t>Refaire interface palette</w:t>
+        <w:t xml:space="preserve">Boutique couleur </w:t>
       </w:r>
     </w:p>
     <w:p>
@@ -2594,7 +2543,7 @@
         </w:numPr>
       </w:pPr>
       <w:r>
-        <w:t xml:space="preserve">Ajout de la monnaie, 1 click = 1 gold. </w:t>
+        <w:t>Interface mes grilles, de base onGallerie = false, possibilité de choisir quoi mettre sur la gallerie. La gallerie affiche que les grid avec onGallry =true</w:t>
       </w:r>
     </w:p>
     <w:p>
@@ -2605,8 +2554,24 @@
           <w:numId w:val="22"/>
         </w:numPr>
       </w:pPr>
-      <w:r>
-        <w:t xml:space="preserve">Boutique couleur </w:t>
+      <w:proofErr w:type="gramStart"/>
+      <w:r>
+        <w:t>isFinished</w:t>
+      </w:r>
+      <w:proofErr w:type="gramEnd"/>
+      <w:r>
+        <w:t xml:space="preserve"> =&gt; fenetre avec arc en ciel GG toussa e</w:t>
+      </w:r>
+      <w:r>
+        <w:t xml:space="preserve">t au milieu l’image de la grid + text bravo vous avez fini votre grid, voulez vous l’afficher sur la gallerie ? onGallery toussa. Retrouvez </w:t>
+      </w:r>
+      <w:proofErr w:type="gramStart"/>
+      <w:r>
+        <w:t>la</w:t>
+      </w:r>
+      <w:proofErr w:type="gramEnd"/>
+      <w:r>
+        <w:t xml:space="preserve"> dans vos grille blabla</w:t>
       </w:r>
     </w:p>
     <w:p>
@@ -2618,15 +2583,15 @@
         </w:numPr>
       </w:pPr>
       <w:r>
-        <w:t xml:space="preserve">Interface switch couleur sur la palette, chose 10couleurs qui seront sur la palette, blanc = </w:t>
+        <w:t xml:space="preserve">La </w:t>
       </w:r>
       <w:proofErr w:type="spellStart"/>
       <w:r>
-        <w:t>tjs</w:t>
+        <w:t>gallery</w:t>
       </w:r>
       <w:proofErr w:type="spellEnd"/>
       <w:r>
-        <w:t xml:space="preserve"> gomme</w:t>
+        <w:t xml:space="preserve"> est limité à genre 50 grid, la 1ere affichée est la dernière</w:t>
       </w:r>
     </w:p>
     <w:p>
@@ -2638,53 +2603,8 @@
         </w:numPr>
       </w:pPr>
       <w:r>
-        <w:t xml:space="preserve">Interface mes grilles, de base </w:t>
-      </w:r>
-      <w:proofErr w:type="spellStart"/>
-      <w:r>
-        <w:t>onGallerie</w:t>
-      </w:r>
-      <w:proofErr w:type="spellEnd"/>
-      <w:r>
-        <w:t xml:space="preserve"> = false, possibilité de choisir quoi mettre sur la </w:t>
-      </w:r>
-      <w:proofErr w:type="spellStart"/>
-      <w:r>
-        <w:t>gallerie</w:t>
-      </w:r>
-      <w:proofErr w:type="spellEnd"/>
-      <w:r>
-        <w:t xml:space="preserve">. La </w:t>
-      </w:r>
-      <w:proofErr w:type="spellStart"/>
-      <w:r>
-        <w:t>gallerie</w:t>
-      </w:r>
-      <w:proofErr w:type="spellEnd"/>
-      <w:r>
-        <w:t xml:space="preserve"> affiche que les </w:t>
-      </w:r>
-      <w:proofErr w:type="spellStart"/>
-      <w:r>
-        <w:t>grid</w:t>
-      </w:r>
-      <w:proofErr w:type="spellEnd"/>
-      <w:r>
-        <w:t xml:space="preserve"> avec </w:t>
-      </w:r>
-      <w:proofErr w:type="spellStart"/>
-      <w:r>
-        <w:t>onGallry</w:t>
-      </w:r>
-      <w:proofErr w:type="spellEnd"/>
-      <w:r>
-        <w:t xml:space="preserve"> =</w:t>
-      </w:r>
-      <w:proofErr w:type="spellStart"/>
-      <w:r>
-        <w:t>true</w:t>
-      </w:r>
-      <w:proofErr w:type="spellEnd"/>
+        <w:t>Implémenter système de like, sauvegarder les likes</w:t>
+      </w:r>
     </w:p>
     <w:p>
       <w:pPr>
@@ -2694,88 +2614,23 @@
           <w:numId w:val="22"/>
         </w:numPr>
       </w:pPr>
-      <w:proofErr w:type="spellStart"/>
+      <w:r>
+        <w:t xml:space="preserve">Nouvelle interface classement avec 4 </w:t>
+      </w:r>
       <w:proofErr w:type="gramStart"/>
       <w:r>
-        <w:t>isFinished</w:t>
-      </w:r>
-      <w:proofErr w:type="spellEnd"/>
+        <w:t>onglet</w:t>
+      </w:r>
       <w:proofErr w:type="gramEnd"/>
       <w:r>
-        <w:t xml:space="preserve"> =&gt; </w:t>
-      </w:r>
-      <w:proofErr w:type="spellStart"/>
-      <w:r>
-        <w:t>fenetre</w:t>
-      </w:r>
-      <w:proofErr w:type="spellEnd"/>
-      <w:r>
-        <w:t xml:space="preserve"> avec arc en ciel GG toussa e</w:t>
-      </w:r>
-      <w:r>
-        <w:t xml:space="preserve">t au milieu l’image de la </w:t>
-      </w:r>
-      <w:proofErr w:type="spellStart"/>
-      <w:r>
-        <w:t>grid</w:t>
-      </w:r>
-      <w:proofErr w:type="spellEnd"/>
-      <w:r>
-        <w:t xml:space="preserve"> + </w:t>
-      </w:r>
-      <w:proofErr w:type="spellStart"/>
-      <w:r>
-        <w:t>text</w:t>
-      </w:r>
-      <w:proofErr w:type="spellEnd"/>
-      <w:r>
-        <w:t xml:space="preserve"> bravo vous avez fini votre </w:t>
-      </w:r>
-      <w:proofErr w:type="spellStart"/>
-      <w:r>
-        <w:t>grid</w:t>
-      </w:r>
-      <w:proofErr w:type="spellEnd"/>
-      <w:r>
-        <w:t xml:space="preserve">, </w:t>
-      </w:r>
-      <w:proofErr w:type="spellStart"/>
-      <w:r>
-        <w:t>voulez vous</w:t>
-      </w:r>
-      <w:proofErr w:type="spellEnd"/>
-      <w:r>
-        <w:t xml:space="preserve"> l’afficher sur la </w:t>
-      </w:r>
-      <w:proofErr w:type="spellStart"/>
-      <w:r>
-        <w:t>gallerie</w:t>
-      </w:r>
-      <w:proofErr w:type="spellEnd"/>
-      <w:r>
-        <w:t xml:space="preserve"> ? </w:t>
-      </w:r>
-      <w:proofErr w:type="spellStart"/>
-      <w:r>
-        <w:t>onGallery</w:t>
-      </w:r>
-      <w:proofErr w:type="spellEnd"/>
-      <w:r>
-        <w:t xml:space="preserve"> toussa. Retrouvez </w:t>
-      </w:r>
-      <w:proofErr w:type="gramStart"/>
-      <w:r>
-        <w:t>la</w:t>
-      </w:r>
-      <w:proofErr w:type="gramEnd"/>
-      <w:r>
-        <w:t xml:space="preserve"> dans vos grille </w:t>
-      </w:r>
-      <w:proofErr w:type="spellStart"/>
-      <w:r>
-        <w:t>blabla</w:t>
-      </w:r>
-      <w:proofErr w:type="spellEnd"/>
+        <w:t>, daily, hebdo, mensuel, annuel avec reset. Ceux avec plus de like = 1</w:t>
+      </w:r>
+      <w:r>
+        <w:rPr>
+          <w:vertAlign w:val="superscript"/>
+        </w:rPr>
+        <w:t>er</w:t>
+      </w:r>
     </w:p>
     <w:p>
       <w:pPr>
@@ -2786,31 +2641,7 @@
         </w:numPr>
       </w:pPr>
       <w:r>
-        <w:t xml:space="preserve">Page de </w:t>
-      </w:r>
-      <w:proofErr w:type="spellStart"/>
-      <w:r>
-        <w:t>connection</w:t>
-      </w:r>
-      <w:proofErr w:type="spellEnd"/>
-      <w:r>
-        <w:t xml:space="preserve">, page de Landing avec super titre et </w:t>
-      </w:r>
-      <w:proofErr w:type="spellStart"/>
-      <w:r>
-        <w:t>connection</w:t>
-      </w:r>
-      <w:proofErr w:type="spellEnd"/>
-      <w:r>
-        <w:t xml:space="preserve">/inscription, si </w:t>
-      </w:r>
-      <w:proofErr w:type="spellStart"/>
-      <w:r>
-        <w:t>token</w:t>
-      </w:r>
-      <w:proofErr w:type="spellEnd"/>
-      <w:r>
-        <w:t xml:space="preserve"> =&gt; Lobby</w:t>
+        <w:t>Possibiliter de rport une grid, en jeu et dans la gallerie, gérer système de report, mail ?</w:t>
       </w:r>
     </w:p>
     <w:p>
@@ -2822,23 +2653,1538 @@
         </w:numPr>
       </w:pPr>
       <w:r>
-        <w:t xml:space="preserve">Intégrer le new game au Lobby, faire qu’un espace avec la 1ere </w:t>
+        <w:t>Rôle de super admin IG, a accès a toutes les grids et a des outils pour delete direct, ban joueur, rôle spécial sur le chat</w:t>
+      </w:r>
+    </w:p>
+    <w:p/>
+    <w:p/>
+    <w:p/>
+    <w:p/>
+    <w:p/>
+    <w:p/>
+    <w:p/>
+    <w:p/>
+    <w:p/>
+    <w:p/>
+    <w:p>
+      <w:r>
+        <w:lastRenderedPageBreak/>
+        <w:t xml:space="preserve">Étape 8 — </w:t>
+      </w:r>
+      <w:r>
+        <w:rPr>
+          <w:rFonts w:ascii="Segoe UI Emoji" w:hAnsi="Segoe UI Emoji" w:cs="Segoe UI Emoji"/>
+        </w:rPr>
+        <w:t>⚙️</w:t>
+      </w:r>
+      <w:r>
+        <w:t xml:space="preserve"> Système de visibilité des </w:t>
       </w:r>
       <w:proofErr w:type="spellStart"/>
       <w:r>
+        <w:t>grids</w:t>
+      </w:r>
+      <w:proofErr w:type="spellEnd"/>
+      <w:r>
+        <w:t xml:space="preserve"> (Private / Public Limited / Public </w:t>
+      </w:r>
+      <w:proofErr w:type="spellStart"/>
+      <w:r>
+        <w:t>Unlimited</w:t>
+      </w:r>
+      <w:proofErr w:type="spellEnd"/>
+      <w:r>
+        <w:t>)</w:t>
+      </w:r>
+    </w:p>
+    <w:p>
+      <w:r>
+        <w:rPr>
+          <w:b/>
+          <w:bCs/>
+        </w:rPr>
+        <w:t xml:space="preserve">Durée estimée : 4-5h | Difficulté : </w:t>
+      </w:r>
+      <w:r>
+        <w:rPr>
+          <w:rFonts w:ascii="Segoe UI Emoji" w:hAnsi="Segoe UI Emoji" w:cs="Segoe UI Emoji"/>
+          <w:b/>
+          <w:bCs/>
+        </w:rPr>
+        <w:t>⭐⭐⭐⭐</w:t>
+      </w:r>
+    </w:p>
+    <w:p>
+      <w:pPr>
+        <w:numPr>
+          <w:ilvl w:val="0"/>
+          <w:numId w:val="36"/>
+        </w:numPr>
+      </w:pPr>
+      <w:r>
+        <w:t> Ajouter au modèle </w:t>
+      </w:r>
+    </w:p>
+    <w:p>
+      <w:r>
+        <w:rPr>
+          <w:noProof/>
+        </w:rPr>
+        <mc:AlternateContent>
+          <mc:Choice Requires="wps">
+            <w:drawing>
+              <wp:inline distT="0" distB="0" distL="0" distR="0" wp14:anchorId="3830287F" wp14:editId="76BFFE2D">
+                <wp:extent cx="152400" cy="152400"/>
+                <wp:effectExtent l="0" t="0" r="0" b="0"/>
+                <wp:docPr id="383603242" name="Rectangle 15"/>
+                <wp:cNvGraphicFramePr>
+                  <a:graphicFrameLocks xmlns:a="http://schemas.openxmlformats.org/drawingml/2006/main" noChangeAspect="1"/>
+                </wp:cNvGraphicFramePr>
+                <a:graphic xmlns:a="http://schemas.openxmlformats.org/drawingml/2006/main">
+                  <a:graphicData uri="http://schemas.microsoft.com/office/word/2010/wordprocessingShape">
+                    <wps:wsp>
+                      <wps:cNvSpPr>
+                        <a:spLocks noChangeAspect="1" noChangeArrowheads="1"/>
+                      </wps:cNvSpPr>
+                      <wps:spPr bwMode="auto">
+                        <a:xfrm>
+                          <a:off x="0" y="0"/>
+                          <a:ext cx="152400" cy="152400"/>
+                        </a:xfrm>
+                        <a:prstGeom prst="rect">
+                          <a:avLst/>
+                        </a:prstGeom>
+                        <a:noFill/>
+                        <a:ln>
+                          <a:noFill/>
+                        </a:ln>
+                        <a:extLst>
+                          <a:ext uri="{909E8E84-426E-40DD-AFC4-6F175D3DCCD1}">
+                            <a14:hiddenFill xmlns:a14="http://schemas.microsoft.com/office/drawing/2010/main">
+                              <a:solidFill>
+                                <a:srgbClr val="FFFFFF"/>
+                              </a:solidFill>
+                            </a14:hiddenFill>
+                          </a:ext>
+                          <a:ext uri="{91240B29-F687-4F45-9708-019B960494DF}">
+                            <a14:hiddenLine xmlns:a14="http://schemas.microsoft.com/office/drawing/2010/main" w="9525">
+                              <a:solidFill>
+                                <a:srgbClr val="000000"/>
+                              </a:solidFill>
+                              <a:miter lim="800000"/>
+                              <a:headEnd/>
+                              <a:tailEnd/>
+                            </a14:hiddenLine>
+                          </a:ext>
+                        </a:extLst>
+                      </wps:spPr>
+                      <wps:bodyPr rot="0" vert="horz" wrap="square" lIns="91440" tIns="45720" rIns="91440" bIns="45720" anchor="t" anchorCtr="0" upright="1">
+                        <a:noAutofit/>
+                      </wps:bodyPr>
+                    </wps:wsp>
+                  </a:graphicData>
+                </a:graphic>
+              </wp:inline>
+            </w:drawing>
+          </mc:Choice>
+          <mc:Fallback>
+            <w:pict>
+              <v:rect w14:anchorId="7FE79E80" id="Rectangle 15" o:spid="_x0000_s1026" style="width:12pt;height:12pt;visibility:visible;mso-wrap-style:square;mso-left-percent:-10001;mso-top-percent:-10001;mso-position-horizontal:absolute;mso-position-horizontal-relative:char;mso-position-vertical:absolute;mso-position-vertical-relative:line;mso-left-percent:-10001;mso-top-percent:-10001;v-text-anchor:top" o:gfxdata="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" filled="f" stroked="f">
+                <o:lock v:ext="edit" aspectratio="t"/>
+                <w10:anchorlock/>
+              </v:rect>
+            </w:pict>
+          </mc:Fallback>
+        </mc:AlternateContent>
+      </w:r>
+    </w:p>
+    <w:p>
+      <w:pPr>
+        <w:rPr>
+          <w:lang w:val="en-US"/>
+        </w:rPr>
+      </w:pPr>
+      <w:r>
+        <w:rPr>
+          <w:lang w:val="en-US"/>
+        </w:rPr>
+        <w:t>Grid : visibility: 'private' | '</w:t>
+      </w:r>
+      <w:proofErr w:type="spellStart"/>
+      <w:r>
+        <w:rPr>
+          <w:lang w:val="en-US"/>
+        </w:rPr>
+        <w:t>public_limited</w:t>
+      </w:r>
+      <w:proofErr w:type="spellEnd"/>
+      <w:r>
+        <w:rPr>
+          <w:lang w:val="en-US"/>
+        </w:rPr>
+        <w:t>' | '</w:t>
+      </w:r>
+      <w:proofErr w:type="spellStart"/>
+      <w:r>
+        <w:rPr>
+          <w:lang w:val="en-US"/>
+        </w:rPr>
+        <w:t>public_unlimited</w:t>
+      </w:r>
+      <w:proofErr w:type="spellEnd"/>
+      <w:r>
+        <w:rPr>
+          <w:lang w:val="en-US"/>
+        </w:rPr>
+        <w:t>'</w:t>
+      </w:r>
+    </w:p>
+    <w:p>
+      <w:pPr>
+        <w:numPr>
+          <w:ilvl w:val="0"/>
+          <w:numId w:val="36"/>
+        </w:numPr>
+      </w:pPr>
+      <w:r>
+        <w:rPr>
+          <w:lang w:val="en-US"/>
+        </w:rPr>
+        <w:t> </w:t>
+      </w:r>
+      <w:r>
+        <w:t>Ajouter au modèle </w:t>
+      </w:r>
+      <w:proofErr w:type="spellStart"/>
+      <w:r>
+        <w:t>Grid</w:t>
+      </w:r>
+      <w:proofErr w:type="spellEnd"/>
+      <w:r>
+        <w:t> : </w:t>
+      </w:r>
+      <w:proofErr w:type="spellStart"/>
+      <w:proofErr w:type="gramStart"/>
+      <w:r>
+        <w:t>invitedUsers</w:t>
+      </w:r>
+      <w:proofErr w:type="spellEnd"/>
+      <w:r>
+        <w:t>:</w:t>
+      </w:r>
+      <w:proofErr w:type="gramEnd"/>
+      <w:r>
+        <w:t xml:space="preserve"> [</w:t>
+      </w:r>
+      <w:proofErr w:type="spellStart"/>
+      <w:r>
+        <w:t>ObjectId</w:t>
+      </w:r>
+      <w:proofErr w:type="spellEnd"/>
+      <w:r>
+        <w:t>] (liste des users invités)</w:t>
+      </w:r>
+    </w:p>
+    <w:p>
+      <w:pPr>
+        <w:numPr>
+          <w:ilvl w:val="0"/>
+          <w:numId w:val="36"/>
+        </w:numPr>
+      </w:pPr>
+      <w:r>
+        <w:t> </w:t>
+      </w:r>
+      <w:r>
+        <w:rPr>
+          <w:b/>
+          <w:bCs/>
+        </w:rPr>
+        <w:t>Private</w:t>
+      </w:r>
+      <w:r>
+        <w:t xml:space="preserve"> : invisible dans le lobby sauf pour les invités, effet GLOW sur la </w:t>
+      </w:r>
+      <w:proofErr w:type="spellStart"/>
+      <w:r>
         <w:t>card</w:t>
       </w:r>
       <w:proofErr w:type="spellEnd"/>
-      <w:r>
-        <w:t xml:space="preserve"> = </w:t>
+    </w:p>
+    <w:p>
+      <w:pPr>
+        <w:numPr>
+          <w:ilvl w:val="0"/>
+          <w:numId w:val="36"/>
+        </w:numPr>
+      </w:pPr>
+      <w:r>
+        <w:t> </w:t>
+      </w:r>
+      <w:r>
+        <w:rPr>
+          <w:b/>
+          <w:bCs/>
+        </w:rPr>
+        <w:t>Public Limited</w:t>
+      </w:r>
+      <w:r>
+        <w:t> : visible par tous, mais seuls les invités peuvent placer des pixels (les autres peuvent regarder)</w:t>
+      </w:r>
+    </w:p>
+    <w:p>
+      <w:pPr>
+        <w:numPr>
+          <w:ilvl w:val="0"/>
+          <w:numId w:val="36"/>
+        </w:numPr>
+      </w:pPr>
+      <w:r>
+        <w:t> </w:t>
+      </w:r>
+      <w:r>
+        <w:rPr>
+          <w:b/>
+          <w:bCs/>
+        </w:rPr>
+        <w:t xml:space="preserve">Public </w:t>
       </w:r>
       <w:proofErr w:type="spellStart"/>
       <w:r>
-        <w:t>Resume</w:t>
+        <w:rPr>
+          <w:b/>
+          <w:bCs/>
+        </w:rPr>
+        <w:t>Unlimited</w:t>
       </w:r>
       <w:proofErr w:type="spellEnd"/>
       <w:r>
-        <w:t xml:space="preserve"> ou new game</w:t>
+        <w:t> : comme maintenant, tout le monde peut dessiner</w:t>
+      </w:r>
+    </w:p>
+    <w:p>
+      <w:pPr>
+        <w:numPr>
+          <w:ilvl w:val="0"/>
+          <w:numId w:val="36"/>
+        </w:numPr>
+      </w:pPr>
+      <w:r>
+        <w:t> UI de création : choix du mode + champ d'invitation (pseudo ou lien)</w:t>
+      </w:r>
+    </w:p>
+    <w:p>
+      <w:pPr>
+        <w:numPr>
+          <w:ilvl w:val="0"/>
+          <w:numId w:val="36"/>
+        </w:numPr>
+      </w:pPr>
+      <w:r>
+        <w:t> Côté serveur : vérifier les permissions à chaque </w:t>
+      </w:r>
+      <w:proofErr w:type="spellStart"/>
+      <w:r>
+        <w:t>pixelPlaced</w:t>
+      </w:r>
+      <w:proofErr w:type="spellEnd"/>
+    </w:p>
+    <w:p>
+      <w:r>
+        <w:t>Le plus gros morceau de logique métier. Prends ton temps.</w:t>
+      </w:r>
+    </w:p>
+    <w:p>
+      <w:r>
+        <w:pict w14:anchorId="35EE9D33">
+          <v:rect id="_x0000_i1025" style="width:389.55pt;height:.75pt" o:hrpct="0" o:hralign="center" o:hrstd="t" o:hr="t" fillcolor="#a0a0a0" stroked="f"/>
+        </w:pict>
+      </w:r>
+    </w:p>
+    <w:p>
+      <w:r>
+        <w:t xml:space="preserve">Étape 9 — </w:t>
+      </w:r>
+      <w:r>
+        <w:rPr>
+          <w:rFonts w:ascii="Segoe UI Emoji" w:hAnsi="Segoe UI Emoji" w:cs="Segoe UI Emoji"/>
+        </w:rPr>
+        <w:t>🎨</w:t>
+      </w:r>
+      <w:r>
+        <w:t xml:space="preserve"> Écran de victoire (Finish avec arc-en-ciel </w:t>
+      </w:r>
+      <w:r>
+        <w:rPr>
+          <w:rFonts w:ascii="Segoe UI Emoji" w:hAnsi="Segoe UI Emoji" w:cs="Segoe UI Emoji"/>
+        </w:rPr>
+        <w:t>🌈</w:t>
+      </w:r>
+      <w:r>
+        <w:t>)</w:t>
+      </w:r>
+    </w:p>
+    <w:p>
+      <w:r>
+        <w:rPr>
+          <w:b/>
+          <w:bCs/>
+        </w:rPr>
+        <w:t xml:space="preserve">Durée estimée : 2-3h | Difficulté : </w:t>
+      </w:r>
+      <w:r>
+        <w:rPr>
+          <w:rFonts w:ascii="Segoe UI Emoji" w:hAnsi="Segoe UI Emoji" w:cs="Segoe UI Emoji"/>
+          <w:b/>
+          <w:bCs/>
+        </w:rPr>
+        <w:t>⭐⭐</w:t>
+      </w:r>
+    </w:p>
+    <w:p>
+      <w:pPr>
+        <w:numPr>
+          <w:ilvl w:val="0"/>
+          <w:numId w:val="37"/>
+        </w:numPr>
+      </w:pPr>
+      <w:r>
+        <w:t> Quand le host clique "Terminer" → écran de victoire animé (confettis, arc-en-ciel, GG)</w:t>
+      </w:r>
+    </w:p>
+    <w:p>
+      <w:pPr>
+        <w:numPr>
+          <w:ilvl w:val="0"/>
+          <w:numId w:val="37"/>
+        </w:numPr>
+      </w:pPr>
+      <w:r>
+        <w:t xml:space="preserve"> Au centre : l'image finale de la </w:t>
+      </w:r>
+      <w:proofErr w:type="spellStart"/>
+      <w:r>
+        <w:t>grid</w:t>
+      </w:r>
+      <w:proofErr w:type="spellEnd"/>
+    </w:p>
+    <w:p>
+      <w:pPr>
+        <w:numPr>
+          <w:ilvl w:val="0"/>
+          <w:numId w:val="37"/>
+        </w:numPr>
+      </w:pPr>
+      <w:r>
+        <w:t> Texte : "Bravo ! Votre grille est terminée !"</w:t>
+      </w:r>
+    </w:p>
+    <w:p>
+      <w:pPr>
+        <w:numPr>
+          <w:ilvl w:val="0"/>
+          <w:numId w:val="37"/>
+        </w:numPr>
+      </w:pPr>
+      <w:r>
+        <w:t> Bouton : "Afficher sur la galerie ?" → met </w:t>
+      </w:r>
+      <w:proofErr w:type="spellStart"/>
+      <w:proofErr w:type="gramStart"/>
+      <w:r>
+        <w:t>onGallery</w:t>
+      </w:r>
+      <w:proofErr w:type="spellEnd"/>
+      <w:r>
+        <w:t>:</w:t>
+      </w:r>
+      <w:proofErr w:type="gramEnd"/>
+      <w:r>
+        <w:t xml:space="preserve"> </w:t>
+      </w:r>
+      <w:proofErr w:type="spellStart"/>
+      <w:r>
+        <w:t>true</w:t>
+      </w:r>
+      <w:proofErr w:type="spellEnd"/>
+    </w:p>
+    <w:p>
+      <w:pPr>
+        <w:numPr>
+          <w:ilvl w:val="0"/>
+          <w:numId w:val="37"/>
+        </w:numPr>
+      </w:pPr>
+      <w:r>
+        <w:t> Bouton : "Garder privée" → met </w:t>
+      </w:r>
+      <w:proofErr w:type="spellStart"/>
+      <w:proofErr w:type="gramStart"/>
+      <w:r>
+        <w:t>onGallery</w:t>
+      </w:r>
+      <w:proofErr w:type="spellEnd"/>
+      <w:r>
+        <w:t>:</w:t>
+      </w:r>
+      <w:proofErr w:type="gramEnd"/>
+      <w:r>
+        <w:t xml:space="preserve"> false</w:t>
+      </w:r>
+    </w:p>
+    <w:p>
+      <w:pPr>
+        <w:numPr>
+          <w:ilvl w:val="0"/>
+          <w:numId w:val="37"/>
+        </w:numPr>
+      </w:pPr>
+      <w:r>
+        <w:t> Redirection vers "Mes grilles" après</w:t>
+      </w:r>
+    </w:p>
+    <w:p>
+      <w:r>
+        <w:t>Moment de satisfaction pour l'utilisateur, c'est le fun pur.</w:t>
+      </w:r>
+    </w:p>
+    <w:p>
+      <w:r>
+        <w:pict w14:anchorId="1E117264">
+          <v:rect id="_x0000_i1026" style="width:389.55pt;height:.75pt" o:hrpct="0" o:hralign="center" o:hrstd="t" o:hr="t" fillcolor="#a0a0a0" stroked="f"/>
+        </w:pict>
+      </w:r>
+    </w:p>
+    <w:p>
+      <w:r>
+        <w:t xml:space="preserve">Étape 10 — </w:t>
+      </w:r>
+      <w:r>
+        <w:rPr>
+          <w:rFonts w:ascii="Segoe UI Emoji" w:hAnsi="Segoe UI Emoji" w:cs="Segoe UI Emoji"/>
+        </w:rPr>
+        <w:t>⚙️</w:t>
+      </w:r>
+      <w:r>
+        <w:t xml:space="preserve"> Interface "Mes Grilles" + Galerie améliorée</w:t>
+      </w:r>
+    </w:p>
+    <w:p>
+      <w:r>
+        <w:rPr>
+          <w:b/>
+          <w:bCs/>
+        </w:rPr>
+        <w:t xml:space="preserve">Durée estimée : 3h | Difficulté : </w:t>
+      </w:r>
+      <w:r>
+        <w:rPr>
+          <w:rFonts w:ascii="Segoe UI Emoji" w:hAnsi="Segoe UI Emoji" w:cs="Segoe UI Emoji"/>
+          <w:b/>
+          <w:bCs/>
+        </w:rPr>
+        <w:t>⭐⭐⭐</w:t>
+      </w:r>
+    </w:p>
+    <w:p>
+      <w:pPr>
+        <w:numPr>
+          <w:ilvl w:val="0"/>
+          <w:numId w:val="38"/>
+        </w:numPr>
+      </w:pPr>
+      <w:r>
+        <w:lastRenderedPageBreak/>
+        <w:t> Ajouter </w:t>
+      </w:r>
+      <w:proofErr w:type="spellStart"/>
+      <w:proofErr w:type="gramStart"/>
+      <w:r>
+        <w:t>onGallery</w:t>
+      </w:r>
+      <w:proofErr w:type="spellEnd"/>
+      <w:r>
+        <w:t>:</w:t>
+      </w:r>
+      <w:proofErr w:type="gramEnd"/>
+      <w:r>
+        <w:t xml:space="preserve"> Boolean sur chaque </w:t>
+      </w:r>
+      <w:proofErr w:type="spellStart"/>
+      <w:r>
+        <w:t>grid</w:t>
+      </w:r>
+      <w:proofErr w:type="spellEnd"/>
+      <w:r>
+        <w:t xml:space="preserve"> sauvegardée du user</w:t>
+      </w:r>
+    </w:p>
+    <w:p>
+      <w:pPr>
+        <w:numPr>
+          <w:ilvl w:val="0"/>
+          <w:numId w:val="38"/>
+        </w:numPr>
+      </w:pPr>
+      <w:r>
+        <w:t xml:space="preserve"> Nouvelle page/modal "Mes grilles" : liste des grilles terminées avec </w:t>
+      </w:r>
+      <w:proofErr w:type="spellStart"/>
+      <w:r>
+        <w:t>toggle</w:t>
+      </w:r>
+      <w:proofErr w:type="spellEnd"/>
+      <w:r>
+        <w:t xml:space="preserve"> on/off galerie</w:t>
+      </w:r>
+    </w:p>
+    <w:p>
+      <w:pPr>
+        <w:numPr>
+          <w:ilvl w:val="0"/>
+          <w:numId w:val="38"/>
+        </w:numPr>
+      </w:pPr>
+      <w:r>
+        <w:t xml:space="preserve"> La galerie publique n'affiche que les </w:t>
+      </w:r>
+      <w:proofErr w:type="spellStart"/>
+      <w:r>
+        <w:t>grids</w:t>
+      </w:r>
+      <w:proofErr w:type="spellEnd"/>
+      <w:r>
+        <w:t xml:space="preserve"> avec </w:t>
+      </w:r>
+      <w:proofErr w:type="spellStart"/>
+      <w:proofErr w:type="gramStart"/>
+      <w:r>
+        <w:t>onGallery</w:t>
+      </w:r>
+      <w:proofErr w:type="spellEnd"/>
+      <w:r>
+        <w:t>:</w:t>
+      </w:r>
+      <w:proofErr w:type="gramEnd"/>
+      <w:r>
+        <w:t xml:space="preserve"> </w:t>
+      </w:r>
+      <w:proofErr w:type="spellStart"/>
+      <w:r>
+        <w:t>true</w:t>
+      </w:r>
+      <w:proofErr w:type="spellEnd"/>
+    </w:p>
+    <w:p>
+      <w:pPr>
+        <w:numPr>
+          <w:ilvl w:val="0"/>
+          <w:numId w:val="38"/>
+        </w:numPr>
+      </w:pPr>
+      <w:r>
+        <w:t> Limiter la galerie à 50 grilles, triées par date (les plus récentes en premier)</w:t>
+      </w:r>
+    </w:p>
+    <w:p>
+      <w:pPr>
+        <w:numPr>
+          <w:ilvl w:val="0"/>
+          <w:numId w:val="38"/>
+        </w:numPr>
+      </w:pPr>
+      <w:r>
+        <w:t xml:space="preserve"> Pagination ou </w:t>
+      </w:r>
+      <w:proofErr w:type="spellStart"/>
+      <w:r>
+        <w:t>infinite</w:t>
+      </w:r>
+      <w:proofErr w:type="spellEnd"/>
+      <w:r>
+        <w:t xml:space="preserve"> scroll</w:t>
+      </w:r>
+    </w:p>
+    <w:p>
+      <w:r>
+        <w:t>Mix front/back équilibré.</w:t>
+      </w:r>
+    </w:p>
+    <w:p>
+      <w:r>
+        <w:pict w14:anchorId="1E5E1709">
+          <v:rect id="_x0000_i1027" style="width:389.55pt;height:.75pt" o:hrpct="0" o:hralign="center" o:hrstd="t" o:hr="t" fillcolor="#a0a0a0" stroked="f"/>
+        </w:pict>
+      </w:r>
+    </w:p>
+    <w:p>
+      <w:r>
+        <w:t xml:space="preserve">Étape 11 — </w:t>
+      </w:r>
+      <w:r>
+        <w:rPr>
+          <w:rFonts w:ascii="Segoe UI Emoji" w:hAnsi="Segoe UI Emoji" w:cs="Segoe UI Emoji"/>
+        </w:rPr>
+        <w:t>🎨</w:t>
+      </w:r>
+      <w:r>
+        <w:t xml:space="preserve"> Système de monnaie + Boutique</w:t>
+      </w:r>
+    </w:p>
+    <w:p>
+      <w:r>
+        <w:rPr>
+          <w:b/>
+          <w:bCs/>
+        </w:rPr>
+        <w:t xml:space="preserve">Durée estimée : 3-4h | Difficulté : </w:t>
+      </w:r>
+      <w:r>
+        <w:rPr>
+          <w:rFonts w:ascii="Segoe UI Emoji" w:hAnsi="Segoe UI Emoji" w:cs="Segoe UI Emoji"/>
+          <w:b/>
+          <w:bCs/>
+        </w:rPr>
+        <w:t>⭐⭐⭐</w:t>
+      </w:r>
+    </w:p>
+    <w:p>
+      <w:pPr>
+        <w:numPr>
+          <w:ilvl w:val="0"/>
+          <w:numId w:val="39"/>
+        </w:numPr>
+      </w:pPr>
+      <w:r>
+        <w:t> Ajouter </w:t>
+      </w:r>
+      <w:proofErr w:type="gramStart"/>
+      <w:r>
+        <w:t>gold:</w:t>
+      </w:r>
+      <w:proofErr w:type="gramEnd"/>
+      <w:r>
+        <w:t xml:space="preserve"> Number au modèle </w:t>
+      </w:r>
+    </w:p>
+    <w:p>
+      <w:r>
+        <w:rPr>
+          <w:noProof/>
+        </w:rPr>
+        <mc:AlternateContent>
+          <mc:Choice Requires="wps">
+            <w:drawing>
+              <wp:inline distT="0" distB="0" distL="0" distR="0" wp14:anchorId="1AA66A4C" wp14:editId="67E23677">
+                <wp:extent cx="152400" cy="152400"/>
+                <wp:effectExtent l="0" t="0" r="0" b="0"/>
+                <wp:docPr id="1131982550" name="Rectangle 13"/>
+                <wp:cNvGraphicFramePr>
+                  <a:graphicFrameLocks xmlns:a="http://schemas.openxmlformats.org/drawingml/2006/main" noChangeAspect="1"/>
+                </wp:cNvGraphicFramePr>
+                <a:graphic xmlns:a="http://schemas.openxmlformats.org/drawingml/2006/main">
+                  <a:graphicData uri="http://schemas.microsoft.com/office/word/2010/wordprocessingShape">
+                    <wps:wsp>
+                      <wps:cNvSpPr>
+                        <a:spLocks noChangeAspect="1" noChangeArrowheads="1"/>
+                      </wps:cNvSpPr>
+                      <wps:spPr bwMode="auto">
+                        <a:xfrm>
+                          <a:off x="0" y="0"/>
+                          <a:ext cx="152400" cy="152400"/>
+                        </a:xfrm>
+                        <a:prstGeom prst="rect">
+                          <a:avLst/>
+                        </a:prstGeom>
+                        <a:noFill/>
+                        <a:ln>
+                          <a:noFill/>
+                        </a:ln>
+                        <a:extLst>
+                          <a:ext uri="{909E8E84-426E-40DD-AFC4-6F175D3DCCD1}">
+                            <a14:hiddenFill xmlns:a14="http://schemas.microsoft.com/office/drawing/2010/main">
+                              <a:solidFill>
+                                <a:srgbClr val="FFFFFF"/>
+                              </a:solidFill>
+                            </a14:hiddenFill>
+                          </a:ext>
+                          <a:ext uri="{91240B29-F687-4F45-9708-019B960494DF}">
+                            <a14:hiddenLine xmlns:a14="http://schemas.microsoft.com/office/drawing/2010/main" w="9525">
+                              <a:solidFill>
+                                <a:srgbClr val="000000"/>
+                              </a:solidFill>
+                              <a:miter lim="800000"/>
+                              <a:headEnd/>
+                              <a:tailEnd/>
+                            </a14:hiddenLine>
+                          </a:ext>
+                        </a:extLst>
+                      </wps:spPr>
+                      <wps:bodyPr rot="0" vert="horz" wrap="square" lIns="91440" tIns="45720" rIns="91440" bIns="45720" anchor="t" anchorCtr="0" upright="1">
+                        <a:noAutofit/>
+                      </wps:bodyPr>
+                    </wps:wsp>
+                  </a:graphicData>
+                </a:graphic>
+              </wp:inline>
+            </w:drawing>
+          </mc:Choice>
+          <mc:Fallback>
+            <w:pict>
+              <v:rect w14:anchorId="6192EBE2" id="Rectangle 13" o:spid="_x0000_s1026" style="width:12pt;height:12pt;visibility:visible;mso-wrap-style:square;mso-left-percent:-10001;mso-top-percent:-10001;mso-position-horizontal:absolute;mso-position-horizontal-relative:char;mso-position-vertical:absolute;mso-position-vertical-relative:line;mso-left-percent:-10001;mso-top-percent:-10001;v-text-anchor:top" o:gfxdata="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" filled="f" stroked="f">
+                <o:lock v:ext="edit" aspectratio="t"/>
+                <w10:anchorlock/>
+              </v:rect>
+            </w:pict>
+          </mc:Fallback>
+        </mc:AlternateContent>
+      </w:r>
+    </w:p>
+    <w:p>
+      <w:r>
+        <w:t>User (</w:t>
+      </w:r>
+      <w:proofErr w:type="gramStart"/>
+      <w:r>
+        <w:t>default:</w:t>
+      </w:r>
+      <w:proofErr w:type="gramEnd"/>
+      <w:r>
+        <w:t xml:space="preserve"> 0)</w:t>
+      </w:r>
+    </w:p>
+    <w:p>
+      <w:pPr>
+        <w:numPr>
+          <w:ilvl w:val="0"/>
+          <w:numId w:val="39"/>
+        </w:numPr>
+      </w:pPr>
+      <w:r>
+        <w:t> Chaque pixel placé = +1 gold (côté serveur, pas côté client !)</w:t>
+      </w:r>
+    </w:p>
+    <w:p>
+      <w:pPr>
+        <w:numPr>
+          <w:ilvl w:val="0"/>
+          <w:numId w:val="39"/>
+        </w:numPr>
+      </w:pPr>
+      <w:r>
+        <w:t xml:space="preserve"> Afficher le solde en temps réel dans la </w:t>
+      </w:r>
+      <w:proofErr w:type="spellStart"/>
+      <w:r>
+        <w:t>Navbar</w:t>
+      </w:r>
+      <w:proofErr w:type="spellEnd"/>
+      <w:r>
+        <w:t xml:space="preserve"> ou le </w:t>
+      </w:r>
+      <w:proofErr w:type="spellStart"/>
+      <w:r>
+        <w:t>GameUI</w:t>
+      </w:r>
+      <w:proofErr w:type="spellEnd"/>
+    </w:p>
+    <w:p>
+      <w:pPr>
+        <w:numPr>
+          <w:ilvl w:val="0"/>
+          <w:numId w:val="39"/>
+        </w:numPr>
+      </w:pPr>
+      <w:r>
+        <w:t> Boutique : liste de couleurs premium achetables</w:t>
+      </w:r>
+    </w:p>
+    <w:p>
+      <w:pPr>
+        <w:numPr>
+          <w:ilvl w:val="0"/>
+          <w:numId w:val="39"/>
+        </w:numPr>
+      </w:pPr>
+      <w:r>
+        <w:t> Ajout des couleurs achetées au </w:t>
+      </w:r>
+      <w:proofErr w:type="spellStart"/>
+      <w:r>
+        <w:t>colors</w:t>
+      </w:r>
+      <w:proofErr w:type="spellEnd"/>
+      <w:r>
+        <w:t> du user</w:t>
+      </w:r>
+    </w:p>
+    <w:p>
+      <w:pPr>
+        <w:numPr>
+          <w:ilvl w:val="0"/>
+          <w:numId w:val="39"/>
+        </w:numPr>
+      </w:pPr>
+      <w:r>
+        <w:t xml:space="preserve"> UI de la boutique : </w:t>
+      </w:r>
+      <w:proofErr w:type="spellStart"/>
+      <w:r>
+        <w:t>cards</w:t>
+      </w:r>
+      <w:proofErr w:type="spellEnd"/>
+      <w:r>
+        <w:t xml:space="preserve"> de couleurs avec prix + bouton acheter</w:t>
+      </w:r>
+    </w:p>
+    <w:p>
+      <w:r>
+        <w:t>Gamification, tes collègues vont adorer.</w:t>
+      </w:r>
+    </w:p>
+    <w:p>
+      <w:r>
+        <w:pict w14:anchorId="7D4897A8">
+          <v:rect id="_x0000_i1028" style="width:389.55pt;height:.75pt" o:hrpct="0" o:hralign="center" o:hrstd="t" o:hr="t" fillcolor="#a0a0a0" stroked="f"/>
+        </w:pict>
+      </w:r>
+    </w:p>
+    <w:p>
+      <w:r>
+        <w:t xml:space="preserve">Étape 12 — </w:t>
+      </w:r>
+      <w:r>
+        <w:rPr>
+          <w:rFonts w:ascii="Segoe UI Emoji" w:hAnsi="Segoe UI Emoji" w:cs="Segoe UI Emoji"/>
+        </w:rPr>
+        <w:t>🔒</w:t>
+      </w:r>
+      <w:r>
+        <w:t xml:space="preserve"> Historique chat + gestion des messages</w:t>
+      </w:r>
+    </w:p>
+    <w:p>
+      <w:r>
+        <w:rPr>
+          <w:b/>
+          <w:bCs/>
+        </w:rPr>
+        <w:t xml:space="preserve">Durée estimée : 1h | Difficulté : </w:t>
+      </w:r>
+      <w:r>
+        <w:rPr>
+          <w:rFonts w:ascii="Segoe UI Emoji" w:hAnsi="Segoe UI Emoji" w:cs="Segoe UI Emoji"/>
+          <w:b/>
+          <w:bCs/>
+        </w:rPr>
+        <w:t>⭐</w:t>
+      </w:r>
+    </w:p>
+    <w:p>
+      <w:pPr>
+        <w:numPr>
+          <w:ilvl w:val="0"/>
+          <w:numId w:val="40"/>
+        </w:numPr>
+      </w:pPr>
+      <w:r>
+        <w:t> Quand un nouveau joueur rejoint, il ne reçoit </w:t>
+      </w:r>
+      <w:r>
+        <w:rPr>
+          <w:b/>
+          <w:bCs/>
+        </w:rPr>
+        <w:t>que les 20 derniers messages</w:t>
+      </w:r>
+      <w:r>
+        <w:t> (pas tout l'historique)</w:t>
+      </w:r>
+    </w:p>
+    <w:p>
+      <w:pPr>
+        <w:numPr>
+          <w:ilvl w:val="0"/>
+          <w:numId w:val="40"/>
+        </w:numPr>
+      </w:pPr>
+      <w:r>
+        <w:t> Ou encore mieux : il ne reçoit rien, le chat commence à son arrivée</w:t>
+      </w:r>
+    </w:p>
+    <w:p>
+      <w:pPr>
+        <w:numPr>
+          <w:ilvl w:val="0"/>
+          <w:numId w:val="40"/>
+        </w:numPr>
+      </w:pPr>
+      <w:r>
+        <w:t> </w:t>
+      </w:r>
+      <w:proofErr w:type="spellStart"/>
+      <w:r>
+        <w:t>Sanitizer</w:t>
+      </w:r>
+      <w:proofErr w:type="spellEnd"/>
+      <w:r>
+        <w:t xml:space="preserve"> les messages (échapper le HTML, limiter les caractères spéciaux)</w:t>
+      </w:r>
+    </w:p>
+    <w:p>
+      <w:r>
+        <w:t>Rapide à faire, important pour la sécurité.</w:t>
+      </w:r>
+    </w:p>
+    <w:p>
+      <w:r>
+        <w:lastRenderedPageBreak/>
+        <w:pict w14:anchorId="64EF151F">
+          <v:rect id="_x0000_i1029" style="width:389.55pt;height:.75pt" o:hrpct="0" o:hralign="center" o:hrstd="t" o:hr="t" fillcolor="#a0a0a0" stroked="f"/>
+        </w:pict>
+      </w:r>
+    </w:p>
+    <w:p>
+      <w:pPr>
+        <w:rPr>
+          <w:b/>
+          <w:bCs/>
+          <w:lang w:val="en-US"/>
+        </w:rPr>
+      </w:pPr>
+      <w:r>
+        <w:rPr>
+          <w:b/>
+          <w:bCs/>
+          <w:lang w:val="en-US"/>
+        </w:rPr>
+        <w:t xml:space="preserve">Phase 3 — Features </w:t>
+      </w:r>
+      <w:proofErr w:type="spellStart"/>
+      <w:r>
+        <w:rPr>
+          <w:b/>
+          <w:bCs/>
+          <w:lang w:val="en-US"/>
+        </w:rPr>
+        <w:t>sociales</w:t>
+      </w:r>
+      <w:proofErr w:type="spellEnd"/>
+      <w:r>
+        <w:rPr>
+          <w:b/>
+          <w:bCs/>
+          <w:lang w:val="en-US"/>
+        </w:rPr>
+        <w:t xml:space="preserve"> (polish final)</w:t>
+      </w:r>
+    </w:p>
+    <w:p>
+      <w:r>
+        <w:t xml:space="preserve">Étape 13 — </w:t>
+      </w:r>
+      <w:r>
+        <w:rPr>
+          <w:rFonts w:ascii="Segoe UI Emoji" w:hAnsi="Segoe UI Emoji" w:cs="Segoe UI Emoji"/>
+        </w:rPr>
+        <w:t>⚙️</w:t>
+      </w:r>
+      <w:r>
+        <w:t xml:space="preserve"> Système de Likes</w:t>
+      </w:r>
+    </w:p>
+    <w:p>
+      <w:r>
+        <w:rPr>
+          <w:b/>
+          <w:bCs/>
+        </w:rPr>
+        <w:t xml:space="preserve">Durée estimée : 2-3h | Difficulté : </w:t>
+      </w:r>
+      <w:r>
+        <w:rPr>
+          <w:rFonts w:ascii="Segoe UI Emoji" w:hAnsi="Segoe UI Emoji" w:cs="Segoe UI Emoji"/>
+          <w:b/>
+          <w:bCs/>
+        </w:rPr>
+        <w:t>⭐⭐⭐</w:t>
+      </w:r>
+    </w:p>
+    <w:p>
+      <w:pPr>
+        <w:numPr>
+          <w:ilvl w:val="0"/>
+          <w:numId w:val="41"/>
+        </w:numPr>
+      </w:pPr>
+      <w:r>
+        <w:t xml:space="preserve"> Ajouter au modèle </w:t>
+      </w:r>
+      <w:proofErr w:type="spellStart"/>
+      <w:r>
+        <w:t>Grid</w:t>
+      </w:r>
+      <w:proofErr w:type="spellEnd"/>
+      <w:r>
+        <w:t xml:space="preserve"> (ou un modèle séparé) : </w:t>
+      </w:r>
+      <w:proofErr w:type="gramStart"/>
+      <w:r>
+        <w:t>likes:</w:t>
+      </w:r>
+      <w:proofErr w:type="gramEnd"/>
+      <w:r>
+        <w:t xml:space="preserve"> </w:t>
+      </w:r>
+      <w:proofErr w:type="gramStart"/>
+      <w:r>
+        <w:t xml:space="preserve">[{ </w:t>
+      </w:r>
+      <w:proofErr w:type="spellStart"/>
+      <w:r>
+        <w:t>userId</w:t>
+      </w:r>
+      <w:proofErr w:type="spellEnd"/>
+      <w:proofErr w:type="gramEnd"/>
+      <w:r>
+        <w:t xml:space="preserve">, </w:t>
+      </w:r>
+      <w:proofErr w:type="gramStart"/>
+      <w:r>
+        <w:t>date }</w:t>
+      </w:r>
+      <w:proofErr w:type="gramEnd"/>
+      <w:r>
+        <w:t>]</w:t>
+      </w:r>
+    </w:p>
+    <w:p>
+      <w:pPr>
+        <w:numPr>
+          <w:ilvl w:val="0"/>
+          <w:numId w:val="41"/>
+        </w:numPr>
+      </w:pPr>
+      <w:r>
+        <w:t xml:space="preserve"> Un user ne peut liker qu'une seule fois par </w:t>
+      </w:r>
+      <w:proofErr w:type="spellStart"/>
+      <w:r>
+        <w:t>grid</w:t>
+      </w:r>
+      <w:proofErr w:type="spellEnd"/>
+    </w:p>
+    <w:p>
+      <w:pPr>
+        <w:numPr>
+          <w:ilvl w:val="0"/>
+          <w:numId w:val="41"/>
+        </w:numPr>
+        <w:rPr>
+          <w:lang w:val="en-US"/>
+        </w:rPr>
+      </w:pPr>
+      <w:r>
+        <w:t> </w:t>
+      </w:r>
+      <w:r>
+        <w:rPr>
+          <w:lang w:val="en-US"/>
+        </w:rPr>
+        <w:t>API/Socket event pour liker/</w:t>
+      </w:r>
+      <w:proofErr w:type="spellStart"/>
+      <w:r>
+        <w:rPr>
+          <w:lang w:val="en-US"/>
+        </w:rPr>
+        <w:t>unliker</w:t>
+      </w:r>
+      <w:proofErr w:type="spellEnd"/>
+    </w:p>
+    <w:p>
+      <w:pPr>
+        <w:numPr>
+          <w:ilvl w:val="0"/>
+          <w:numId w:val="41"/>
+        </w:numPr>
+      </w:pPr>
+      <w:r>
+        <w:rPr>
+          <w:lang w:val="en-US"/>
+        </w:rPr>
+        <w:t> </w:t>
+      </w:r>
+      <w:r>
+        <w:t xml:space="preserve">Afficher le nombre de likes sur chaque </w:t>
+      </w:r>
+      <w:proofErr w:type="spellStart"/>
+      <w:r>
+        <w:t>card</w:t>
+      </w:r>
+      <w:proofErr w:type="spellEnd"/>
+      <w:r>
+        <w:t xml:space="preserve"> de la galerie</w:t>
+      </w:r>
+    </w:p>
+    <w:p>
+      <w:pPr>
+        <w:numPr>
+          <w:ilvl w:val="0"/>
+          <w:numId w:val="41"/>
+        </w:numPr>
+      </w:pPr>
+      <w:r>
+        <w:t> Animation de cœur au clic</w:t>
+      </w:r>
+    </w:p>
+    <w:p>
+      <w:r>
+        <w:pict w14:anchorId="430A214D">
+          <v:rect id="_x0000_i1030" style="width:389.55pt;height:.75pt" o:hrpct="0" o:hralign="center" o:hrstd="t" o:hr="t" fillcolor="#a0a0a0" stroked="f"/>
+        </w:pict>
+      </w:r>
+    </w:p>
+    <w:p>
+      <w:r>
+        <w:t xml:space="preserve">Étape 14 — </w:t>
+      </w:r>
+      <w:r>
+        <w:rPr>
+          <w:rFonts w:ascii="Segoe UI Emoji" w:hAnsi="Segoe UI Emoji" w:cs="Segoe UI Emoji"/>
+        </w:rPr>
+        <w:t>🎨</w:t>
+      </w:r>
+      <w:r>
+        <w:t xml:space="preserve"> Classement</w:t>
+      </w:r>
+    </w:p>
+    <w:p>
+      <w:r>
+        <w:rPr>
+          <w:b/>
+          <w:bCs/>
+        </w:rPr>
+        <w:t xml:space="preserve">Durée estimée : 3h | Difficulté : </w:t>
+      </w:r>
+      <w:r>
+        <w:rPr>
+          <w:rFonts w:ascii="Segoe UI Emoji" w:hAnsi="Segoe UI Emoji" w:cs="Segoe UI Emoji"/>
+          <w:b/>
+          <w:bCs/>
+        </w:rPr>
+        <w:t>⭐⭐⭐</w:t>
+      </w:r>
+    </w:p>
+    <w:p>
+      <w:pPr>
+        <w:numPr>
+          <w:ilvl w:val="0"/>
+          <w:numId w:val="42"/>
+        </w:numPr>
+      </w:pPr>
+      <w:r>
+        <w:t> Nouvelle page/modal "Classement" avec 4 onglets : Jour / Semaine / Mois / Année</w:t>
+      </w:r>
+    </w:p>
+    <w:p>
+      <w:pPr>
+        <w:numPr>
+          <w:ilvl w:val="0"/>
+          <w:numId w:val="42"/>
+        </w:numPr>
+      </w:pPr>
+      <w:r>
+        <w:t> Classement basé sur les likes reçus dans la période</w:t>
+      </w:r>
+    </w:p>
+    <w:p>
+      <w:pPr>
+        <w:numPr>
+          <w:ilvl w:val="0"/>
+          <w:numId w:val="42"/>
+        </w:numPr>
+      </w:pPr>
+      <w:r>
+        <w:t> Top 10 avec pseudo, miniature, nombre de likes</w:t>
+      </w:r>
+    </w:p>
+    <w:p>
+      <w:pPr>
+        <w:numPr>
+          <w:ilvl w:val="0"/>
+          <w:numId w:val="42"/>
+        </w:numPr>
+      </w:pPr>
+      <w:r>
+        <w:t> Podium stylé pour les 3 premiers (médailles, tailles différentes)</w:t>
+      </w:r>
+    </w:p>
+    <w:p>
+      <w:r>
+        <w:pict w14:anchorId="76AC550C">
+          <v:rect id="_x0000_i1031" style="width:389.55pt;height:.75pt" o:hrpct="0" o:hralign="center" o:hrstd="t" o:hr="t" fillcolor="#a0a0a0" stroked="f"/>
+        </w:pict>
+      </w:r>
+    </w:p>
+    <w:p>
+      <w:r>
+        <w:t xml:space="preserve">Étape 15 — </w:t>
+      </w:r>
+      <w:r>
+        <w:rPr>
+          <w:rFonts w:ascii="Segoe UI Emoji" w:hAnsi="Segoe UI Emoji" w:cs="Segoe UI Emoji"/>
+        </w:rPr>
+        <w:t>⚙️</w:t>
+      </w:r>
+      <w:r>
+        <w:t xml:space="preserve"> Système de Report + Admin</w:t>
+      </w:r>
+    </w:p>
+    <w:p>
+      <w:r>
+        <w:rPr>
+          <w:b/>
+          <w:bCs/>
+        </w:rPr>
+        <w:t xml:space="preserve">Durée estimée : 4-5h | Difficulté : </w:t>
+      </w:r>
+      <w:r>
+        <w:rPr>
+          <w:rFonts w:ascii="Segoe UI Emoji" w:hAnsi="Segoe UI Emoji" w:cs="Segoe UI Emoji"/>
+          <w:b/>
+          <w:bCs/>
+        </w:rPr>
+        <w:t>⭐⭐⭐⭐</w:t>
+      </w:r>
+    </w:p>
+    <w:p>
+      <w:pPr>
+        <w:numPr>
+          <w:ilvl w:val="0"/>
+          <w:numId w:val="43"/>
+        </w:numPr>
+      </w:pPr>
+      <w:r>
+        <w:t xml:space="preserve"> Bouton "Signaler" sur les </w:t>
+      </w:r>
+      <w:proofErr w:type="spellStart"/>
+      <w:r>
+        <w:t>grids</w:t>
+      </w:r>
+      <w:proofErr w:type="spellEnd"/>
+      <w:r>
+        <w:t xml:space="preserve"> (en jeu + galerie)</w:t>
+      </w:r>
+    </w:p>
+    <w:p>
+      <w:pPr>
+        <w:numPr>
+          <w:ilvl w:val="0"/>
+          <w:numId w:val="43"/>
+        </w:numPr>
+        <w:rPr>
+          <w:lang w:val="en-US"/>
+        </w:rPr>
+      </w:pPr>
+      <w:r>
+        <w:t> </w:t>
+      </w:r>
+      <w:proofErr w:type="spellStart"/>
+      <w:r>
+        <w:rPr>
+          <w:lang w:val="en-US"/>
+        </w:rPr>
+        <w:t>Modèle</w:t>
+      </w:r>
+      <w:proofErr w:type="spellEnd"/>
+      <w:r>
+        <w:rPr>
+          <w:lang w:val="en-US"/>
+        </w:rPr>
+        <w:t xml:space="preserve"> Report : { </w:t>
+      </w:r>
+      <w:proofErr w:type="spellStart"/>
+      <w:r>
+        <w:rPr>
+          <w:lang w:val="en-US"/>
+        </w:rPr>
+        <w:t>gridId</w:t>
+      </w:r>
+      <w:proofErr w:type="spellEnd"/>
+      <w:r>
+        <w:rPr>
+          <w:lang w:val="en-US"/>
+        </w:rPr>
+        <w:t xml:space="preserve">, </w:t>
+      </w:r>
+      <w:proofErr w:type="spellStart"/>
+      <w:r>
+        <w:rPr>
+          <w:lang w:val="en-US"/>
+        </w:rPr>
+        <w:t>reporterId</w:t>
+      </w:r>
+      <w:proofErr w:type="spellEnd"/>
+      <w:r>
+        <w:rPr>
+          <w:lang w:val="en-US"/>
+        </w:rPr>
+        <w:t>, reason, date, status }</w:t>
+      </w:r>
+    </w:p>
+    <w:p>
+      <w:pPr>
+        <w:numPr>
+          <w:ilvl w:val="0"/>
+          <w:numId w:val="43"/>
+        </w:numPr>
+      </w:pPr>
+      <w:r>
+        <w:rPr>
+          <w:lang w:val="en-US"/>
+        </w:rPr>
+        <w:t> </w:t>
+      </w:r>
+      <w:r>
+        <w:t>Rôle </w:t>
+      </w:r>
+      <w:proofErr w:type="spellStart"/>
+      <w:r>
+        <w:t>superAdmin</w:t>
+      </w:r>
+      <w:proofErr w:type="spellEnd"/>
+      <w:r>
+        <w:t> dans le modèle </w:t>
+      </w:r>
+    </w:p>
+    <w:p>
+      <w:r>
+        <w:rPr>
+          <w:noProof/>
+        </w:rPr>
+        <mc:AlternateContent>
+          <mc:Choice Requires="wps">
+            <w:drawing>
+              <wp:inline distT="0" distB="0" distL="0" distR="0" wp14:anchorId="4C47918A" wp14:editId="3FA7FFFC">
+                <wp:extent cx="152400" cy="152400"/>
+                <wp:effectExtent l="0" t="0" r="0" b="0"/>
+                <wp:docPr id="362105297" name="Rectangle 12"/>
+                <wp:cNvGraphicFramePr>
+                  <a:graphicFrameLocks xmlns:a="http://schemas.openxmlformats.org/drawingml/2006/main" noChangeAspect="1"/>
+                </wp:cNvGraphicFramePr>
+                <a:graphic xmlns:a="http://schemas.openxmlformats.org/drawingml/2006/main">
+                  <a:graphicData uri="http://schemas.microsoft.com/office/word/2010/wordprocessingShape">
+                    <wps:wsp>
+                      <wps:cNvSpPr>
+                        <a:spLocks noChangeAspect="1" noChangeArrowheads="1"/>
+                      </wps:cNvSpPr>
+                      <wps:spPr bwMode="auto">
+                        <a:xfrm>
+                          <a:off x="0" y="0"/>
+                          <a:ext cx="152400" cy="152400"/>
+                        </a:xfrm>
+                        <a:prstGeom prst="rect">
+                          <a:avLst/>
+                        </a:prstGeom>
+                        <a:noFill/>
+                        <a:ln>
+                          <a:noFill/>
+                        </a:ln>
+                        <a:extLst>
+                          <a:ext uri="{909E8E84-426E-40DD-AFC4-6F175D3DCCD1}">
+                            <a14:hiddenFill xmlns:a14="http://schemas.microsoft.com/office/drawing/2010/main">
+                              <a:solidFill>
+                                <a:srgbClr val="FFFFFF"/>
+                              </a:solidFill>
+                            </a14:hiddenFill>
+                          </a:ext>
+                          <a:ext uri="{91240B29-F687-4F45-9708-019B960494DF}">
+                            <a14:hiddenLine xmlns:a14="http://schemas.microsoft.com/office/drawing/2010/main" w="9525">
+                              <a:solidFill>
+                                <a:srgbClr val="000000"/>
+                              </a:solidFill>
+                              <a:miter lim="800000"/>
+                              <a:headEnd/>
+                              <a:tailEnd/>
+                            </a14:hiddenLine>
+                          </a:ext>
+                        </a:extLst>
+                      </wps:spPr>
+                      <wps:bodyPr rot="0" vert="horz" wrap="square" lIns="91440" tIns="45720" rIns="91440" bIns="45720" anchor="t" anchorCtr="0" upright="1">
+                        <a:noAutofit/>
+                      </wps:bodyPr>
+                    </wps:wsp>
+                  </a:graphicData>
+                </a:graphic>
+              </wp:inline>
+            </w:drawing>
+          </mc:Choice>
+          <mc:Fallback>
+            <w:pict>
+              <v:rect w14:anchorId="591711A1" id="Rectangle 12" o:spid="_x0000_s1026" style="width:12pt;height:12pt;visibility:visible;mso-wrap-style:square;mso-left-percent:-10001;mso-top-percent:-10001;mso-position-horizontal:absolute;mso-position-horizontal-relative:char;mso-position-vertical:absolute;mso-position-vertical-relative:line;mso-left-percent:-10001;mso-top-percent:-10001;v-text-anchor:top" o:gfxdata="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" filled="f" stroked="f">
+                <o:lock v:ext="edit" aspectratio="t"/>
+                <w10:anchorlock/>
+              </v:rect>
+            </w:pict>
+          </mc:Fallback>
+        </mc:AlternateContent>
+      </w:r>
+    </w:p>
+    <w:p>
+      <w:r>
+        <w:t>User</w:t>
+      </w:r>
+    </w:p>
+    <w:p>
+      <w:pPr>
+        <w:numPr>
+          <w:ilvl w:val="0"/>
+          <w:numId w:val="43"/>
+        </w:numPr>
+      </w:pPr>
+      <w:r>
+        <w:t xml:space="preserve"> Panel admin : voir les reports, supprimer des </w:t>
+      </w:r>
+      <w:proofErr w:type="spellStart"/>
+      <w:r>
+        <w:t>grids</w:t>
+      </w:r>
+      <w:proofErr w:type="spellEnd"/>
+      <w:r>
+        <w:t>, bannir des joueurs</w:t>
+      </w:r>
+    </w:p>
+    <w:p>
+      <w:pPr>
+        <w:numPr>
+          <w:ilvl w:val="0"/>
+          <w:numId w:val="43"/>
+        </w:numPr>
+      </w:pPr>
+      <w:r>
+        <w:t> Badge spécial admin dans le chat</w:t>
+      </w:r>
+    </w:p>
+    <w:p>
+      <w:r>
+        <w:lastRenderedPageBreak/>
+        <w:pict w14:anchorId="70A72F6D">
+          <v:rect id="_x0000_i1032" style="width:389.55pt;height:.75pt" o:hrpct="0" o:hralign="center" o:hrstd="t" o:hr="t" fillcolor="#a0a0a0" stroked="f"/>
+        </w:pict>
+      </w:r>
+    </w:p>
+    <w:p>
+      <w:pPr>
+        <w:ind w:left="360"/>
+      </w:pPr>
+    </w:p>
+    <w:p>
+      <w:pPr>
+        <w:pStyle w:val="Titre1"/>
+      </w:pPr>
+      <w:r>
+        <w:t>TODO 2 :</w:t>
       </w:r>
     </w:p>
     <w:p>
@@ -2850,21 +4196,16 @@
         </w:numPr>
       </w:pPr>
       <w:r>
-        <w:t xml:space="preserve">Sauver la </w:t>
+        <w:t xml:space="preserve">Page de landing, accorder possibilité d’aller sur le lobby et rejoindre une partie, socket.ID = </w:t>
       </w:r>
       <w:proofErr w:type="spellStart"/>
       <w:r>
-        <w:t>grid</w:t>
+        <w:t>guest</w:t>
       </w:r>
       <w:proofErr w:type="spellEnd"/>
       <w:r>
-        <w:t xml:space="preserve"> dans la DB toutes les </w:t>
-      </w:r>
-      <w:proofErr w:type="spellStart"/>
-      <w:r>
-        <w:t>xmin</w:t>
-      </w:r>
-      <w:proofErr w:type="spellEnd"/>
+        <w:t xml:space="preserve"> =&gt; ne peut pas poser de pixel, ni chat, juste regarder les room en live</w:t>
+      </w:r>
     </w:p>
     <w:p>
       <w:pPr>
@@ -2875,15 +4216,39 @@
         </w:numPr>
       </w:pPr>
       <w:r>
-        <w:t xml:space="preserve">Afficher sur chaque </w:t>
+        <w:t xml:space="preserve">PNG =&gt; </w:t>
       </w:r>
       <w:proofErr w:type="spellStart"/>
       <w:r>
-        <w:t>card</w:t>
+        <w:t>WebP</w:t>
       </w:r>
       <w:proofErr w:type="spellEnd"/>
       <w:r>
-        <w:t xml:space="preserve"> la dernière sauvegarde de l’image </w:t>
+        <w:t xml:space="preserve"> (</w:t>
+      </w:r>
+      <w:proofErr w:type="spellStart"/>
+      <w:r>
+        <w:t>canvas</w:t>
+      </w:r>
+      <w:proofErr w:type="spellEnd"/>
+      <w:r>
+        <w:t xml:space="preserve"> ne </w:t>
+      </w:r>
+      <w:proofErr w:type="spellStart"/>
+      <w:r>
+        <w:t>gere</w:t>
+      </w:r>
+      <w:proofErr w:type="spellEnd"/>
+      <w:r>
+        <w:t xml:space="preserve"> pas </w:t>
+      </w:r>
+      <w:proofErr w:type="spellStart"/>
+      <w:r>
+        <w:t>WebP</w:t>
+      </w:r>
+      <w:proofErr w:type="spellEnd"/>
+      <w:r>
+        <w:t>)</w:t>
       </w:r>
     </w:p>
     <w:p>
@@ -2895,23 +4260,10 @@
         </w:numPr>
       </w:pPr>
       <w:r>
-        <w:t xml:space="preserve">Plus d’info sur la </w:t>
-      </w:r>
-      <w:proofErr w:type="spellStart"/>
-      <w:r>
-        <w:t>card</w:t>
-      </w:r>
-      <w:proofErr w:type="spellEnd"/>
-      <w:r>
-        <w:t xml:space="preserve">, nombre de joueur </w:t>
-      </w:r>
-      <w:proofErr w:type="spellStart"/>
-      <w:r>
-        <w:t>co</w:t>
-      </w:r>
-      <w:proofErr w:type="spellEnd"/>
-      <w:r>
-        <w:t>, pseudo de l’host</w:t>
+        <w:t>Limiter le nombre de message sur le chat</w:t>
+      </w:r>
+      <w:r>
+        <w:t xml:space="preserve"> + sauvegarder logs sur DB</w:t>
       </w:r>
     </w:p>
     <w:p>
@@ -2923,23 +4275,15 @@
         </w:numPr>
       </w:pPr>
       <w:r>
-        <w:t xml:space="preserve">La </w:t>
+        <w:t xml:space="preserve">Palette </w:t>
       </w:r>
       <w:proofErr w:type="spellStart"/>
       <w:r>
-        <w:t>gallery</w:t>
+        <w:t>decalée</w:t>
       </w:r>
       <w:proofErr w:type="spellEnd"/>
       <w:r>
-        <w:t xml:space="preserve"> est limité à genre 50 </w:t>
-      </w:r>
-      <w:proofErr w:type="spellStart"/>
-      <w:r>
-        <w:t>grid</w:t>
-      </w:r>
-      <w:proofErr w:type="spellEnd"/>
-      <w:r>
-        <w:t>, la 1ere affichée est la dernière</w:t>
+        <w:t xml:space="preserve"> sur mobile, enlever « spawn » fixe</w:t>
       </w:r>
     </w:p>
     <w:p>
@@ -2951,7 +4295,15 @@
         </w:numPr>
       </w:pPr>
       <w:r>
-        <w:t>Implémenter système de like, sauvegarder les likes</w:t>
+        <w:t xml:space="preserve">Chat qui </w:t>
+      </w:r>
+      <w:proofErr w:type="spellStart"/>
+      <w:r>
+        <w:t>defile</w:t>
+      </w:r>
+      <w:proofErr w:type="spellEnd"/>
+      <w:r>
+        <w:t xml:space="preserve"> automatiquement</w:t>
       </w:r>
     </w:p>
     <w:p>
@@ -2963,29 +4315,7 @@
         </w:numPr>
       </w:pPr>
       <w:r>
-        <w:t xml:space="preserve">Nouvelle interface classement avec 4 </w:t>
-      </w:r>
-      <w:proofErr w:type="gramStart"/>
-      <w:r>
-        <w:t>onglet</w:t>
-      </w:r>
-      <w:proofErr w:type="gramEnd"/>
-      <w:r>
-        <w:t xml:space="preserve">, </w:t>
-      </w:r>
-      <w:proofErr w:type="spellStart"/>
-      <w:r>
-        <w:t>daily</w:t>
-      </w:r>
-      <w:proofErr w:type="spellEnd"/>
-      <w:r>
-        <w:t>, hebdo, mensuel, annuel avec reset. Ceux avec plus de like = 1</w:t>
-      </w:r>
-      <w:r>
-        <w:rPr>
-          <w:vertAlign w:val="superscript"/>
-        </w:rPr>
-        <w:t>er</w:t>
+        <w:t>Chat, message limité a 100, mettre un carré 0/100 qui monte pour montrer au gens, et quand on essaye de mettre plus ça clignote en rouge</w:t>
       </w:r>
     </w:p>
     <w:p>
@@ -2996,37 +4326,51 @@
           <w:numId w:val="22"/>
         </w:numPr>
       </w:pPr>
+      <w:r>
+        <w:t xml:space="preserve">Validation sur </w:t>
+      </w:r>
       <w:proofErr w:type="spellStart"/>
       <w:r>
-        <w:t>Possibiliter</w:t>
+        <w:t>closeRoom</w:t>
       </w:r>
       <w:proofErr w:type="spellEnd"/>
       <w:r>
-        <w:t xml:space="preserve"> de </w:t>
+        <w:t xml:space="preserve"> </w:t>
       </w:r>
       <w:proofErr w:type="spellStart"/>
       <w:r>
-        <w:t>rport</w:t>
+        <w:t>deleteCanvas</w:t>
       </w:r>
       <w:proofErr w:type="spellEnd"/>
       <w:r>
-        <w:t xml:space="preserve"> une </w:t>
+        <w:t xml:space="preserve"> </w:t>
       </w:r>
       <w:proofErr w:type="spellStart"/>
       <w:r>
-        <w:t>grid</w:t>
+        <w:t>finishCanvas</w:t>
       </w:r>
       <w:proofErr w:type="spellEnd"/>
       <w:r>
-        <w:t xml:space="preserve">, en jeu et dans la </w:t>
+        <w:t xml:space="preserve"> et </w:t>
       </w:r>
       <w:proofErr w:type="spellStart"/>
       <w:r>
-        <w:t>gallerie</w:t>
+        <w:t>exitGame</w:t>
       </w:r>
       <w:proofErr w:type="spellEnd"/>
       <w:r>
-        <w:t>, gérer système de report, mail ?</w:t>
+        <w:t xml:space="preserve"> =&gt; </w:t>
+      </w:r>
+      <w:r>
+        <w:t xml:space="preserve">check </w:t>
+      </w:r>
+      <w:proofErr w:type="spellStart"/>
+      <w:r>
+        <w:t>l’id</w:t>
+      </w:r>
+      <w:proofErr w:type="spellEnd"/>
+      <w:r>
+        <w:t xml:space="preserve"> de l’host, sinon n importe qui peut fermer la room</w:t>
       </w:r>
     </w:p>
     <w:p>
@@ -3038,811 +4382,43 @@
         </w:numPr>
       </w:pPr>
       <w:r>
-        <w:t xml:space="preserve">Rôle de super admin IG, a accès </w:t>
+        <w:t xml:space="preserve">Connection à </w:t>
+      </w:r>
+      <w:proofErr w:type="gramStart"/>
+      <w:r>
+        <w:t>plusieurs endroit</w:t>
+      </w:r>
+      <w:proofErr w:type="gramEnd"/>
+      <w:r>
+        <w:t xml:space="preserve">, double host dans même </w:t>
       </w:r>
       <w:proofErr w:type="spellStart"/>
       <w:r>
-        <w:t>a</w:t>
+        <w:t>grid</w:t>
       </w:r>
       <w:proofErr w:type="spellEnd"/>
-      <w:r>
-        <w:t xml:space="preserve"> toutes les </w:t>
-      </w:r>
-      <w:proofErr w:type="spellStart"/>
-      <w:r>
-        <w:t>grids</w:t>
-      </w:r>
-      <w:proofErr w:type="spellEnd"/>
-      <w:r>
-        <w:t xml:space="preserve"> et a des outils pour </w:t>
-      </w:r>
-      <w:proofErr w:type="spellStart"/>
-      <w:r>
-        <w:t>delete</w:t>
-      </w:r>
-      <w:proofErr w:type="spellEnd"/>
-      <w:r>
-        <w:t xml:space="preserve"> direct, ban joueur, rôle spécial sur le chat</w:t>
-      </w:r>
-    </w:p>
-    <w:p/>
-    <w:p/>
-    <w:p>
-      <w:pPr>
-        <w:rPr>
-          <w:b/>
-          <w:bCs/>
-        </w:rPr>
-      </w:pPr>
-      <w:r>
-        <w:rPr>
-          <w:b/>
-          <w:bCs/>
-        </w:rPr>
-        <w:lastRenderedPageBreak/>
-        <w:t>1. Interface &amp; Expérience Utilisateur (UI / UX)</w:t>
-      </w:r>
-    </w:p>
-    <w:p>
-      <w:r>
-        <w:rPr>
-          <w:i/>
-          <w:iCs/>
-        </w:rPr>
-        <w:t xml:space="preserve">Idéal pour les jours où tu veux faire du visuel, du </w:t>
-      </w:r>
-      <w:proofErr w:type="spellStart"/>
-      <w:r>
-        <w:rPr>
-          <w:i/>
-          <w:iCs/>
-        </w:rPr>
-        <w:t>React</w:t>
-      </w:r>
-      <w:proofErr w:type="spellEnd"/>
-      <w:r>
-        <w:rPr>
-          <w:i/>
-          <w:iCs/>
-        </w:rPr>
-        <w:t xml:space="preserve"> pur et du </w:t>
-      </w:r>
-      <w:proofErr w:type="spellStart"/>
-      <w:r>
-        <w:rPr>
-          <w:i/>
-          <w:iCs/>
-        </w:rPr>
-        <w:t>Tailwind</w:t>
-      </w:r>
-      <w:proofErr w:type="spellEnd"/>
-      <w:r>
-        <w:rPr>
-          <w:i/>
-          <w:iCs/>
-        </w:rPr>
-        <w:t>.</w:t>
-      </w:r>
-    </w:p>
-    <w:p>
-      <w:pPr>
+    </w:p>
+    <w:p>
+      <w:pPr>
+        <w:pStyle w:val="Paragraphedeliste"/>
         <w:numPr>
           <w:ilvl w:val="0"/>
-          <w:numId w:val="23"/>
+          <w:numId w:val="22"/>
         </w:numPr>
       </w:pPr>
       <w:r>
-        <w:rPr>
-          <w:b/>
-          <w:bCs/>
-        </w:rPr>
-        <w:t>Refonte de l'accueil :</w:t>
-      </w:r>
-      <w:r>
-        <w:t xml:space="preserve"> Créer une vraie page de Landing/Connexion avec un super titre. Si le joueur a déjà un </w:t>
-      </w:r>
-      <w:proofErr w:type="spellStart"/>
-      <w:r>
-        <w:t>token</w:t>
-      </w:r>
-      <w:proofErr w:type="spellEnd"/>
-      <w:r>
-        <w:t>, on le redirige direct au Lobby.</w:t>
-      </w:r>
-    </w:p>
-    <w:p>
-      <w:pPr>
+        <w:t>Notif nouveau message sur chat</w:t>
+      </w:r>
+    </w:p>
+    <w:p>
+      <w:pPr>
+        <w:pStyle w:val="Paragraphedeliste"/>
         <w:numPr>
           <w:ilvl w:val="0"/>
-          <w:numId w:val="23"/>
+          <w:numId w:val="22"/>
         </w:numPr>
       </w:pPr>
-      <w:r>
-        <w:rPr>
-          <w:b/>
-          <w:bCs/>
-        </w:rPr>
-        <w:t>Lobby unifié :</w:t>
-      </w:r>
-      <w:r>
-        <w:t xml:space="preserve"> Intégrer la création/reprise de partie directement dans la liste des salons (la 1ère carte = </w:t>
-      </w:r>
-      <w:proofErr w:type="spellStart"/>
-      <w:r>
-        <w:t>Resume</w:t>
-      </w:r>
-      <w:proofErr w:type="spellEnd"/>
-      <w:r>
-        <w:t xml:space="preserve"> ou New Game).</w:t>
-      </w:r>
-    </w:p>
-    <w:p>
-      <w:pPr>
-        <w:numPr>
-          <w:ilvl w:val="0"/>
-          <w:numId w:val="23"/>
-        </w:numPr>
-      </w:pPr>
-      <w:r>
-        <w:rPr>
-          <w:b/>
-          <w:bCs/>
-        </w:rPr>
-        <w:t>Cartes des salons enrichies :</w:t>
-      </w:r>
-      <w:r>
-        <w:t xml:space="preserve"> Afficher sur chaque carte l'image de la dernière sauvegarde, le nombre de joueurs connectés, et le pseudo de l'hôte.</w:t>
-      </w:r>
-    </w:p>
-    <w:p>
-      <w:pPr>
-        <w:numPr>
-          <w:ilvl w:val="0"/>
-          <w:numId w:val="23"/>
-        </w:numPr>
-      </w:pPr>
-      <w:r>
-        <w:rPr>
-          <w:b/>
-          <w:bCs/>
-        </w:rPr>
-        <w:t>Outils de dessin :</w:t>
-      </w:r>
-      <w:r>
-        <w:t xml:space="preserve"> Refaire le design de la palette.</w:t>
-      </w:r>
-    </w:p>
-    <w:p>
-      <w:pPr>
-        <w:numPr>
-          <w:ilvl w:val="0"/>
-          <w:numId w:val="23"/>
-        </w:numPr>
-      </w:pPr>
-      <w:r>
-        <w:rPr>
-          <w:b/>
-          <w:bCs/>
-        </w:rPr>
-        <w:t>Customisation de palette :</w:t>
-      </w:r>
-      <w:r>
-        <w:t xml:space="preserve"> Créer l'interface permettant au joueur de choisir ses 10 couleurs actives sur sa palette (le blanc restant toujours la gomme).</w:t>
-      </w:r>
-    </w:p>
-    <w:p>
-      <w:pPr>
-        <w:numPr>
-          <w:ilvl w:val="0"/>
-          <w:numId w:val="23"/>
-        </w:numPr>
-      </w:pPr>
-      <w:r>
-        <w:rPr>
-          <w:b/>
-          <w:bCs/>
-        </w:rPr>
-        <w:t>Menu personnel :</w:t>
-      </w:r>
-      <w:r>
-        <w:t xml:space="preserve"> Créer l'interface "Mes grilles" pour que le joueur gère ses œuvres.</w:t>
-      </w:r>
-    </w:p>
-    <w:p>
-      <w:pPr>
-        <w:rPr>
-          <w:b/>
-          <w:bCs/>
-        </w:rPr>
-      </w:pPr>
-      <w:r>
-        <w:rPr>
-          <w:rFonts w:ascii="Segoe UI Emoji" w:hAnsi="Segoe UI Emoji" w:cs="Segoe UI Emoji"/>
-          <w:b/>
-          <w:bCs/>
-        </w:rPr>
-        <w:t>⚙️</w:t>
-      </w:r>
-      <w:r>
-        <w:rPr>
-          <w:b/>
-          <w:bCs/>
-        </w:rPr>
-        <w:t xml:space="preserve"> 2. Gestion des Salons &amp; Multijoueur (Core Gameplay)</w:t>
-      </w:r>
-    </w:p>
-    <w:p>
-      <w:r>
-        <w:rPr>
-          <w:i/>
-          <w:iCs/>
-        </w:rPr>
-        <w:t>Pour les jours où tu as envie de jouer avec Socket.io et la logique de jeu.</w:t>
-      </w:r>
-    </w:p>
-    <w:p>
-      <w:pPr>
-        <w:numPr>
-          <w:ilvl w:val="0"/>
-          <w:numId w:val="24"/>
-        </w:numPr>
-      </w:pPr>
-      <w:r>
-        <w:rPr>
-          <w:b/>
-          <w:bCs/>
-        </w:rPr>
-        <w:t>Les 3 états de grille :</w:t>
-      </w:r>
-    </w:p>
-    <w:p>
-      <w:pPr>
-        <w:numPr>
-          <w:ilvl w:val="1"/>
-          <w:numId w:val="24"/>
-        </w:numPr>
-      </w:pPr>
-      <w:r>
-        <w:rPr>
-          <w:i/>
-          <w:iCs/>
-        </w:rPr>
-        <w:t>Privé :</w:t>
-      </w:r>
-      <w:r>
-        <w:t xml:space="preserve"> Invisible dans le lobby, accès par invitation (effet GLOW sur la carte pour les invités).</w:t>
-      </w:r>
-    </w:p>
-    <w:p>
-      <w:pPr>
-        <w:numPr>
-          <w:ilvl w:val="1"/>
-          <w:numId w:val="24"/>
-        </w:numPr>
-      </w:pPr>
-      <w:r>
-        <w:rPr>
-          <w:i/>
-          <w:iCs/>
-        </w:rPr>
-        <w:t>Public Limited :</w:t>
-      </w:r>
-      <w:r>
-        <w:t xml:space="preserve"> Visible dans le lobby, tout le monde peut regarder, mais il faut une invitation pour poser un pixel.</w:t>
-      </w:r>
-    </w:p>
-    <w:p>
-      <w:pPr>
-        <w:numPr>
-          <w:ilvl w:val="1"/>
-          <w:numId w:val="24"/>
-        </w:numPr>
-      </w:pPr>
-      <w:r>
-        <w:rPr>
-          <w:i/>
-          <w:iCs/>
-        </w:rPr>
-        <w:t xml:space="preserve">Public </w:t>
-      </w:r>
-      <w:proofErr w:type="spellStart"/>
-      <w:r>
-        <w:rPr>
-          <w:i/>
-          <w:iCs/>
-        </w:rPr>
-        <w:t>Unlimited</w:t>
-      </w:r>
-      <w:proofErr w:type="spellEnd"/>
-      <w:r>
-        <w:rPr>
-          <w:i/>
-          <w:iCs/>
-        </w:rPr>
-        <w:t xml:space="preserve"> :</w:t>
-      </w:r>
-      <w:r>
-        <w:t xml:space="preserve"> Le système ouvert actuel.</w:t>
-      </w:r>
-    </w:p>
-    <w:p>
-      <w:pPr>
-        <w:numPr>
-          <w:ilvl w:val="0"/>
-          <w:numId w:val="24"/>
-        </w:numPr>
-      </w:pPr>
-      <w:r>
-        <w:rPr>
-          <w:b/>
-          <w:bCs/>
-        </w:rPr>
-        <w:t>Écran de fin (</w:t>
-      </w:r>
-      <w:proofErr w:type="spellStart"/>
-      <w:r>
-        <w:rPr>
-          <w:b/>
-          <w:bCs/>
-        </w:rPr>
-        <w:t>isFinished</w:t>
-      </w:r>
-      <w:proofErr w:type="spellEnd"/>
-      <w:r>
-        <w:rPr>
-          <w:b/>
-          <w:bCs/>
-        </w:rPr>
-        <w:t>) :</w:t>
-      </w:r>
-      <w:r>
-        <w:t xml:space="preserve"> Fenêtre de victoire (arc-en-ciel, GG !), affichage de l'œuvre finale, et bouton pour publier l'œuvre (</w:t>
-      </w:r>
-      <w:proofErr w:type="spellStart"/>
-      <w:r>
-        <w:t>onGallery</w:t>
-      </w:r>
-      <w:proofErr w:type="spellEnd"/>
-      <w:r>
-        <w:t>=</w:t>
-      </w:r>
-      <w:proofErr w:type="spellStart"/>
-      <w:r>
-        <w:t>true</w:t>
-      </w:r>
-      <w:proofErr w:type="spellEnd"/>
-      <w:r>
-        <w:t>).</w:t>
-      </w:r>
-    </w:p>
-    <w:p>
-      <w:pPr>
-        <w:rPr>
-          <w:b/>
-          <w:bCs/>
-        </w:rPr>
-      </w:pPr>
-      <w:r>
-        <w:rPr>
-          <w:rFonts w:ascii="Segoe UI Emoji" w:hAnsi="Segoe UI Emoji" w:cs="Segoe UI Emoji"/>
-          <w:b/>
-          <w:bCs/>
-        </w:rPr>
-        <w:t>🖼️</w:t>
-      </w:r>
-      <w:r>
-        <w:rPr>
-          <w:b/>
-          <w:bCs/>
-        </w:rPr>
-        <w:t xml:space="preserve"> 3. Galerie &amp; Aspect Social</w:t>
-      </w:r>
-    </w:p>
-    <w:p>
-      <w:r>
-        <w:rPr>
-          <w:i/>
-          <w:iCs/>
-        </w:rPr>
-        <w:t xml:space="preserve">Parfait pour lier le </w:t>
-      </w:r>
-      <w:proofErr w:type="spellStart"/>
-      <w:r>
-        <w:rPr>
-          <w:i/>
-          <w:iCs/>
-        </w:rPr>
-        <w:t>Front-end</w:t>
-      </w:r>
-      <w:proofErr w:type="spellEnd"/>
-      <w:r>
-        <w:rPr>
-          <w:i/>
-          <w:iCs/>
-        </w:rPr>
-        <w:t xml:space="preserve"> et les requêtes BDD (</w:t>
-      </w:r>
-      <w:proofErr w:type="spellStart"/>
-      <w:r>
-        <w:rPr>
-          <w:i/>
-          <w:iCs/>
-        </w:rPr>
-        <w:t>Mongoose</w:t>
-      </w:r>
-      <w:proofErr w:type="spellEnd"/>
-      <w:r>
-        <w:rPr>
-          <w:i/>
-          <w:iCs/>
-        </w:rPr>
-        <w:t>).</w:t>
-      </w:r>
-    </w:p>
-    <w:p>
-      <w:pPr>
-        <w:numPr>
-          <w:ilvl w:val="0"/>
-          <w:numId w:val="25"/>
-        </w:numPr>
-      </w:pPr>
-      <w:r>
-        <w:rPr>
-          <w:b/>
-          <w:bCs/>
-        </w:rPr>
-        <w:t>Logique de la Galerie :</w:t>
-      </w:r>
-      <w:r>
-        <w:t xml:space="preserve"> N'afficher que les grilles avec </w:t>
-      </w:r>
-      <w:proofErr w:type="spellStart"/>
-      <w:r>
-        <w:t>onGallery</w:t>
-      </w:r>
-      <w:proofErr w:type="spellEnd"/>
-      <w:r>
-        <w:t>=</w:t>
-      </w:r>
-      <w:proofErr w:type="spellStart"/>
-      <w:r>
-        <w:t>true</w:t>
-      </w:r>
-      <w:proofErr w:type="spellEnd"/>
-      <w:r>
-        <w:t>. Limiter l'affichage aux 50 plus récentes.</w:t>
-      </w:r>
-    </w:p>
-    <w:p>
-      <w:pPr>
-        <w:numPr>
-          <w:ilvl w:val="0"/>
-          <w:numId w:val="25"/>
-        </w:numPr>
-      </w:pPr>
-      <w:r>
-        <w:rPr>
-          <w:b/>
-          <w:bCs/>
-        </w:rPr>
-        <w:t>Système de Likes :</w:t>
-      </w:r>
-      <w:r>
-        <w:t xml:space="preserve"> Implémenter les likes sur les grilles et les sauvegarder dans la BDD.</w:t>
-      </w:r>
-    </w:p>
-    <w:p>
-      <w:pPr>
-        <w:numPr>
-          <w:ilvl w:val="0"/>
-          <w:numId w:val="25"/>
-        </w:numPr>
-      </w:pPr>
-      <w:r>
-        <w:rPr>
-          <w:b/>
-          <w:bCs/>
-        </w:rPr>
-        <w:lastRenderedPageBreak/>
-        <w:t>Classement (</w:t>
-      </w:r>
-      <w:proofErr w:type="spellStart"/>
-      <w:r>
-        <w:rPr>
-          <w:b/>
-          <w:bCs/>
-        </w:rPr>
-        <w:t>Leaderboard</w:t>
-      </w:r>
-      <w:proofErr w:type="spellEnd"/>
-      <w:r>
-        <w:rPr>
-          <w:b/>
-          <w:bCs/>
-        </w:rPr>
-        <w:t>) :</w:t>
-      </w:r>
-      <w:r>
-        <w:t xml:space="preserve"> Créer une interface avec 4 onglets (Daily, Hebdo, Mensuel, Annuel). Les grilles avec le plus de likes sont premières. Gérer les </w:t>
-      </w:r>
-      <w:proofErr w:type="spellStart"/>
-      <w:r>
-        <w:t>resets</w:t>
-      </w:r>
-      <w:proofErr w:type="spellEnd"/>
-      <w:r>
-        <w:t xml:space="preserve"> de compteurs.</w:t>
-      </w:r>
-    </w:p>
-    <w:p>
-      <w:pPr>
-        <w:rPr>
-          <w:b/>
-          <w:bCs/>
-        </w:rPr>
-      </w:pPr>
-      <w:r>
-        <w:rPr>
-          <w:rFonts w:ascii="Segoe UI Emoji" w:hAnsi="Segoe UI Emoji" w:cs="Segoe UI Emoji"/>
-          <w:b/>
-          <w:bCs/>
-        </w:rPr>
-        <w:t>💰</w:t>
-      </w:r>
-      <w:r>
-        <w:rPr>
-          <w:b/>
-          <w:bCs/>
-        </w:rPr>
-        <w:t xml:space="preserve"> 4. Économie &amp; Progression</w:t>
-      </w:r>
-    </w:p>
-    <w:p>
-      <w:r>
-        <w:rPr>
-          <w:i/>
-          <w:iCs/>
-        </w:rPr>
-        <w:t>La boucle de rétention ! Simple à coder, mais crucial pour faire revenir les joueurs.</w:t>
-      </w:r>
-    </w:p>
-    <w:p>
-      <w:pPr>
-        <w:numPr>
-          <w:ilvl w:val="0"/>
-          <w:numId w:val="26"/>
-        </w:numPr>
-      </w:pPr>
-      <w:r>
-        <w:rPr>
-          <w:b/>
-          <w:bCs/>
-        </w:rPr>
-        <w:t>Génération de monnaie :</w:t>
-      </w:r>
-      <w:r>
-        <w:t xml:space="preserve"> 1 pixel posé = 1 Gold ajouté au profil du joueur.</w:t>
-      </w:r>
-    </w:p>
-    <w:p>
-      <w:pPr>
-        <w:numPr>
-          <w:ilvl w:val="0"/>
-          <w:numId w:val="26"/>
-        </w:numPr>
-      </w:pPr>
-      <w:r>
-        <w:rPr>
-          <w:b/>
-          <w:bCs/>
-        </w:rPr>
-        <w:t>Boutique :</w:t>
-      </w:r>
-      <w:r>
-        <w:t xml:space="preserve"> Créer le magasin permettant d'acheter de nouvelles couleurs avec ses Golds.</w:t>
-      </w:r>
-    </w:p>
-    <w:p>
-      <w:pPr>
-        <w:rPr>
-          <w:b/>
-          <w:bCs/>
-        </w:rPr>
-      </w:pPr>
-      <w:r>
-        <w:rPr>
-          <w:rFonts w:ascii="Segoe UI Emoji" w:hAnsi="Segoe UI Emoji" w:cs="Segoe UI Emoji"/>
-          <w:b/>
-          <w:bCs/>
-        </w:rPr>
-        <w:t>🛡️</w:t>
-      </w:r>
-      <w:r>
-        <w:rPr>
-          <w:b/>
-          <w:bCs/>
-        </w:rPr>
-        <w:t xml:space="preserve"> 5. Sécurité &amp; Modération</w:t>
-      </w:r>
-    </w:p>
-    <w:p>
-      <w:r>
-        <w:rPr>
-          <w:i/>
-          <w:iCs/>
-        </w:rPr>
-        <w:t>Le côté "Défense" de ton jeu. Vital avant d'avoir trop de monde.</w:t>
-      </w:r>
-    </w:p>
-    <w:p>
-      <w:pPr>
-        <w:numPr>
-          <w:ilvl w:val="0"/>
-          <w:numId w:val="27"/>
-        </w:numPr>
-      </w:pPr>
-      <w:r>
-        <w:rPr>
-          <w:b/>
-          <w:bCs/>
-        </w:rPr>
-        <w:t>Patch du Chat :</w:t>
-      </w:r>
-      <w:r>
-        <w:t xml:space="preserve"> Bloquer l'accès à l'historique complet pour un nouveau joueur qui rejoint une room en cours.</w:t>
-      </w:r>
-    </w:p>
-    <w:p>
-      <w:pPr>
-        <w:numPr>
-          <w:ilvl w:val="0"/>
-          <w:numId w:val="27"/>
-        </w:numPr>
-      </w:pPr>
-      <w:r>
-        <w:rPr>
-          <w:b/>
-          <w:bCs/>
-        </w:rPr>
-        <w:t>Système de signalement :</w:t>
-      </w:r>
-      <w:r>
-        <w:t xml:space="preserve"> Ajouter un bouton "Report" (en jeu et dans la galerie). Gérer la réception des reports (mail ou </w:t>
-      </w:r>
-      <w:proofErr w:type="spellStart"/>
-      <w:r>
-        <w:t>dashboard</w:t>
-      </w:r>
-      <w:proofErr w:type="spellEnd"/>
-      <w:r>
-        <w:t>).</w:t>
-      </w:r>
-    </w:p>
-    <w:p>
-      <w:pPr>
-        <w:numPr>
-          <w:ilvl w:val="0"/>
-          <w:numId w:val="27"/>
-        </w:numPr>
-      </w:pPr>
-      <w:r>
-        <w:rPr>
-          <w:b/>
-          <w:bCs/>
-        </w:rPr>
-        <w:t>Super Admin :</w:t>
-      </w:r>
-      <w:r>
-        <w:t xml:space="preserve"> Créer un rôle spécial en jeu. L'admin a accès à toutes les grilles (même privées), un badge spécial dans le chat, et des boutons pour bannir un joueur ou supprimer une grille instantanément.</w:t>
-      </w:r>
-    </w:p>
-    <w:p>
-      <w:pPr>
-        <w:rPr>
-          <w:b/>
-          <w:bCs/>
-        </w:rPr>
-      </w:pPr>
-      <w:r>
-        <w:rPr>
-          <w:rFonts w:ascii="Segoe UI Emoji" w:hAnsi="Segoe UI Emoji" w:cs="Segoe UI Emoji"/>
-          <w:b/>
-          <w:bCs/>
-        </w:rPr>
-        <w:t>💾</w:t>
-      </w:r>
-      <w:r>
-        <w:rPr>
-          <w:b/>
-          <w:bCs/>
-        </w:rPr>
-        <w:t xml:space="preserve"> 6. </w:t>
-      </w:r>
-      <w:proofErr w:type="spellStart"/>
-      <w:r>
-        <w:rPr>
-          <w:b/>
-          <w:bCs/>
-        </w:rPr>
-        <w:t>Back-end</w:t>
-      </w:r>
-      <w:proofErr w:type="spellEnd"/>
-      <w:r>
-        <w:rPr>
-          <w:b/>
-          <w:bCs/>
-        </w:rPr>
-        <w:t xml:space="preserve"> &amp; Fiabilité (Serveur)</w:t>
-      </w:r>
-    </w:p>
-    <w:p>
-      <w:r>
-        <w:rPr>
-          <w:i/>
-          <w:iCs/>
-        </w:rPr>
-        <w:t>Pour les sessions "sous le capot" où tu consolides les fondations.</w:t>
-      </w:r>
-    </w:p>
-    <w:p>
-      <w:pPr>
-        <w:numPr>
-          <w:ilvl w:val="0"/>
-          <w:numId w:val="28"/>
-        </w:numPr>
-      </w:pPr>
-      <w:r>
-        <w:rPr>
-          <w:b/>
-          <w:bCs/>
-        </w:rPr>
-        <w:t>Suppression de partie :</w:t>
-      </w:r>
-      <w:r>
-        <w:t xml:space="preserve"> Donner la possibilité à l'hôte de supprimer une grille en cours (</w:t>
-      </w:r>
-      <w:proofErr w:type="spellStart"/>
-      <w:r>
-        <w:t>Delete</w:t>
-      </w:r>
-      <w:proofErr w:type="spellEnd"/>
-      <w:r>
-        <w:t xml:space="preserve"> en BDD + nettoyer le </w:t>
-      </w:r>
-      <w:proofErr w:type="spellStart"/>
-      <w:r>
-        <w:t>gridID</w:t>
-      </w:r>
-      <w:proofErr w:type="spellEnd"/>
-      <w:r>
-        <w:t xml:space="preserve"> de l'utilisateur).</w:t>
-      </w:r>
-    </w:p>
-    <w:p>
-      <w:pPr>
-        <w:numPr>
-          <w:ilvl w:val="0"/>
-          <w:numId w:val="28"/>
-        </w:numPr>
-      </w:pPr>
-      <w:r>
-        <w:rPr>
-          <w:b/>
-          <w:bCs/>
-        </w:rPr>
-        <w:t>Auto-Save :</w:t>
-      </w:r>
-      <w:r>
-        <w:t xml:space="preserve"> Sauvegarder automatiquement l'état de la grille dans la base de données toutes les X minutes.</w:t>
-      </w:r>
-    </w:p>
-    <w:p/>
-    <w:p>
-      <w:pPr>
-        <w:ind w:left="360"/>
-      </w:pPr>
-    </w:p>
-    <w:p/>
+    </w:p>
     <w:sectPr>
       <w:headerReference w:type="even" r:id="rId12"/>
       <w:headerReference w:type="default" r:id="rId13"/>
@@ -4352,6 +4928,155 @@
     </w:lvl>
   </w:abstractNum>
   <w:abstractNum w:abstractNumId="1" w15:restartNumberingAfterBreak="0">
+    <w:nsid w:val="03B154A9"/>
+    <w:multiLevelType w:val="multilevel"/>
+    <w:tmpl w:val="222C442C"/>
+    <w:lvl w:ilvl="0">
+      <w:start w:val="1"/>
+      <w:numFmt w:val="bullet"/>
+      <w:lvlText w:val=""/>
+      <w:lvlJc w:val="left"/>
+      <w:pPr>
+        <w:tabs>
+          <w:tab w:val="num" w:pos="720"/>
+        </w:tabs>
+        <w:ind w:left="720" w:hanging="360"/>
+      </w:pPr>
+      <w:rPr>
+        <w:rFonts w:ascii="Symbol" w:hAnsi="Symbol" w:hint="default"/>
+        <w:sz w:val="20"/>
+      </w:rPr>
+    </w:lvl>
+    <w:lvl w:ilvl="1" w:tentative="1">
+      <w:start w:val="1"/>
+      <w:numFmt w:val="bullet"/>
+      <w:lvlText w:val="o"/>
+      <w:lvlJc w:val="left"/>
+      <w:pPr>
+        <w:tabs>
+          <w:tab w:val="num" w:pos="1440"/>
+        </w:tabs>
+        <w:ind w:left="1440" w:hanging="360"/>
+      </w:pPr>
+      <w:rPr>
+        <w:rFonts w:ascii="Courier New" w:hAnsi="Courier New" w:hint="default"/>
+        <w:sz w:val="20"/>
+      </w:rPr>
+    </w:lvl>
+    <w:lvl w:ilvl="2" w:tentative="1">
+      <w:start w:val="1"/>
+      <w:numFmt w:val="bullet"/>
+      <w:lvlText w:val=""/>
+      <w:lvlJc w:val="left"/>
+      <w:pPr>
+        <w:tabs>
+          <w:tab w:val="num" w:pos="2160"/>
+        </w:tabs>
+        <w:ind w:left="2160" w:hanging="360"/>
+      </w:pPr>
+      <w:rPr>
+        <w:rFonts w:ascii="Wingdings" w:hAnsi="Wingdings" w:hint="default"/>
+        <w:sz w:val="20"/>
+      </w:rPr>
+    </w:lvl>
+    <w:lvl w:ilvl="3" w:tentative="1">
+      <w:start w:val="1"/>
+      <w:numFmt w:val="bullet"/>
+      <w:lvlText w:val=""/>
+      <w:lvlJc w:val="left"/>
+      <w:pPr>
+        <w:tabs>
+          <w:tab w:val="num" w:pos="2880"/>
+        </w:tabs>
+        <w:ind w:left="2880" w:hanging="360"/>
+      </w:pPr>
+      <w:rPr>
+        <w:rFonts w:ascii="Wingdings" w:hAnsi="Wingdings" w:hint="default"/>
+        <w:sz w:val="20"/>
+      </w:rPr>
+    </w:lvl>
+    <w:lvl w:ilvl="4" w:tentative="1">
+      <w:start w:val="1"/>
+      <w:numFmt w:val="bullet"/>
+      <w:lvlText w:val=""/>
+      <w:lvlJc w:val="left"/>
+      <w:pPr>
+        <w:tabs>
+          <w:tab w:val="num" w:pos="3600"/>
+        </w:tabs>
+        <w:ind w:left="3600" w:hanging="360"/>
+      </w:pPr>
+      <w:rPr>
+        <w:rFonts w:ascii="Wingdings" w:hAnsi="Wingdings" w:hint="default"/>
+        <w:sz w:val="20"/>
+      </w:rPr>
+    </w:lvl>
+    <w:lvl w:ilvl="5" w:tentative="1">
+      <w:start w:val="1"/>
+      <w:numFmt w:val="bullet"/>
+      <w:lvlText w:val=""/>
+      <w:lvlJc w:val="left"/>
+      <w:pPr>
+        <w:tabs>
+          <w:tab w:val="num" w:pos="4320"/>
+        </w:tabs>
+        <w:ind w:left="4320" w:hanging="360"/>
+      </w:pPr>
+      <w:rPr>
+        <w:rFonts w:ascii="Wingdings" w:hAnsi="Wingdings" w:hint="default"/>
+        <w:sz w:val="20"/>
+      </w:rPr>
+    </w:lvl>
+    <w:lvl w:ilvl="6" w:tentative="1">
+      <w:start w:val="1"/>
+      <w:numFmt w:val="bullet"/>
+      <w:lvlText w:val=""/>
+      <w:lvlJc w:val="left"/>
+      <w:pPr>
+        <w:tabs>
+          <w:tab w:val="num" w:pos="5040"/>
+        </w:tabs>
+        <w:ind w:left="5040" w:hanging="360"/>
+      </w:pPr>
+      <w:rPr>
+        <w:rFonts w:ascii="Wingdings" w:hAnsi="Wingdings" w:hint="default"/>
+        <w:sz w:val="20"/>
+      </w:rPr>
+    </w:lvl>
+    <w:lvl w:ilvl="7" w:tentative="1">
+      <w:start w:val="1"/>
+      <w:numFmt w:val="bullet"/>
+      <w:lvlText w:val=""/>
+      <w:lvlJc w:val="left"/>
+      <w:pPr>
+        <w:tabs>
+          <w:tab w:val="num" w:pos="5760"/>
+        </w:tabs>
+        <w:ind w:left="5760" w:hanging="360"/>
+      </w:pPr>
+      <w:rPr>
+        <w:rFonts w:ascii="Wingdings" w:hAnsi="Wingdings" w:hint="default"/>
+        <w:sz w:val="20"/>
+      </w:rPr>
+    </w:lvl>
+    <w:lvl w:ilvl="8" w:tentative="1">
+      <w:start w:val="1"/>
+      <w:numFmt w:val="bullet"/>
+      <w:lvlText w:val=""/>
+      <w:lvlJc w:val="left"/>
+      <w:pPr>
+        <w:tabs>
+          <w:tab w:val="num" w:pos="6480"/>
+        </w:tabs>
+        <w:ind w:left="6480" w:hanging="360"/>
+      </w:pPr>
+      <w:rPr>
+        <w:rFonts w:ascii="Wingdings" w:hAnsi="Wingdings" w:hint="default"/>
+        <w:sz w:val="20"/>
+      </w:rPr>
+    </w:lvl>
+  </w:abstractNum>
+  <w:abstractNum w:abstractNumId="2" w15:restartNumberingAfterBreak="0">
     <w:nsid w:val="04B67180"/>
     <w:multiLevelType w:val="multilevel"/>
     <w:tmpl w:val="19D8BE7A"/>
@@ -4500,7 +5225,7 @@
       </w:rPr>
     </w:lvl>
   </w:abstractNum>
-  <w:abstractNum w:abstractNumId="2" w15:restartNumberingAfterBreak="0">
+  <w:abstractNum w:abstractNumId="3" w15:restartNumberingAfterBreak="0">
     <w:nsid w:val="092046AE"/>
     <w:multiLevelType w:val="multilevel"/>
     <w:tmpl w:val="A2180D1C"/>
@@ -4649,7 +5374,7 @@
       </w:rPr>
     </w:lvl>
   </w:abstractNum>
-  <w:abstractNum w:abstractNumId="3" w15:restartNumberingAfterBreak="0">
+  <w:abstractNum w:abstractNumId="4" w15:restartNumberingAfterBreak="0">
     <w:nsid w:val="0B5D2C1F"/>
     <w:multiLevelType w:val="multilevel"/>
     <w:tmpl w:val="D9B4809E"/>
@@ -4762,7 +5487,7 @@
       </w:pPr>
     </w:lvl>
   </w:abstractNum>
-  <w:abstractNum w:abstractNumId="4" w15:restartNumberingAfterBreak="0">
+  <w:abstractNum w:abstractNumId="5" w15:restartNumberingAfterBreak="0">
     <w:nsid w:val="0B9F1076"/>
     <w:multiLevelType w:val="multilevel"/>
     <w:tmpl w:val="7D8CD396"/>
@@ -4879,7 +5604,7 @@
       </w:pPr>
     </w:lvl>
   </w:abstractNum>
-  <w:abstractNum w:abstractNumId="5" w15:restartNumberingAfterBreak="0">
+  <w:abstractNum w:abstractNumId="6" w15:restartNumberingAfterBreak="0">
     <w:nsid w:val="0F2F40A8"/>
     <w:multiLevelType w:val="multilevel"/>
     <w:tmpl w:val="7908C234"/>
@@ -5028,7 +5753,7 @@
       </w:rPr>
     </w:lvl>
   </w:abstractNum>
-  <w:abstractNum w:abstractNumId="6" w15:restartNumberingAfterBreak="0">
+  <w:abstractNum w:abstractNumId="7" w15:restartNumberingAfterBreak="0">
     <w:nsid w:val="102E567B"/>
     <w:multiLevelType w:val="multilevel"/>
     <w:tmpl w:val="00AC215C"/>
@@ -5177,7 +5902,7 @@
       </w:rPr>
     </w:lvl>
   </w:abstractNum>
-  <w:abstractNum w:abstractNumId="7" w15:restartNumberingAfterBreak="0">
+  <w:abstractNum w:abstractNumId="8" w15:restartNumberingAfterBreak="0">
     <w:nsid w:val="11D9563C"/>
     <w:multiLevelType w:val="multilevel"/>
     <w:tmpl w:val="07EAD5FC"/>
@@ -5294,7 +6019,156 @@
       </w:pPr>
     </w:lvl>
   </w:abstractNum>
-  <w:abstractNum w:abstractNumId="8" w15:restartNumberingAfterBreak="0">
+  <w:abstractNum w:abstractNumId="9" w15:restartNumberingAfterBreak="0">
+    <w:nsid w:val="123404D2"/>
+    <w:multiLevelType w:val="multilevel"/>
+    <w:tmpl w:val="58DEAC34"/>
+    <w:lvl w:ilvl="0">
+      <w:start w:val="1"/>
+      <w:numFmt w:val="bullet"/>
+      <w:lvlText w:val=""/>
+      <w:lvlJc w:val="left"/>
+      <w:pPr>
+        <w:tabs>
+          <w:tab w:val="num" w:pos="720"/>
+        </w:tabs>
+        <w:ind w:left="720" w:hanging="360"/>
+      </w:pPr>
+      <w:rPr>
+        <w:rFonts w:ascii="Symbol" w:hAnsi="Symbol" w:hint="default"/>
+        <w:sz w:val="20"/>
+      </w:rPr>
+    </w:lvl>
+    <w:lvl w:ilvl="1" w:tentative="1">
+      <w:start w:val="1"/>
+      <w:numFmt w:val="bullet"/>
+      <w:lvlText w:val="o"/>
+      <w:lvlJc w:val="left"/>
+      <w:pPr>
+        <w:tabs>
+          <w:tab w:val="num" w:pos="1440"/>
+        </w:tabs>
+        <w:ind w:left="1440" w:hanging="360"/>
+      </w:pPr>
+      <w:rPr>
+        <w:rFonts w:ascii="Courier New" w:hAnsi="Courier New" w:hint="default"/>
+        <w:sz w:val="20"/>
+      </w:rPr>
+    </w:lvl>
+    <w:lvl w:ilvl="2" w:tentative="1">
+      <w:start w:val="1"/>
+      <w:numFmt w:val="bullet"/>
+      <w:lvlText w:val=""/>
+      <w:lvlJc w:val="left"/>
+      <w:pPr>
+        <w:tabs>
+          <w:tab w:val="num" w:pos="2160"/>
+        </w:tabs>
+        <w:ind w:left="2160" w:hanging="360"/>
+      </w:pPr>
+      <w:rPr>
+        <w:rFonts w:ascii="Wingdings" w:hAnsi="Wingdings" w:hint="default"/>
+        <w:sz w:val="20"/>
+      </w:rPr>
+    </w:lvl>
+    <w:lvl w:ilvl="3" w:tentative="1">
+      <w:start w:val="1"/>
+      <w:numFmt w:val="bullet"/>
+      <w:lvlText w:val=""/>
+      <w:lvlJc w:val="left"/>
+      <w:pPr>
+        <w:tabs>
+          <w:tab w:val="num" w:pos="2880"/>
+        </w:tabs>
+        <w:ind w:left="2880" w:hanging="360"/>
+      </w:pPr>
+      <w:rPr>
+        <w:rFonts w:ascii="Wingdings" w:hAnsi="Wingdings" w:hint="default"/>
+        <w:sz w:val="20"/>
+      </w:rPr>
+    </w:lvl>
+    <w:lvl w:ilvl="4" w:tentative="1">
+      <w:start w:val="1"/>
+      <w:numFmt w:val="bullet"/>
+      <w:lvlText w:val=""/>
+      <w:lvlJc w:val="left"/>
+      <w:pPr>
+        <w:tabs>
+          <w:tab w:val="num" w:pos="3600"/>
+        </w:tabs>
+        <w:ind w:left="3600" w:hanging="360"/>
+      </w:pPr>
+      <w:rPr>
+        <w:rFonts w:ascii="Wingdings" w:hAnsi="Wingdings" w:hint="default"/>
+        <w:sz w:val="20"/>
+      </w:rPr>
+    </w:lvl>
+    <w:lvl w:ilvl="5" w:tentative="1">
+      <w:start w:val="1"/>
+      <w:numFmt w:val="bullet"/>
+      <w:lvlText w:val=""/>
+      <w:lvlJc w:val="left"/>
+      <w:pPr>
+        <w:tabs>
+          <w:tab w:val="num" w:pos="4320"/>
+        </w:tabs>
+        <w:ind w:left="4320" w:hanging="360"/>
+      </w:pPr>
+      <w:rPr>
+        <w:rFonts w:ascii="Wingdings" w:hAnsi="Wingdings" w:hint="default"/>
+        <w:sz w:val="20"/>
+      </w:rPr>
+    </w:lvl>
+    <w:lvl w:ilvl="6" w:tentative="1">
+      <w:start w:val="1"/>
+      <w:numFmt w:val="bullet"/>
+      <w:lvlText w:val=""/>
+      <w:lvlJc w:val="left"/>
+      <w:pPr>
+        <w:tabs>
+          <w:tab w:val="num" w:pos="5040"/>
+        </w:tabs>
+        <w:ind w:left="5040" w:hanging="360"/>
+      </w:pPr>
+      <w:rPr>
+        <w:rFonts w:ascii="Wingdings" w:hAnsi="Wingdings" w:hint="default"/>
+        <w:sz w:val="20"/>
+      </w:rPr>
+    </w:lvl>
+    <w:lvl w:ilvl="7" w:tentative="1">
+      <w:start w:val="1"/>
+      <w:numFmt w:val="bullet"/>
+      <w:lvlText w:val=""/>
+      <w:lvlJc w:val="left"/>
+      <w:pPr>
+        <w:tabs>
+          <w:tab w:val="num" w:pos="5760"/>
+        </w:tabs>
+        <w:ind w:left="5760" w:hanging="360"/>
+      </w:pPr>
+      <w:rPr>
+        <w:rFonts w:ascii="Wingdings" w:hAnsi="Wingdings" w:hint="default"/>
+        <w:sz w:val="20"/>
+      </w:rPr>
+    </w:lvl>
+    <w:lvl w:ilvl="8" w:tentative="1">
+      <w:start w:val="1"/>
+      <w:numFmt w:val="bullet"/>
+      <w:lvlText w:val=""/>
+      <w:lvlJc w:val="left"/>
+      <w:pPr>
+        <w:tabs>
+          <w:tab w:val="num" w:pos="6480"/>
+        </w:tabs>
+        <w:ind w:left="6480" w:hanging="360"/>
+      </w:pPr>
+      <w:rPr>
+        <w:rFonts w:ascii="Wingdings" w:hAnsi="Wingdings" w:hint="default"/>
+        <w:sz w:val="20"/>
+      </w:rPr>
+    </w:lvl>
+  </w:abstractNum>
+  <w:abstractNum w:abstractNumId="10" w15:restartNumberingAfterBreak="0">
     <w:nsid w:val="13194CE2"/>
     <w:multiLevelType w:val="multilevel"/>
     <w:tmpl w:val="6DD297F2"/>
@@ -5443,7 +6317,7 @@
       </w:rPr>
     </w:lvl>
   </w:abstractNum>
-  <w:abstractNum w:abstractNumId="9" w15:restartNumberingAfterBreak="0">
+  <w:abstractNum w:abstractNumId="11" w15:restartNumberingAfterBreak="0">
     <w:nsid w:val="145E7EAC"/>
     <w:multiLevelType w:val="multilevel"/>
     <w:tmpl w:val="C77ECB9A"/>
@@ -5592,7 +6466,7 @@
       </w:rPr>
     </w:lvl>
   </w:abstractNum>
-  <w:abstractNum w:abstractNumId="10" w15:restartNumberingAfterBreak="0">
+  <w:abstractNum w:abstractNumId="12" w15:restartNumberingAfterBreak="0">
     <w:nsid w:val="1BCF12A5"/>
     <w:multiLevelType w:val="multilevel"/>
     <w:tmpl w:val="EDAC6F74"/>
@@ -5709,7 +6583,603 @@
       </w:pPr>
     </w:lvl>
   </w:abstractNum>
-  <w:abstractNum w:abstractNumId="11" w15:restartNumberingAfterBreak="0">
+  <w:abstractNum w:abstractNumId="13" w15:restartNumberingAfterBreak="0">
+    <w:nsid w:val="1C9C379B"/>
+    <w:multiLevelType w:val="multilevel"/>
+    <w:tmpl w:val="CFC07E16"/>
+    <w:lvl w:ilvl="0">
+      <w:start w:val="1"/>
+      <w:numFmt w:val="bullet"/>
+      <w:lvlText w:val=""/>
+      <w:lvlJc w:val="left"/>
+      <w:pPr>
+        <w:tabs>
+          <w:tab w:val="num" w:pos="720"/>
+        </w:tabs>
+        <w:ind w:left="720" w:hanging="360"/>
+      </w:pPr>
+      <w:rPr>
+        <w:rFonts w:ascii="Symbol" w:hAnsi="Symbol" w:hint="default"/>
+        <w:sz w:val="20"/>
+      </w:rPr>
+    </w:lvl>
+    <w:lvl w:ilvl="1" w:tentative="1">
+      <w:start w:val="1"/>
+      <w:numFmt w:val="bullet"/>
+      <w:lvlText w:val="o"/>
+      <w:lvlJc w:val="left"/>
+      <w:pPr>
+        <w:tabs>
+          <w:tab w:val="num" w:pos="1440"/>
+        </w:tabs>
+        <w:ind w:left="1440" w:hanging="360"/>
+      </w:pPr>
+      <w:rPr>
+        <w:rFonts w:ascii="Courier New" w:hAnsi="Courier New" w:hint="default"/>
+        <w:sz w:val="20"/>
+      </w:rPr>
+    </w:lvl>
+    <w:lvl w:ilvl="2" w:tentative="1">
+      <w:start w:val="1"/>
+      <w:numFmt w:val="bullet"/>
+      <w:lvlText w:val=""/>
+      <w:lvlJc w:val="left"/>
+      <w:pPr>
+        <w:tabs>
+          <w:tab w:val="num" w:pos="2160"/>
+        </w:tabs>
+        <w:ind w:left="2160" w:hanging="360"/>
+      </w:pPr>
+      <w:rPr>
+        <w:rFonts w:ascii="Wingdings" w:hAnsi="Wingdings" w:hint="default"/>
+        <w:sz w:val="20"/>
+      </w:rPr>
+    </w:lvl>
+    <w:lvl w:ilvl="3" w:tentative="1">
+      <w:start w:val="1"/>
+      <w:numFmt w:val="bullet"/>
+      <w:lvlText w:val=""/>
+      <w:lvlJc w:val="left"/>
+      <w:pPr>
+        <w:tabs>
+          <w:tab w:val="num" w:pos="2880"/>
+        </w:tabs>
+        <w:ind w:left="2880" w:hanging="360"/>
+      </w:pPr>
+      <w:rPr>
+        <w:rFonts w:ascii="Wingdings" w:hAnsi="Wingdings" w:hint="default"/>
+        <w:sz w:val="20"/>
+      </w:rPr>
+    </w:lvl>
+    <w:lvl w:ilvl="4" w:tentative="1">
+      <w:start w:val="1"/>
+      <w:numFmt w:val="bullet"/>
+      <w:lvlText w:val=""/>
+      <w:lvlJc w:val="left"/>
+      <w:pPr>
+        <w:tabs>
+          <w:tab w:val="num" w:pos="3600"/>
+        </w:tabs>
+        <w:ind w:left="3600" w:hanging="360"/>
+      </w:pPr>
+      <w:rPr>
+        <w:rFonts w:ascii="Wingdings" w:hAnsi="Wingdings" w:hint="default"/>
+        <w:sz w:val="20"/>
+      </w:rPr>
+    </w:lvl>
+    <w:lvl w:ilvl="5" w:tentative="1">
+      <w:start w:val="1"/>
+      <w:numFmt w:val="bullet"/>
+      <w:lvlText w:val=""/>
+      <w:lvlJc w:val="left"/>
+      <w:pPr>
+        <w:tabs>
+          <w:tab w:val="num" w:pos="4320"/>
+        </w:tabs>
+        <w:ind w:left="4320" w:hanging="360"/>
+      </w:pPr>
+      <w:rPr>
+        <w:rFonts w:ascii="Wingdings" w:hAnsi="Wingdings" w:hint="default"/>
+        <w:sz w:val="20"/>
+      </w:rPr>
+    </w:lvl>
+    <w:lvl w:ilvl="6" w:tentative="1">
+      <w:start w:val="1"/>
+      <w:numFmt w:val="bullet"/>
+      <w:lvlText w:val=""/>
+      <w:lvlJc w:val="left"/>
+      <w:pPr>
+        <w:tabs>
+          <w:tab w:val="num" w:pos="5040"/>
+        </w:tabs>
+        <w:ind w:left="5040" w:hanging="360"/>
+      </w:pPr>
+      <w:rPr>
+        <w:rFonts w:ascii="Wingdings" w:hAnsi="Wingdings" w:hint="default"/>
+        <w:sz w:val="20"/>
+      </w:rPr>
+    </w:lvl>
+    <w:lvl w:ilvl="7" w:tentative="1">
+      <w:start w:val="1"/>
+      <w:numFmt w:val="bullet"/>
+      <w:lvlText w:val=""/>
+      <w:lvlJc w:val="left"/>
+      <w:pPr>
+        <w:tabs>
+          <w:tab w:val="num" w:pos="5760"/>
+        </w:tabs>
+        <w:ind w:left="5760" w:hanging="360"/>
+      </w:pPr>
+      <w:rPr>
+        <w:rFonts w:ascii="Wingdings" w:hAnsi="Wingdings" w:hint="default"/>
+        <w:sz w:val="20"/>
+      </w:rPr>
+    </w:lvl>
+    <w:lvl w:ilvl="8" w:tentative="1">
+      <w:start w:val="1"/>
+      <w:numFmt w:val="bullet"/>
+      <w:lvlText w:val=""/>
+      <w:lvlJc w:val="left"/>
+      <w:pPr>
+        <w:tabs>
+          <w:tab w:val="num" w:pos="6480"/>
+        </w:tabs>
+        <w:ind w:left="6480" w:hanging="360"/>
+      </w:pPr>
+      <w:rPr>
+        <w:rFonts w:ascii="Wingdings" w:hAnsi="Wingdings" w:hint="default"/>
+        <w:sz w:val="20"/>
+      </w:rPr>
+    </w:lvl>
+  </w:abstractNum>
+  <w:abstractNum w:abstractNumId="14" w15:restartNumberingAfterBreak="0">
+    <w:nsid w:val="20115588"/>
+    <w:multiLevelType w:val="multilevel"/>
+    <w:tmpl w:val="3A3ED7F2"/>
+    <w:lvl w:ilvl="0">
+      <w:start w:val="1"/>
+      <w:numFmt w:val="bullet"/>
+      <w:lvlText w:val=""/>
+      <w:lvlJc w:val="left"/>
+      <w:pPr>
+        <w:tabs>
+          <w:tab w:val="num" w:pos="720"/>
+        </w:tabs>
+        <w:ind w:left="720" w:hanging="360"/>
+      </w:pPr>
+      <w:rPr>
+        <w:rFonts w:ascii="Symbol" w:hAnsi="Symbol" w:hint="default"/>
+        <w:sz w:val="20"/>
+      </w:rPr>
+    </w:lvl>
+    <w:lvl w:ilvl="1" w:tentative="1">
+      <w:start w:val="1"/>
+      <w:numFmt w:val="bullet"/>
+      <w:lvlText w:val="o"/>
+      <w:lvlJc w:val="left"/>
+      <w:pPr>
+        <w:tabs>
+          <w:tab w:val="num" w:pos="1440"/>
+        </w:tabs>
+        <w:ind w:left="1440" w:hanging="360"/>
+      </w:pPr>
+      <w:rPr>
+        <w:rFonts w:ascii="Courier New" w:hAnsi="Courier New" w:hint="default"/>
+        <w:sz w:val="20"/>
+      </w:rPr>
+    </w:lvl>
+    <w:lvl w:ilvl="2" w:tentative="1">
+      <w:start w:val="1"/>
+      <w:numFmt w:val="bullet"/>
+      <w:lvlText w:val=""/>
+      <w:lvlJc w:val="left"/>
+      <w:pPr>
+        <w:tabs>
+          <w:tab w:val="num" w:pos="2160"/>
+        </w:tabs>
+        <w:ind w:left="2160" w:hanging="360"/>
+      </w:pPr>
+      <w:rPr>
+        <w:rFonts w:ascii="Wingdings" w:hAnsi="Wingdings" w:hint="default"/>
+        <w:sz w:val="20"/>
+      </w:rPr>
+    </w:lvl>
+    <w:lvl w:ilvl="3" w:tentative="1">
+      <w:start w:val="1"/>
+      <w:numFmt w:val="bullet"/>
+      <w:lvlText w:val=""/>
+      <w:lvlJc w:val="left"/>
+      <w:pPr>
+        <w:tabs>
+          <w:tab w:val="num" w:pos="2880"/>
+        </w:tabs>
+        <w:ind w:left="2880" w:hanging="360"/>
+      </w:pPr>
+      <w:rPr>
+        <w:rFonts w:ascii="Wingdings" w:hAnsi="Wingdings" w:hint="default"/>
+        <w:sz w:val="20"/>
+      </w:rPr>
+    </w:lvl>
+    <w:lvl w:ilvl="4" w:tentative="1">
+      <w:start w:val="1"/>
+      <w:numFmt w:val="bullet"/>
+      <w:lvlText w:val=""/>
+      <w:lvlJc w:val="left"/>
+      <w:pPr>
+        <w:tabs>
+          <w:tab w:val="num" w:pos="3600"/>
+        </w:tabs>
+        <w:ind w:left="3600" w:hanging="360"/>
+      </w:pPr>
+      <w:rPr>
+        <w:rFonts w:ascii="Wingdings" w:hAnsi="Wingdings" w:hint="default"/>
+        <w:sz w:val="20"/>
+      </w:rPr>
+    </w:lvl>
+    <w:lvl w:ilvl="5" w:tentative="1">
+      <w:start w:val="1"/>
+      <w:numFmt w:val="bullet"/>
+      <w:lvlText w:val=""/>
+      <w:lvlJc w:val="left"/>
+      <w:pPr>
+        <w:tabs>
+          <w:tab w:val="num" w:pos="4320"/>
+        </w:tabs>
+        <w:ind w:left="4320" w:hanging="360"/>
+      </w:pPr>
+      <w:rPr>
+        <w:rFonts w:ascii="Wingdings" w:hAnsi="Wingdings" w:hint="default"/>
+        <w:sz w:val="20"/>
+      </w:rPr>
+    </w:lvl>
+    <w:lvl w:ilvl="6" w:tentative="1">
+      <w:start w:val="1"/>
+      <w:numFmt w:val="bullet"/>
+      <w:lvlText w:val=""/>
+      <w:lvlJc w:val="left"/>
+      <w:pPr>
+        <w:tabs>
+          <w:tab w:val="num" w:pos="5040"/>
+        </w:tabs>
+        <w:ind w:left="5040" w:hanging="360"/>
+      </w:pPr>
+      <w:rPr>
+        <w:rFonts w:ascii="Wingdings" w:hAnsi="Wingdings" w:hint="default"/>
+        <w:sz w:val="20"/>
+      </w:rPr>
+    </w:lvl>
+    <w:lvl w:ilvl="7" w:tentative="1">
+      <w:start w:val="1"/>
+      <w:numFmt w:val="bullet"/>
+      <w:lvlText w:val=""/>
+      <w:lvlJc w:val="left"/>
+      <w:pPr>
+        <w:tabs>
+          <w:tab w:val="num" w:pos="5760"/>
+        </w:tabs>
+        <w:ind w:left="5760" w:hanging="360"/>
+      </w:pPr>
+      <w:rPr>
+        <w:rFonts w:ascii="Wingdings" w:hAnsi="Wingdings" w:hint="default"/>
+        <w:sz w:val="20"/>
+      </w:rPr>
+    </w:lvl>
+    <w:lvl w:ilvl="8" w:tentative="1">
+      <w:start w:val="1"/>
+      <w:numFmt w:val="bullet"/>
+      <w:lvlText w:val=""/>
+      <w:lvlJc w:val="left"/>
+      <w:pPr>
+        <w:tabs>
+          <w:tab w:val="num" w:pos="6480"/>
+        </w:tabs>
+        <w:ind w:left="6480" w:hanging="360"/>
+      </w:pPr>
+      <w:rPr>
+        <w:rFonts w:ascii="Wingdings" w:hAnsi="Wingdings" w:hint="default"/>
+        <w:sz w:val="20"/>
+      </w:rPr>
+    </w:lvl>
+  </w:abstractNum>
+  <w:abstractNum w:abstractNumId="15" w15:restartNumberingAfterBreak="0">
+    <w:nsid w:val="302C3B40"/>
+    <w:multiLevelType w:val="multilevel"/>
+    <w:tmpl w:val="731085A4"/>
+    <w:lvl w:ilvl="0">
+      <w:start w:val="1"/>
+      <w:numFmt w:val="bullet"/>
+      <w:lvlText w:val=""/>
+      <w:lvlJc w:val="left"/>
+      <w:pPr>
+        <w:tabs>
+          <w:tab w:val="num" w:pos="720"/>
+        </w:tabs>
+        <w:ind w:left="720" w:hanging="360"/>
+      </w:pPr>
+      <w:rPr>
+        <w:rFonts w:ascii="Symbol" w:hAnsi="Symbol" w:hint="default"/>
+        <w:sz w:val="20"/>
+      </w:rPr>
+    </w:lvl>
+    <w:lvl w:ilvl="1" w:tentative="1">
+      <w:start w:val="1"/>
+      <w:numFmt w:val="bullet"/>
+      <w:lvlText w:val="o"/>
+      <w:lvlJc w:val="left"/>
+      <w:pPr>
+        <w:tabs>
+          <w:tab w:val="num" w:pos="1440"/>
+        </w:tabs>
+        <w:ind w:left="1440" w:hanging="360"/>
+      </w:pPr>
+      <w:rPr>
+        <w:rFonts w:ascii="Courier New" w:hAnsi="Courier New" w:hint="default"/>
+        <w:sz w:val="20"/>
+      </w:rPr>
+    </w:lvl>
+    <w:lvl w:ilvl="2" w:tentative="1">
+      <w:start w:val="1"/>
+      <w:numFmt w:val="bullet"/>
+      <w:lvlText w:val=""/>
+      <w:lvlJc w:val="left"/>
+      <w:pPr>
+        <w:tabs>
+          <w:tab w:val="num" w:pos="2160"/>
+        </w:tabs>
+        <w:ind w:left="2160" w:hanging="360"/>
+      </w:pPr>
+      <w:rPr>
+        <w:rFonts w:ascii="Wingdings" w:hAnsi="Wingdings" w:hint="default"/>
+        <w:sz w:val="20"/>
+      </w:rPr>
+    </w:lvl>
+    <w:lvl w:ilvl="3" w:tentative="1">
+      <w:start w:val="1"/>
+      <w:numFmt w:val="bullet"/>
+      <w:lvlText w:val=""/>
+      <w:lvlJc w:val="left"/>
+      <w:pPr>
+        <w:tabs>
+          <w:tab w:val="num" w:pos="2880"/>
+        </w:tabs>
+        <w:ind w:left="2880" w:hanging="360"/>
+      </w:pPr>
+      <w:rPr>
+        <w:rFonts w:ascii="Wingdings" w:hAnsi="Wingdings" w:hint="default"/>
+        <w:sz w:val="20"/>
+      </w:rPr>
+    </w:lvl>
+    <w:lvl w:ilvl="4" w:tentative="1">
+      <w:start w:val="1"/>
+      <w:numFmt w:val="bullet"/>
+      <w:lvlText w:val=""/>
+      <w:lvlJc w:val="left"/>
+      <w:pPr>
+        <w:tabs>
+          <w:tab w:val="num" w:pos="3600"/>
+        </w:tabs>
+        <w:ind w:left="3600" w:hanging="360"/>
+      </w:pPr>
+      <w:rPr>
+        <w:rFonts w:ascii="Wingdings" w:hAnsi="Wingdings" w:hint="default"/>
+        <w:sz w:val="20"/>
+      </w:rPr>
+    </w:lvl>
+    <w:lvl w:ilvl="5" w:tentative="1">
+      <w:start w:val="1"/>
+      <w:numFmt w:val="bullet"/>
+      <w:lvlText w:val=""/>
+      <w:lvlJc w:val="left"/>
+      <w:pPr>
+        <w:tabs>
+          <w:tab w:val="num" w:pos="4320"/>
+        </w:tabs>
+        <w:ind w:left="4320" w:hanging="360"/>
+      </w:pPr>
+      <w:rPr>
+        <w:rFonts w:ascii="Wingdings" w:hAnsi="Wingdings" w:hint="default"/>
+        <w:sz w:val="20"/>
+      </w:rPr>
+    </w:lvl>
+    <w:lvl w:ilvl="6" w:tentative="1">
+      <w:start w:val="1"/>
+      <w:numFmt w:val="bullet"/>
+      <w:lvlText w:val=""/>
+      <w:lvlJc w:val="left"/>
+      <w:pPr>
+        <w:tabs>
+          <w:tab w:val="num" w:pos="5040"/>
+        </w:tabs>
+        <w:ind w:left="5040" w:hanging="360"/>
+      </w:pPr>
+      <w:rPr>
+        <w:rFonts w:ascii="Wingdings" w:hAnsi="Wingdings" w:hint="default"/>
+        <w:sz w:val="20"/>
+      </w:rPr>
+    </w:lvl>
+    <w:lvl w:ilvl="7" w:tentative="1">
+      <w:start w:val="1"/>
+      <w:numFmt w:val="bullet"/>
+      <w:lvlText w:val=""/>
+      <w:lvlJc w:val="left"/>
+      <w:pPr>
+        <w:tabs>
+          <w:tab w:val="num" w:pos="5760"/>
+        </w:tabs>
+        <w:ind w:left="5760" w:hanging="360"/>
+      </w:pPr>
+      <w:rPr>
+        <w:rFonts w:ascii="Wingdings" w:hAnsi="Wingdings" w:hint="default"/>
+        <w:sz w:val="20"/>
+      </w:rPr>
+    </w:lvl>
+    <w:lvl w:ilvl="8" w:tentative="1">
+      <w:start w:val="1"/>
+      <w:numFmt w:val="bullet"/>
+      <w:lvlText w:val=""/>
+      <w:lvlJc w:val="left"/>
+      <w:pPr>
+        <w:tabs>
+          <w:tab w:val="num" w:pos="6480"/>
+        </w:tabs>
+        <w:ind w:left="6480" w:hanging="360"/>
+      </w:pPr>
+      <w:rPr>
+        <w:rFonts w:ascii="Wingdings" w:hAnsi="Wingdings" w:hint="default"/>
+        <w:sz w:val="20"/>
+      </w:rPr>
+    </w:lvl>
+  </w:abstractNum>
+  <w:abstractNum w:abstractNumId="16" w15:restartNumberingAfterBreak="0">
+    <w:nsid w:val="338E1857"/>
+    <w:multiLevelType w:val="multilevel"/>
+    <w:tmpl w:val="DE501EA0"/>
+    <w:lvl w:ilvl="0">
+      <w:start w:val="1"/>
+      <w:numFmt w:val="bullet"/>
+      <w:lvlText w:val=""/>
+      <w:lvlJc w:val="left"/>
+      <w:pPr>
+        <w:tabs>
+          <w:tab w:val="num" w:pos="720"/>
+        </w:tabs>
+        <w:ind w:left="720" w:hanging="360"/>
+      </w:pPr>
+      <w:rPr>
+        <w:rFonts w:ascii="Symbol" w:hAnsi="Symbol" w:hint="default"/>
+        <w:sz w:val="20"/>
+      </w:rPr>
+    </w:lvl>
+    <w:lvl w:ilvl="1" w:tentative="1">
+      <w:start w:val="1"/>
+      <w:numFmt w:val="bullet"/>
+      <w:lvlText w:val="o"/>
+      <w:lvlJc w:val="left"/>
+      <w:pPr>
+        <w:tabs>
+          <w:tab w:val="num" w:pos="1440"/>
+        </w:tabs>
+        <w:ind w:left="1440" w:hanging="360"/>
+      </w:pPr>
+      <w:rPr>
+        <w:rFonts w:ascii="Courier New" w:hAnsi="Courier New" w:hint="default"/>
+        <w:sz w:val="20"/>
+      </w:rPr>
+    </w:lvl>
+    <w:lvl w:ilvl="2" w:tentative="1">
+      <w:start w:val="1"/>
+      <w:numFmt w:val="bullet"/>
+      <w:lvlText w:val=""/>
+      <w:lvlJc w:val="left"/>
+      <w:pPr>
+        <w:tabs>
+          <w:tab w:val="num" w:pos="2160"/>
+        </w:tabs>
+        <w:ind w:left="2160" w:hanging="360"/>
+      </w:pPr>
+      <w:rPr>
+        <w:rFonts w:ascii="Wingdings" w:hAnsi="Wingdings" w:hint="default"/>
+        <w:sz w:val="20"/>
+      </w:rPr>
+    </w:lvl>
+    <w:lvl w:ilvl="3" w:tentative="1">
+      <w:start w:val="1"/>
+      <w:numFmt w:val="bullet"/>
+      <w:lvlText w:val=""/>
+      <w:lvlJc w:val="left"/>
+      <w:pPr>
+        <w:tabs>
+          <w:tab w:val="num" w:pos="2880"/>
+        </w:tabs>
+        <w:ind w:left="2880" w:hanging="360"/>
+      </w:pPr>
+      <w:rPr>
+        <w:rFonts w:ascii="Wingdings" w:hAnsi="Wingdings" w:hint="default"/>
+        <w:sz w:val="20"/>
+      </w:rPr>
+    </w:lvl>
+    <w:lvl w:ilvl="4" w:tentative="1">
+      <w:start w:val="1"/>
+      <w:numFmt w:val="bullet"/>
+      <w:lvlText w:val=""/>
+      <w:lvlJc w:val="left"/>
+      <w:pPr>
+        <w:tabs>
+          <w:tab w:val="num" w:pos="3600"/>
+        </w:tabs>
+        <w:ind w:left="3600" w:hanging="360"/>
+      </w:pPr>
+      <w:rPr>
+        <w:rFonts w:ascii="Wingdings" w:hAnsi="Wingdings" w:hint="default"/>
+        <w:sz w:val="20"/>
+      </w:rPr>
+    </w:lvl>
+    <w:lvl w:ilvl="5" w:tentative="1">
+      <w:start w:val="1"/>
+      <w:numFmt w:val="bullet"/>
+      <w:lvlText w:val=""/>
+      <w:lvlJc w:val="left"/>
+      <w:pPr>
+        <w:tabs>
+          <w:tab w:val="num" w:pos="4320"/>
+        </w:tabs>
+        <w:ind w:left="4320" w:hanging="360"/>
+      </w:pPr>
+      <w:rPr>
+        <w:rFonts w:ascii="Wingdings" w:hAnsi="Wingdings" w:hint="default"/>
+        <w:sz w:val="20"/>
+      </w:rPr>
+    </w:lvl>
+    <w:lvl w:ilvl="6" w:tentative="1">
+      <w:start w:val="1"/>
+      <w:numFmt w:val="bullet"/>
+      <w:lvlText w:val=""/>
+      <w:lvlJc w:val="left"/>
+      <w:pPr>
+        <w:tabs>
+          <w:tab w:val="num" w:pos="5040"/>
+        </w:tabs>
+        <w:ind w:left="5040" w:hanging="360"/>
+      </w:pPr>
+      <w:rPr>
+        <w:rFonts w:ascii="Wingdings" w:hAnsi="Wingdings" w:hint="default"/>
+        <w:sz w:val="20"/>
+      </w:rPr>
+    </w:lvl>
+    <w:lvl w:ilvl="7" w:tentative="1">
+      <w:start w:val="1"/>
+      <w:numFmt w:val="bullet"/>
+      <w:lvlText w:val=""/>
+      <w:lvlJc w:val="left"/>
+      <w:pPr>
+        <w:tabs>
+          <w:tab w:val="num" w:pos="5760"/>
+        </w:tabs>
+        <w:ind w:left="5760" w:hanging="360"/>
+      </w:pPr>
+      <w:rPr>
+        <w:rFonts w:ascii="Wingdings" w:hAnsi="Wingdings" w:hint="default"/>
+        <w:sz w:val="20"/>
+      </w:rPr>
+    </w:lvl>
+    <w:lvl w:ilvl="8" w:tentative="1">
+      <w:start w:val="1"/>
+      <w:numFmt w:val="bullet"/>
+      <w:lvlText w:val=""/>
+      <w:lvlJc w:val="left"/>
+      <w:pPr>
+        <w:tabs>
+          <w:tab w:val="num" w:pos="6480"/>
+        </w:tabs>
+        <w:ind w:left="6480" w:hanging="360"/>
+      </w:pPr>
+      <w:rPr>
+        <w:rFonts w:ascii="Wingdings" w:hAnsi="Wingdings" w:hint="default"/>
+        <w:sz w:val="20"/>
+      </w:rPr>
+    </w:lvl>
+  </w:abstractNum>
+  <w:abstractNum w:abstractNumId="17" w15:restartNumberingAfterBreak="0">
     <w:nsid w:val="34816DB5"/>
     <w:multiLevelType w:val="multilevel"/>
     <w:tmpl w:val="0E507D5C"/>
@@ -5858,7 +7328,156 @@
       </w:rPr>
     </w:lvl>
   </w:abstractNum>
-  <w:abstractNum w:abstractNumId="12" w15:restartNumberingAfterBreak="0">
+  <w:abstractNum w:abstractNumId="18" w15:restartNumberingAfterBreak="0">
+    <w:nsid w:val="35E42CC0"/>
+    <w:multiLevelType w:val="multilevel"/>
+    <w:tmpl w:val="03784CA6"/>
+    <w:lvl w:ilvl="0">
+      <w:start w:val="1"/>
+      <w:numFmt w:val="bullet"/>
+      <w:lvlText w:val=""/>
+      <w:lvlJc w:val="left"/>
+      <w:pPr>
+        <w:tabs>
+          <w:tab w:val="num" w:pos="720"/>
+        </w:tabs>
+        <w:ind w:left="720" w:hanging="360"/>
+      </w:pPr>
+      <w:rPr>
+        <w:rFonts w:ascii="Symbol" w:hAnsi="Symbol" w:hint="default"/>
+        <w:sz w:val="20"/>
+      </w:rPr>
+    </w:lvl>
+    <w:lvl w:ilvl="1" w:tentative="1">
+      <w:start w:val="1"/>
+      <w:numFmt w:val="bullet"/>
+      <w:lvlText w:val="o"/>
+      <w:lvlJc w:val="left"/>
+      <w:pPr>
+        <w:tabs>
+          <w:tab w:val="num" w:pos="1440"/>
+        </w:tabs>
+        <w:ind w:left="1440" w:hanging="360"/>
+      </w:pPr>
+      <w:rPr>
+        <w:rFonts w:ascii="Courier New" w:hAnsi="Courier New" w:hint="default"/>
+        <w:sz w:val="20"/>
+      </w:rPr>
+    </w:lvl>
+    <w:lvl w:ilvl="2" w:tentative="1">
+      <w:start w:val="1"/>
+      <w:numFmt w:val="bullet"/>
+      <w:lvlText w:val=""/>
+      <w:lvlJc w:val="left"/>
+      <w:pPr>
+        <w:tabs>
+          <w:tab w:val="num" w:pos="2160"/>
+        </w:tabs>
+        <w:ind w:left="2160" w:hanging="360"/>
+      </w:pPr>
+      <w:rPr>
+        <w:rFonts w:ascii="Wingdings" w:hAnsi="Wingdings" w:hint="default"/>
+        <w:sz w:val="20"/>
+      </w:rPr>
+    </w:lvl>
+    <w:lvl w:ilvl="3" w:tentative="1">
+      <w:start w:val="1"/>
+      <w:numFmt w:val="bullet"/>
+      <w:lvlText w:val=""/>
+      <w:lvlJc w:val="left"/>
+      <w:pPr>
+        <w:tabs>
+          <w:tab w:val="num" w:pos="2880"/>
+        </w:tabs>
+        <w:ind w:left="2880" w:hanging="360"/>
+      </w:pPr>
+      <w:rPr>
+        <w:rFonts w:ascii="Wingdings" w:hAnsi="Wingdings" w:hint="default"/>
+        <w:sz w:val="20"/>
+      </w:rPr>
+    </w:lvl>
+    <w:lvl w:ilvl="4" w:tentative="1">
+      <w:start w:val="1"/>
+      <w:numFmt w:val="bullet"/>
+      <w:lvlText w:val=""/>
+      <w:lvlJc w:val="left"/>
+      <w:pPr>
+        <w:tabs>
+          <w:tab w:val="num" w:pos="3600"/>
+        </w:tabs>
+        <w:ind w:left="3600" w:hanging="360"/>
+      </w:pPr>
+      <w:rPr>
+        <w:rFonts w:ascii="Wingdings" w:hAnsi="Wingdings" w:hint="default"/>
+        <w:sz w:val="20"/>
+      </w:rPr>
+    </w:lvl>
+    <w:lvl w:ilvl="5" w:tentative="1">
+      <w:start w:val="1"/>
+      <w:numFmt w:val="bullet"/>
+      <w:lvlText w:val=""/>
+      <w:lvlJc w:val="left"/>
+      <w:pPr>
+        <w:tabs>
+          <w:tab w:val="num" w:pos="4320"/>
+        </w:tabs>
+        <w:ind w:left="4320" w:hanging="360"/>
+      </w:pPr>
+      <w:rPr>
+        <w:rFonts w:ascii="Wingdings" w:hAnsi="Wingdings" w:hint="default"/>
+        <w:sz w:val="20"/>
+      </w:rPr>
+    </w:lvl>
+    <w:lvl w:ilvl="6" w:tentative="1">
+      <w:start w:val="1"/>
+      <w:numFmt w:val="bullet"/>
+      <w:lvlText w:val=""/>
+      <w:lvlJc w:val="left"/>
+      <w:pPr>
+        <w:tabs>
+          <w:tab w:val="num" w:pos="5040"/>
+        </w:tabs>
+        <w:ind w:left="5040" w:hanging="360"/>
+      </w:pPr>
+      <w:rPr>
+        <w:rFonts w:ascii="Wingdings" w:hAnsi="Wingdings" w:hint="default"/>
+        <w:sz w:val="20"/>
+      </w:rPr>
+    </w:lvl>
+    <w:lvl w:ilvl="7" w:tentative="1">
+      <w:start w:val="1"/>
+      <w:numFmt w:val="bullet"/>
+      <w:lvlText w:val=""/>
+      <w:lvlJc w:val="left"/>
+      <w:pPr>
+        <w:tabs>
+          <w:tab w:val="num" w:pos="5760"/>
+        </w:tabs>
+        <w:ind w:left="5760" w:hanging="360"/>
+      </w:pPr>
+      <w:rPr>
+        <w:rFonts w:ascii="Wingdings" w:hAnsi="Wingdings" w:hint="default"/>
+        <w:sz w:val="20"/>
+      </w:rPr>
+    </w:lvl>
+    <w:lvl w:ilvl="8" w:tentative="1">
+      <w:start w:val="1"/>
+      <w:numFmt w:val="bullet"/>
+      <w:lvlText w:val=""/>
+      <w:lvlJc w:val="left"/>
+      <w:pPr>
+        <w:tabs>
+          <w:tab w:val="num" w:pos="6480"/>
+        </w:tabs>
+        <w:ind w:left="6480" w:hanging="360"/>
+      </w:pPr>
+      <w:rPr>
+        <w:rFonts w:ascii="Wingdings" w:hAnsi="Wingdings" w:hint="default"/>
+        <w:sz w:val="20"/>
+      </w:rPr>
+    </w:lvl>
+  </w:abstractNum>
+  <w:abstractNum w:abstractNumId="19" w15:restartNumberingAfterBreak="0">
     <w:nsid w:val="39A81EC5"/>
     <w:multiLevelType w:val="multilevel"/>
     <w:tmpl w:val="3E5E2A64"/>
@@ -6007,7 +7626,7 @@
       </w:rPr>
     </w:lvl>
   </w:abstractNum>
-  <w:abstractNum w:abstractNumId="13" w15:restartNumberingAfterBreak="0">
+  <w:abstractNum w:abstractNumId="20" w15:restartNumberingAfterBreak="0">
     <w:nsid w:val="3CAA06D2"/>
     <w:multiLevelType w:val="multilevel"/>
     <w:tmpl w:val="7D8CD396"/>
@@ -6124,7 +7743,7 @@
       </w:pPr>
     </w:lvl>
   </w:abstractNum>
-  <w:abstractNum w:abstractNumId="14" w15:restartNumberingAfterBreak="0">
+  <w:abstractNum w:abstractNumId="21" w15:restartNumberingAfterBreak="0">
     <w:nsid w:val="3EE526D5"/>
     <w:multiLevelType w:val="multilevel"/>
     <w:tmpl w:val="0C427A0E"/>
@@ -6273,7 +7892,7 @@
       </w:rPr>
     </w:lvl>
   </w:abstractNum>
-  <w:abstractNum w:abstractNumId="15" w15:restartNumberingAfterBreak="0">
+  <w:abstractNum w:abstractNumId="22" w15:restartNumberingAfterBreak="0">
     <w:nsid w:val="40EB3EEC"/>
     <w:multiLevelType w:val="multilevel"/>
     <w:tmpl w:val="618813D6"/>
@@ -6422,7 +8041,7 @@
       </w:rPr>
     </w:lvl>
   </w:abstractNum>
-  <w:abstractNum w:abstractNumId="16" w15:restartNumberingAfterBreak="0">
+  <w:abstractNum w:abstractNumId="23" w15:restartNumberingAfterBreak="0">
     <w:nsid w:val="4130118C"/>
     <w:multiLevelType w:val="hybridMultilevel"/>
     <w:tmpl w:val="818671F0"/>
@@ -6534,7 +8153,7 @@
       </w:rPr>
     </w:lvl>
   </w:abstractNum>
-  <w:abstractNum w:abstractNumId="17" w15:restartNumberingAfterBreak="0">
+  <w:abstractNum w:abstractNumId="24" w15:restartNumberingAfterBreak="0">
     <w:nsid w:val="46A1584B"/>
     <w:multiLevelType w:val="multilevel"/>
     <w:tmpl w:val="7D8CD396"/>
@@ -6675,7 +8294,7 @@
       </w:rPr>
     </w:lvl>
   </w:abstractNum>
-  <w:abstractNum w:abstractNumId="18" w15:restartNumberingAfterBreak="0">
+  <w:abstractNum w:abstractNumId="25" w15:restartNumberingAfterBreak="0">
     <w:nsid w:val="492F50E6"/>
     <w:multiLevelType w:val="multilevel"/>
     <w:tmpl w:val="8D52FB52"/>
@@ -6824,7 +8443,156 @@
       </w:rPr>
     </w:lvl>
   </w:abstractNum>
-  <w:abstractNum w:abstractNumId="19" w15:restartNumberingAfterBreak="0">
+  <w:abstractNum w:abstractNumId="26" w15:restartNumberingAfterBreak="0">
+    <w:nsid w:val="498F4A2A"/>
+    <w:multiLevelType w:val="multilevel"/>
+    <w:tmpl w:val="CB6CA1C4"/>
+    <w:lvl w:ilvl="0">
+      <w:start w:val="1"/>
+      <w:numFmt w:val="bullet"/>
+      <w:lvlText w:val=""/>
+      <w:lvlJc w:val="left"/>
+      <w:pPr>
+        <w:tabs>
+          <w:tab w:val="num" w:pos="720"/>
+        </w:tabs>
+        <w:ind w:left="720" w:hanging="360"/>
+      </w:pPr>
+      <w:rPr>
+        <w:rFonts w:ascii="Symbol" w:hAnsi="Symbol" w:hint="default"/>
+        <w:sz w:val="20"/>
+      </w:rPr>
+    </w:lvl>
+    <w:lvl w:ilvl="1" w:tentative="1">
+      <w:start w:val="1"/>
+      <w:numFmt w:val="bullet"/>
+      <w:lvlText w:val="o"/>
+      <w:lvlJc w:val="left"/>
+      <w:pPr>
+        <w:tabs>
+          <w:tab w:val="num" w:pos="1440"/>
+        </w:tabs>
+        <w:ind w:left="1440" w:hanging="360"/>
+      </w:pPr>
+      <w:rPr>
+        <w:rFonts w:ascii="Courier New" w:hAnsi="Courier New" w:hint="default"/>
+        <w:sz w:val="20"/>
+      </w:rPr>
+    </w:lvl>
+    <w:lvl w:ilvl="2" w:tentative="1">
+      <w:start w:val="1"/>
+      <w:numFmt w:val="bullet"/>
+      <w:lvlText w:val=""/>
+      <w:lvlJc w:val="left"/>
+      <w:pPr>
+        <w:tabs>
+          <w:tab w:val="num" w:pos="2160"/>
+        </w:tabs>
+        <w:ind w:left="2160" w:hanging="360"/>
+      </w:pPr>
+      <w:rPr>
+        <w:rFonts w:ascii="Wingdings" w:hAnsi="Wingdings" w:hint="default"/>
+        <w:sz w:val="20"/>
+      </w:rPr>
+    </w:lvl>
+    <w:lvl w:ilvl="3" w:tentative="1">
+      <w:start w:val="1"/>
+      <w:numFmt w:val="bullet"/>
+      <w:lvlText w:val=""/>
+      <w:lvlJc w:val="left"/>
+      <w:pPr>
+        <w:tabs>
+          <w:tab w:val="num" w:pos="2880"/>
+        </w:tabs>
+        <w:ind w:left="2880" w:hanging="360"/>
+      </w:pPr>
+      <w:rPr>
+        <w:rFonts w:ascii="Wingdings" w:hAnsi="Wingdings" w:hint="default"/>
+        <w:sz w:val="20"/>
+      </w:rPr>
+    </w:lvl>
+    <w:lvl w:ilvl="4" w:tentative="1">
+      <w:start w:val="1"/>
+      <w:numFmt w:val="bullet"/>
+      <w:lvlText w:val=""/>
+      <w:lvlJc w:val="left"/>
+      <w:pPr>
+        <w:tabs>
+          <w:tab w:val="num" w:pos="3600"/>
+        </w:tabs>
+        <w:ind w:left="3600" w:hanging="360"/>
+      </w:pPr>
+      <w:rPr>
+        <w:rFonts w:ascii="Wingdings" w:hAnsi="Wingdings" w:hint="default"/>
+        <w:sz w:val="20"/>
+      </w:rPr>
+    </w:lvl>
+    <w:lvl w:ilvl="5" w:tentative="1">
+      <w:start w:val="1"/>
+      <w:numFmt w:val="bullet"/>
+      <w:lvlText w:val=""/>
+      <w:lvlJc w:val="left"/>
+      <w:pPr>
+        <w:tabs>
+          <w:tab w:val="num" w:pos="4320"/>
+        </w:tabs>
+        <w:ind w:left="4320" w:hanging="360"/>
+      </w:pPr>
+      <w:rPr>
+        <w:rFonts w:ascii="Wingdings" w:hAnsi="Wingdings" w:hint="default"/>
+        <w:sz w:val="20"/>
+      </w:rPr>
+    </w:lvl>
+    <w:lvl w:ilvl="6" w:tentative="1">
+      <w:start w:val="1"/>
+      <w:numFmt w:val="bullet"/>
+      <w:lvlText w:val=""/>
+      <w:lvlJc w:val="left"/>
+      <w:pPr>
+        <w:tabs>
+          <w:tab w:val="num" w:pos="5040"/>
+        </w:tabs>
+        <w:ind w:left="5040" w:hanging="360"/>
+      </w:pPr>
+      <w:rPr>
+        <w:rFonts w:ascii="Wingdings" w:hAnsi="Wingdings" w:hint="default"/>
+        <w:sz w:val="20"/>
+      </w:rPr>
+    </w:lvl>
+    <w:lvl w:ilvl="7" w:tentative="1">
+      <w:start w:val="1"/>
+      <w:numFmt w:val="bullet"/>
+      <w:lvlText w:val=""/>
+      <w:lvlJc w:val="left"/>
+      <w:pPr>
+        <w:tabs>
+          <w:tab w:val="num" w:pos="5760"/>
+        </w:tabs>
+        <w:ind w:left="5760" w:hanging="360"/>
+      </w:pPr>
+      <w:rPr>
+        <w:rFonts w:ascii="Wingdings" w:hAnsi="Wingdings" w:hint="default"/>
+        <w:sz w:val="20"/>
+      </w:rPr>
+    </w:lvl>
+    <w:lvl w:ilvl="8" w:tentative="1">
+      <w:start w:val="1"/>
+      <w:numFmt w:val="bullet"/>
+      <w:lvlText w:val=""/>
+      <w:lvlJc w:val="left"/>
+      <w:pPr>
+        <w:tabs>
+          <w:tab w:val="num" w:pos="6480"/>
+        </w:tabs>
+        <w:ind w:left="6480" w:hanging="360"/>
+      </w:pPr>
+      <w:rPr>
+        <w:rFonts w:ascii="Wingdings" w:hAnsi="Wingdings" w:hint="default"/>
+        <w:sz w:val="20"/>
+      </w:rPr>
+    </w:lvl>
+  </w:abstractNum>
+  <w:abstractNum w:abstractNumId="27" w15:restartNumberingAfterBreak="0">
     <w:nsid w:val="4FE971CA"/>
     <w:multiLevelType w:val="multilevel"/>
     <w:tmpl w:val="7D8CD396"/>
@@ -6941,7 +8709,7 @@
       </w:pPr>
     </w:lvl>
   </w:abstractNum>
-  <w:abstractNum w:abstractNumId="20" w15:restartNumberingAfterBreak="0">
+  <w:abstractNum w:abstractNumId="28" w15:restartNumberingAfterBreak="0">
     <w:nsid w:val="4FF355FD"/>
     <w:multiLevelType w:val="hybridMultilevel"/>
     <w:tmpl w:val="903A8088"/>
@@ -7027,7 +8795,156 @@
       </w:pPr>
     </w:lvl>
   </w:abstractNum>
-  <w:abstractNum w:abstractNumId="21" w15:restartNumberingAfterBreak="0">
+  <w:abstractNum w:abstractNumId="29" w15:restartNumberingAfterBreak="0">
+    <w:nsid w:val="524B3F4F"/>
+    <w:multiLevelType w:val="multilevel"/>
+    <w:tmpl w:val="E190E806"/>
+    <w:lvl w:ilvl="0">
+      <w:start w:val="1"/>
+      <w:numFmt w:val="bullet"/>
+      <w:lvlText w:val=""/>
+      <w:lvlJc w:val="left"/>
+      <w:pPr>
+        <w:tabs>
+          <w:tab w:val="num" w:pos="720"/>
+        </w:tabs>
+        <w:ind w:left="720" w:hanging="360"/>
+      </w:pPr>
+      <w:rPr>
+        <w:rFonts w:ascii="Symbol" w:hAnsi="Symbol" w:hint="default"/>
+        <w:sz w:val="20"/>
+      </w:rPr>
+    </w:lvl>
+    <w:lvl w:ilvl="1" w:tentative="1">
+      <w:start w:val="1"/>
+      <w:numFmt w:val="bullet"/>
+      <w:lvlText w:val="o"/>
+      <w:lvlJc w:val="left"/>
+      <w:pPr>
+        <w:tabs>
+          <w:tab w:val="num" w:pos="1440"/>
+        </w:tabs>
+        <w:ind w:left="1440" w:hanging="360"/>
+      </w:pPr>
+      <w:rPr>
+        <w:rFonts w:ascii="Courier New" w:hAnsi="Courier New" w:hint="default"/>
+        <w:sz w:val="20"/>
+      </w:rPr>
+    </w:lvl>
+    <w:lvl w:ilvl="2" w:tentative="1">
+      <w:start w:val="1"/>
+      <w:numFmt w:val="bullet"/>
+      <w:lvlText w:val=""/>
+      <w:lvlJc w:val="left"/>
+      <w:pPr>
+        <w:tabs>
+          <w:tab w:val="num" w:pos="2160"/>
+        </w:tabs>
+        <w:ind w:left="2160" w:hanging="360"/>
+      </w:pPr>
+      <w:rPr>
+        <w:rFonts w:ascii="Wingdings" w:hAnsi="Wingdings" w:hint="default"/>
+        <w:sz w:val="20"/>
+      </w:rPr>
+    </w:lvl>
+    <w:lvl w:ilvl="3" w:tentative="1">
+      <w:start w:val="1"/>
+      <w:numFmt w:val="bullet"/>
+      <w:lvlText w:val=""/>
+      <w:lvlJc w:val="left"/>
+      <w:pPr>
+        <w:tabs>
+          <w:tab w:val="num" w:pos="2880"/>
+        </w:tabs>
+        <w:ind w:left="2880" w:hanging="360"/>
+      </w:pPr>
+      <w:rPr>
+        <w:rFonts w:ascii="Wingdings" w:hAnsi="Wingdings" w:hint="default"/>
+        <w:sz w:val="20"/>
+      </w:rPr>
+    </w:lvl>
+    <w:lvl w:ilvl="4" w:tentative="1">
+      <w:start w:val="1"/>
+      <w:numFmt w:val="bullet"/>
+      <w:lvlText w:val=""/>
+      <w:lvlJc w:val="left"/>
+      <w:pPr>
+        <w:tabs>
+          <w:tab w:val="num" w:pos="3600"/>
+        </w:tabs>
+        <w:ind w:left="3600" w:hanging="360"/>
+      </w:pPr>
+      <w:rPr>
+        <w:rFonts w:ascii="Wingdings" w:hAnsi="Wingdings" w:hint="default"/>
+        <w:sz w:val="20"/>
+      </w:rPr>
+    </w:lvl>
+    <w:lvl w:ilvl="5" w:tentative="1">
+      <w:start w:val="1"/>
+      <w:numFmt w:val="bullet"/>
+      <w:lvlText w:val=""/>
+      <w:lvlJc w:val="left"/>
+      <w:pPr>
+        <w:tabs>
+          <w:tab w:val="num" w:pos="4320"/>
+        </w:tabs>
+        <w:ind w:left="4320" w:hanging="360"/>
+      </w:pPr>
+      <w:rPr>
+        <w:rFonts w:ascii="Wingdings" w:hAnsi="Wingdings" w:hint="default"/>
+        <w:sz w:val="20"/>
+      </w:rPr>
+    </w:lvl>
+    <w:lvl w:ilvl="6" w:tentative="1">
+      <w:start w:val="1"/>
+      <w:numFmt w:val="bullet"/>
+      <w:lvlText w:val=""/>
+      <w:lvlJc w:val="left"/>
+      <w:pPr>
+        <w:tabs>
+          <w:tab w:val="num" w:pos="5040"/>
+        </w:tabs>
+        <w:ind w:left="5040" w:hanging="360"/>
+      </w:pPr>
+      <w:rPr>
+        <w:rFonts w:ascii="Wingdings" w:hAnsi="Wingdings" w:hint="default"/>
+        <w:sz w:val="20"/>
+      </w:rPr>
+    </w:lvl>
+    <w:lvl w:ilvl="7" w:tentative="1">
+      <w:start w:val="1"/>
+      <w:numFmt w:val="bullet"/>
+      <w:lvlText w:val=""/>
+      <w:lvlJc w:val="left"/>
+      <w:pPr>
+        <w:tabs>
+          <w:tab w:val="num" w:pos="5760"/>
+        </w:tabs>
+        <w:ind w:left="5760" w:hanging="360"/>
+      </w:pPr>
+      <w:rPr>
+        <w:rFonts w:ascii="Wingdings" w:hAnsi="Wingdings" w:hint="default"/>
+        <w:sz w:val="20"/>
+      </w:rPr>
+    </w:lvl>
+    <w:lvl w:ilvl="8" w:tentative="1">
+      <w:start w:val="1"/>
+      <w:numFmt w:val="bullet"/>
+      <w:lvlText w:val=""/>
+      <w:lvlJc w:val="left"/>
+      <w:pPr>
+        <w:tabs>
+          <w:tab w:val="num" w:pos="6480"/>
+        </w:tabs>
+        <w:ind w:left="6480" w:hanging="360"/>
+      </w:pPr>
+      <w:rPr>
+        <w:rFonts w:ascii="Wingdings" w:hAnsi="Wingdings" w:hint="default"/>
+        <w:sz w:val="20"/>
+      </w:rPr>
+    </w:lvl>
+  </w:abstractNum>
+  <w:abstractNum w:abstractNumId="30" w15:restartNumberingAfterBreak="0">
     <w:nsid w:val="5680370B"/>
     <w:multiLevelType w:val="multilevel"/>
     <w:tmpl w:val="B1A22D1A"/>
@@ -7144,7 +9061,156 @@
       </w:pPr>
     </w:lvl>
   </w:abstractNum>
-  <w:abstractNum w:abstractNumId="22" w15:restartNumberingAfterBreak="0">
+  <w:abstractNum w:abstractNumId="31" w15:restartNumberingAfterBreak="0">
+    <w:nsid w:val="5C3C239A"/>
+    <w:multiLevelType w:val="multilevel"/>
+    <w:tmpl w:val="E4D8D552"/>
+    <w:lvl w:ilvl="0">
+      <w:start w:val="1"/>
+      <w:numFmt w:val="bullet"/>
+      <w:lvlText w:val=""/>
+      <w:lvlJc w:val="left"/>
+      <w:pPr>
+        <w:tabs>
+          <w:tab w:val="num" w:pos="720"/>
+        </w:tabs>
+        <w:ind w:left="720" w:hanging="360"/>
+      </w:pPr>
+      <w:rPr>
+        <w:rFonts w:ascii="Symbol" w:hAnsi="Symbol" w:hint="default"/>
+        <w:sz w:val="20"/>
+      </w:rPr>
+    </w:lvl>
+    <w:lvl w:ilvl="1" w:tentative="1">
+      <w:start w:val="1"/>
+      <w:numFmt w:val="bullet"/>
+      <w:lvlText w:val="o"/>
+      <w:lvlJc w:val="left"/>
+      <w:pPr>
+        <w:tabs>
+          <w:tab w:val="num" w:pos="1440"/>
+        </w:tabs>
+        <w:ind w:left="1440" w:hanging="360"/>
+      </w:pPr>
+      <w:rPr>
+        <w:rFonts w:ascii="Courier New" w:hAnsi="Courier New" w:hint="default"/>
+        <w:sz w:val="20"/>
+      </w:rPr>
+    </w:lvl>
+    <w:lvl w:ilvl="2" w:tentative="1">
+      <w:start w:val="1"/>
+      <w:numFmt w:val="bullet"/>
+      <w:lvlText w:val=""/>
+      <w:lvlJc w:val="left"/>
+      <w:pPr>
+        <w:tabs>
+          <w:tab w:val="num" w:pos="2160"/>
+        </w:tabs>
+        <w:ind w:left="2160" w:hanging="360"/>
+      </w:pPr>
+      <w:rPr>
+        <w:rFonts w:ascii="Wingdings" w:hAnsi="Wingdings" w:hint="default"/>
+        <w:sz w:val="20"/>
+      </w:rPr>
+    </w:lvl>
+    <w:lvl w:ilvl="3" w:tentative="1">
+      <w:start w:val="1"/>
+      <w:numFmt w:val="bullet"/>
+      <w:lvlText w:val=""/>
+      <w:lvlJc w:val="left"/>
+      <w:pPr>
+        <w:tabs>
+          <w:tab w:val="num" w:pos="2880"/>
+        </w:tabs>
+        <w:ind w:left="2880" w:hanging="360"/>
+      </w:pPr>
+      <w:rPr>
+        <w:rFonts w:ascii="Wingdings" w:hAnsi="Wingdings" w:hint="default"/>
+        <w:sz w:val="20"/>
+      </w:rPr>
+    </w:lvl>
+    <w:lvl w:ilvl="4" w:tentative="1">
+      <w:start w:val="1"/>
+      <w:numFmt w:val="bullet"/>
+      <w:lvlText w:val=""/>
+      <w:lvlJc w:val="left"/>
+      <w:pPr>
+        <w:tabs>
+          <w:tab w:val="num" w:pos="3600"/>
+        </w:tabs>
+        <w:ind w:left="3600" w:hanging="360"/>
+      </w:pPr>
+      <w:rPr>
+        <w:rFonts w:ascii="Wingdings" w:hAnsi="Wingdings" w:hint="default"/>
+        <w:sz w:val="20"/>
+      </w:rPr>
+    </w:lvl>
+    <w:lvl w:ilvl="5" w:tentative="1">
+      <w:start w:val="1"/>
+      <w:numFmt w:val="bullet"/>
+      <w:lvlText w:val=""/>
+      <w:lvlJc w:val="left"/>
+      <w:pPr>
+        <w:tabs>
+          <w:tab w:val="num" w:pos="4320"/>
+        </w:tabs>
+        <w:ind w:left="4320" w:hanging="360"/>
+      </w:pPr>
+      <w:rPr>
+        <w:rFonts w:ascii="Wingdings" w:hAnsi="Wingdings" w:hint="default"/>
+        <w:sz w:val="20"/>
+      </w:rPr>
+    </w:lvl>
+    <w:lvl w:ilvl="6" w:tentative="1">
+      <w:start w:val="1"/>
+      <w:numFmt w:val="bullet"/>
+      <w:lvlText w:val=""/>
+      <w:lvlJc w:val="left"/>
+      <w:pPr>
+        <w:tabs>
+          <w:tab w:val="num" w:pos="5040"/>
+        </w:tabs>
+        <w:ind w:left="5040" w:hanging="360"/>
+      </w:pPr>
+      <w:rPr>
+        <w:rFonts w:ascii="Wingdings" w:hAnsi="Wingdings" w:hint="default"/>
+        <w:sz w:val="20"/>
+      </w:rPr>
+    </w:lvl>
+    <w:lvl w:ilvl="7" w:tentative="1">
+      <w:start w:val="1"/>
+      <w:numFmt w:val="bullet"/>
+      <w:lvlText w:val=""/>
+      <w:lvlJc w:val="left"/>
+      <w:pPr>
+        <w:tabs>
+          <w:tab w:val="num" w:pos="5760"/>
+        </w:tabs>
+        <w:ind w:left="5760" w:hanging="360"/>
+      </w:pPr>
+      <w:rPr>
+        <w:rFonts w:ascii="Wingdings" w:hAnsi="Wingdings" w:hint="default"/>
+        <w:sz w:val="20"/>
+      </w:rPr>
+    </w:lvl>
+    <w:lvl w:ilvl="8" w:tentative="1">
+      <w:start w:val="1"/>
+      <w:numFmt w:val="bullet"/>
+      <w:lvlText w:val=""/>
+      <w:lvlJc w:val="left"/>
+      <w:pPr>
+        <w:tabs>
+          <w:tab w:val="num" w:pos="6480"/>
+        </w:tabs>
+        <w:ind w:left="6480" w:hanging="360"/>
+      </w:pPr>
+      <w:rPr>
+        <w:rFonts w:ascii="Wingdings" w:hAnsi="Wingdings" w:hint="default"/>
+        <w:sz w:val="20"/>
+      </w:rPr>
+    </w:lvl>
+  </w:abstractNum>
+  <w:abstractNum w:abstractNumId="32" w15:restartNumberingAfterBreak="0">
     <w:nsid w:val="63DE122D"/>
     <w:multiLevelType w:val="multilevel"/>
     <w:tmpl w:val="E056EEFC"/>
@@ -7293,7 +9359,7 @@
       </w:rPr>
     </w:lvl>
   </w:abstractNum>
-  <w:abstractNum w:abstractNumId="23" w15:restartNumberingAfterBreak="0">
+  <w:abstractNum w:abstractNumId="33" w15:restartNumberingAfterBreak="0">
     <w:nsid w:val="68C1033D"/>
     <w:multiLevelType w:val="multilevel"/>
     <w:tmpl w:val="CE88E864"/>
@@ -7442,7 +9508,7 @@
       </w:rPr>
     </w:lvl>
   </w:abstractNum>
-  <w:abstractNum w:abstractNumId="24" w15:restartNumberingAfterBreak="0">
+  <w:abstractNum w:abstractNumId="34" w15:restartNumberingAfterBreak="0">
     <w:nsid w:val="6C6370D0"/>
     <w:multiLevelType w:val="multilevel"/>
     <w:tmpl w:val="4D0C282E"/>
@@ -7591,7 +9657,305 @@
       </w:rPr>
     </w:lvl>
   </w:abstractNum>
-  <w:abstractNum w:abstractNumId="25" w15:restartNumberingAfterBreak="0">
+  <w:abstractNum w:abstractNumId="35" w15:restartNumberingAfterBreak="0">
+    <w:nsid w:val="70D55CB7"/>
+    <w:multiLevelType w:val="multilevel"/>
+    <w:tmpl w:val="3122659E"/>
+    <w:lvl w:ilvl="0">
+      <w:start w:val="1"/>
+      <w:numFmt w:val="bullet"/>
+      <w:lvlText w:val=""/>
+      <w:lvlJc w:val="left"/>
+      <w:pPr>
+        <w:tabs>
+          <w:tab w:val="num" w:pos="720"/>
+        </w:tabs>
+        <w:ind w:left="720" w:hanging="360"/>
+      </w:pPr>
+      <w:rPr>
+        <w:rFonts w:ascii="Symbol" w:hAnsi="Symbol" w:hint="default"/>
+        <w:sz w:val="20"/>
+      </w:rPr>
+    </w:lvl>
+    <w:lvl w:ilvl="1" w:tentative="1">
+      <w:start w:val="1"/>
+      <w:numFmt w:val="bullet"/>
+      <w:lvlText w:val="o"/>
+      <w:lvlJc w:val="left"/>
+      <w:pPr>
+        <w:tabs>
+          <w:tab w:val="num" w:pos="1440"/>
+        </w:tabs>
+        <w:ind w:left="1440" w:hanging="360"/>
+      </w:pPr>
+      <w:rPr>
+        <w:rFonts w:ascii="Courier New" w:hAnsi="Courier New" w:hint="default"/>
+        <w:sz w:val="20"/>
+      </w:rPr>
+    </w:lvl>
+    <w:lvl w:ilvl="2" w:tentative="1">
+      <w:start w:val="1"/>
+      <w:numFmt w:val="bullet"/>
+      <w:lvlText w:val=""/>
+      <w:lvlJc w:val="left"/>
+      <w:pPr>
+        <w:tabs>
+          <w:tab w:val="num" w:pos="2160"/>
+        </w:tabs>
+        <w:ind w:left="2160" w:hanging="360"/>
+      </w:pPr>
+      <w:rPr>
+        <w:rFonts w:ascii="Wingdings" w:hAnsi="Wingdings" w:hint="default"/>
+        <w:sz w:val="20"/>
+      </w:rPr>
+    </w:lvl>
+    <w:lvl w:ilvl="3" w:tentative="1">
+      <w:start w:val="1"/>
+      <w:numFmt w:val="bullet"/>
+      <w:lvlText w:val=""/>
+      <w:lvlJc w:val="left"/>
+      <w:pPr>
+        <w:tabs>
+          <w:tab w:val="num" w:pos="2880"/>
+        </w:tabs>
+        <w:ind w:left="2880" w:hanging="360"/>
+      </w:pPr>
+      <w:rPr>
+        <w:rFonts w:ascii="Wingdings" w:hAnsi="Wingdings" w:hint="default"/>
+        <w:sz w:val="20"/>
+      </w:rPr>
+    </w:lvl>
+    <w:lvl w:ilvl="4" w:tentative="1">
+      <w:start w:val="1"/>
+      <w:numFmt w:val="bullet"/>
+      <w:lvlText w:val=""/>
+      <w:lvlJc w:val="left"/>
+      <w:pPr>
+        <w:tabs>
+          <w:tab w:val="num" w:pos="3600"/>
+        </w:tabs>
+        <w:ind w:left="3600" w:hanging="360"/>
+      </w:pPr>
+      <w:rPr>
+        <w:rFonts w:ascii="Wingdings" w:hAnsi="Wingdings" w:hint="default"/>
+        <w:sz w:val="20"/>
+      </w:rPr>
+    </w:lvl>
+    <w:lvl w:ilvl="5" w:tentative="1">
+      <w:start w:val="1"/>
+      <w:numFmt w:val="bullet"/>
+      <w:lvlText w:val=""/>
+      <w:lvlJc w:val="left"/>
+      <w:pPr>
+        <w:tabs>
+          <w:tab w:val="num" w:pos="4320"/>
+        </w:tabs>
+        <w:ind w:left="4320" w:hanging="360"/>
+      </w:pPr>
+      <w:rPr>
+        <w:rFonts w:ascii="Wingdings" w:hAnsi="Wingdings" w:hint="default"/>
+        <w:sz w:val="20"/>
+      </w:rPr>
+    </w:lvl>
+    <w:lvl w:ilvl="6" w:tentative="1">
+      <w:start w:val="1"/>
+      <w:numFmt w:val="bullet"/>
+      <w:lvlText w:val=""/>
+      <w:lvlJc w:val="left"/>
+      <w:pPr>
+        <w:tabs>
+          <w:tab w:val="num" w:pos="5040"/>
+        </w:tabs>
+        <w:ind w:left="5040" w:hanging="360"/>
+      </w:pPr>
+      <w:rPr>
+        <w:rFonts w:ascii="Wingdings" w:hAnsi="Wingdings" w:hint="default"/>
+        <w:sz w:val="20"/>
+      </w:rPr>
+    </w:lvl>
+    <w:lvl w:ilvl="7" w:tentative="1">
+      <w:start w:val="1"/>
+      <w:numFmt w:val="bullet"/>
+      <w:lvlText w:val=""/>
+      <w:lvlJc w:val="left"/>
+      <w:pPr>
+        <w:tabs>
+          <w:tab w:val="num" w:pos="5760"/>
+        </w:tabs>
+        <w:ind w:left="5760" w:hanging="360"/>
+      </w:pPr>
+      <w:rPr>
+        <w:rFonts w:ascii="Wingdings" w:hAnsi="Wingdings" w:hint="default"/>
+        <w:sz w:val="20"/>
+      </w:rPr>
+    </w:lvl>
+    <w:lvl w:ilvl="8" w:tentative="1">
+      <w:start w:val="1"/>
+      <w:numFmt w:val="bullet"/>
+      <w:lvlText w:val=""/>
+      <w:lvlJc w:val="left"/>
+      <w:pPr>
+        <w:tabs>
+          <w:tab w:val="num" w:pos="6480"/>
+        </w:tabs>
+        <w:ind w:left="6480" w:hanging="360"/>
+      </w:pPr>
+      <w:rPr>
+        <w:rFonts w:ascii="Wingdings" w:hAnsi="Wingdings" w:hint="default"/>
+        <w:sz w:val="20"/>
+      </w:rPr>
+    </w:lvl>
+  </w:abstractNum>
+  <w:abstractNum w:abstractNumId="36" w15:restartNumberingAfterBreak="0">
+    <w:nsid w:val="714545EE"/>
+    <w:multiLevelType w:val="multilevel"/>
+    <w:tmpl w:val="EB8035E6"/>
+    <w:lvl w:ilvl="0">
+      <w:start w:val="1"/>
+      <w:numFmt w:val="bullet"/>
+      <w:lvlText w:val=""/>
+      <w:lvlJc w:val="left"/>
+      <w:pPr>
+        <w:tabs>
+          <w:tab w:val="num" w:pos="720"/>
+        </w:tabs>
+        <w:ind w:left="720" w:hanging="360"/>
+      </w:pPr>
+      <w:rPr>
+        <w:rFonts w:ascii="Symbol" w:hAnsi="Symbol" w:hint="default"/>
+        <w:sz w:val="20"/>
+      </w:rPr>
+    </w:lvl>
+    <w:lvl w:ilvl="1" w:tentative="1">
+      <w:start w:val="1"/>
+      <w:numFmt w:val="bullet"/>
+      <w:lvlText w:val="o"/>
+      <w:lvlJc w:val="left"/>
+      <w:pPr>
+        <w:tabs>
+          <w:tab w:val="num" w:pos="1440"/>
+        </w:tabs>
+        <w:ind w:left="1440" w:hanging="360"/>
+      </w:pPr>
+      <w:rPr>
+        <w:rFonts w:ascii="Courier New" w:hAnsi="Courier New" w:hint="default"/>
+        <w:sz w:val="20"/>
+      </w:rPr>
+    </w:lvl>
+    <w:lvl w:ilvl="2" w:tentative="1">
+      <w:start w:val="1"/>
+      <w:numFmt w:val="bullet"/>
+      <w:lvlText w:val=""/>
+      <w:lvlJc w:val="left"/>
+      <w:pPr>
+        <w:tabs>
+          <w:tab w:val="num" w:pos="2160"/>
+        </w:tabs>
+        <w:ind w:left="2160" w:hanging="360"/>
+      </w:pPr>
+      <w:rPr>
+        <w:rFonts w:ascii="Wingdings" w:hAnsi="Wingdings" w:hint="default"/>
+        <w:sz w:val="20"/>
+      </w:rPr>
+    </w:lvl>
+    <w:lvl w:ilvl="3" w:tentative="1">
+      <w:start w:val="1"/>
+      <w:numFmt w:val="bullet"/>
+      <w:lvlText w:val=""/>
+      <w:lvlJc w:val="left"/>
+      <w:pPr>
+        <w:tabs>
+          <w:tab w:val="num" w:pos="2880"/>
+        </w:tabs>
+        <w:ind w:left="2880" w:hanging="360"/>
+      </w:pPr>
+      <w:rPr>
+        <w:rFonts w:ascii="Wingdings" w:hAnsi="Wingdings" w:hint="default"/>
+        <w:sz w:val="20"/>
+      </w:rPr>
+    </w:lvl>
+    <w:lvl w:ilvl="4" w:tentative="1">
+      <w:start w:val="1"/>
+      <w:numFmt w:val="bullet"/>
+      <w:lvlText w:val=""/>
+      <w:lvlJc w:val="left"/>
+      <w:pPr>
+        <w:tabs>
+          <w:tab w:val="num" w:pos="3600"/>
+        </w:tabs>
+        <w:ind w:left="3600" w:hanging="360"/>
+      </w:pPr>
+      <w:rPr>
+        <w:rFonts w:ascii="Wingdings" w:hAnsi="Wingdings" w:hint="default"/>
+        <w:sz w:val="20"/>
+      </w:rPr>
+    </w:lvl>
+    <w:lvl w:ilvl="5" w:tentative="1">
+      <w:start w:val="1"/>
+      <w:numFmt w:val="bullet"/>
+      <w:lvlText w:val=""/>
+      <w:lvlJc w:val="left"/>
+      <w:pPr>
+        <w:tabs>
+          <w:tab w:val="num" w:pos="4320"/>
+        </w:tabs>
+        <w:ind w:left="4320" w:hanging="360"/>
+      </w:pPr>
+      <w:rPr>
+        <w:rFonts w:ascii="Wingdings" w:hAnsi="Wingdings" w:hint="default"/>
+        <w:sz w:val="20"/>
+      </w:rPr>
+    </w:lvl>
+    <w:lvl w:ilvl="6" w:tentative="1">
+      <w:start w:val="1"/>
+      <w:numFmt w:val="bullet"/>
+      <w:lvlText w:val=""/>
+      <w:lvlJc w:val="left"/>
+      <w:pPr>
+        <w:tabs>
+          <w:tab w:val="num" w:pos="5040"/>
+        </w:tabs>
+        <w:ind w:left="5040" w:hanging="360"/>
+      </w:pPr>
+      <w:rPr>
+        <w:rFonts w:ascii="Wingdings" w:hAnsi="Wingdings" w:hint="default"/>
+        <w:sz w:val="20"/>
+      </w:rPr>
+    </w:lvl>
+    <w:lvl w:ilvl="7" w:tentative="1">
+      <w:start w:val="1"/>
+      <w:numFmt w:val="bullet"/>
+      <w:lvlText w:val=""/>
+      <w:lvlJc w:val="left"/>
+      <w:pPr>
+        <w:tabs>
+          <w:tab w:val="num" w:pos="5760"/>
+        </w:tabs>
+        <w:ind w:left="5760" w:hanging="360"/>
+      </w:pPr>
+      <w:rPr>
+        <w:rFonts w:ascii="Wingdings" w:hAnsi="Wingdings" w:hint="default"/>
+        <w:sz w:val="20"/>
+      </w:rPr>
+    </w:lvl>
+    <w:lvl w:ilvl="8" w:tentative="1">
+      <w:start w:val="1"/>
+      <w:numFmt w:val="bullet"/>
+      <w:lvlText w:val=""/>
+      <w:lvlJc w:val="left"/>
+      <w:pPr>
+        <w:tabs>
+          <w:tab w:val="num" w:pos="6480"/>
+        </w:tabs>
+        <w:ind w:left="6480" w:hanging="360"/>
+      </w:pPr>
+      <w:rPr>
+        <w:rFonts w:ascii="Wingdings" w:hAnsi="Wingdings" w:hint="default"/>
+        <w:sz w:val="20"/>
+      </w:rPr>
+    </w:lvl>
+  </w:abstractNum>
+  <w:abstractNum w:abstractNumId="37" w15:restartNumberingAfterBreak="0">
     <w:nsid w:val="76B13337"/>
     <w:multiLevelType w:val="multilevel"/>
     <w:tmpl w:val="168AF5A8"/>
@@ -7740,7 +10104,305 @@
       </w:rPr>
     </w:lvl>
   </w:abstractNum>
-  <w:abstractNum w:abstractNumId="26" w15:restartNumberingAfterBreak="0">
+  <w:abstractNum w:abstractNumId="38" w15:restartNumberingAfterBreak="0">
+    <w:nsid w:val="7A8E7F61"/>
+    <w:multiLevelType w:val="multilevel"/>
+    <w:tmpl w:val="0CCC470C"/>
+    <w:lvl w:ilvl="0">
+      <w:start w:val="1"/>
+      <w:numFmt w:val="bullet"/>
+      <w:lvlText w:val=""/>
+      <w:lvlJc w:val="left"/>
+      <w:pPr>
+        <w:tabs>
+          <w:tab w:val="num" w:pos="720"/>
+        </w:tabs>
+        <w:ind w:left="720" w:hanging="360"/>
+      </w:pPr>
+      <w:rPr>
+        <w:rFonts w:ascii="Symbol" w:hAnsi="Symbol" w:hint="default"/>
+        <w:sz w:val="20"/>
+      </w:rPr>
+    </w:lvl>
+    <w:lvl w:ilvl="1" w:tentative="1">
+      <w:start w:val="1"/>
+      <w:numFmt w:val="bullet"/>
+      <w:lvlText w:val="o"/>
+      <w:lvlJc w:val="left"/>
+      <w:pPr>
+        <w:tabs>
+          <w:tab w:val="num" w:pos="1440"/>
+        </w:tabs>
+        <w:ind w:left="1440" w:hanging="360"/>
+      </w:pPr>
+      <w:rPr>
+        <w:rFonts w:ascii="Courier New" w:hAnsi="Courier New" w:hint="default"/>
+        <w:sz w:val="20"/>
+      </w:rPr>
+    </w:lvl>
+    <w:lvl w:ilvl="2" w:tentative="1">
+      <w:start w:val="1"/>
+      <w:numFmt w:val="bullet"/>
+      <w:lvlText w:val=""/>
+      <w:lvlJc w:val="left"/>
+      <w:pPr>
+        <w:tabs>
+          <w:tab w:val="num" w:pos="2160"/>
+        </w:tabs>
+        <w:ind w:left="2160" w:hanging="360"/>
+      </w:pPr>
+      <w:rPr>
+        <w:rFonts w:ascii="Wingdings" w:hAnsi="Wingdings" w:hint="default"/>
+        <w:sz w:val="20"/>
+      </w:rPr>
+    </w:lvl>
+    <w:lvl w:ilvl="3" w:tentative="1">
+      <w:start w:val="1"/>
+      <w:numFmt w:val="bullet"/>
+      <w:lvlText w:val=""/>
+      <w:lvlJc w:val="left"/>
+      <w:pPr>
+        <w:tabs>
+          <w:tab w:val="num" w:pos="2880"/>
+        </w:tabs>
+        <w:ind w:left="2880" w:hanging="360"/>
+      </w:pPr>
+      <w:rPr>
+        <w:rFonts w:ascii="Wingdings" w:hAnsi="Wingdings" w:hint="default"/>
+        <w:sz w:val="20"/>
+      </w:rPr>
+    </w:lvl>
+    <w:lvl w:ilvl="4" w:tentative="1">
+      <w:start w:val="1"/>
+      <w:numFmt w:val="bullet"/>
+      <w:lvlText w:val=""/>
+      <w:lvlJc w:val="left"/>
+      <w:pPr>
+        <w:tabs>
+          <w:tab w:val="num" w:pos="3600"/>
+        </w:tabs>
+        <w:ind w:left="3600" w:hanging="360"/>
+      </w:pPr>
+      <w:rPr>
+        <w:rFonts w:ascii="Wingdings" w:hAnsi="Wingdings" w:hint="default"/>
+        <w:sz w:val="20"/>
+      </w:rPr>
+    </w:lvl>
+    <w:lvl w:ilvl="5" w:tentative="1">
+      <w:start w:val="1"/>
+      <w:numFmt w:val="bullet"/>
+      <w:lvlText w:val=""/>
+      <w:lvlJc w:val="left"/>
+      <w:pPr>
+        <w:tabs>
+          <w:tab w:val="num" w:pos="4320"/>
+        </w:tabs>
+        <w:ind w:left="4320" w:hanging="360"/>
+      </w:pPr>
+      <w:rPr>
+        <w:rFonts w:ascii="Wingdings" w:hAnsi="Wingdings" w:hint="default"/>
+        <w:sz w:val="20"/>
+      </w:rPr>
+    </w:lvl>
+    <w:lvl w:ilvl="6" w:tentative="1">
+      <w:start w:val="1"/>
+      <w:numFmt w:val="bullet"/>
+      <w:lvlText w:val=""/>
+      <w:lvlJc w:val="left"/>
+      <w:pPr>
+        <w:tabs>
+          <w:tab w:val="num" w:pos="5040"/>
+        </w:tabs>
+        <w:ind w:left="5040" w:hanging="360"/>
+      </w:pPr>
+      <w:rPr>
+        <w:rFonts w:ascii="Wingdings" w:hAnsi="Wingdings" w:hint="default"/>
+        <w:sz w:val="20"/>
+      </w:rPr>
+    </w:lvl>
+    <w:lvl w:ilvl="7" w:tentative="1">
+      <w:start w:val="1"/>
+      <w:numFmt w:val="bullet"/>
+      <w:lvlText w:val=""/>
+      <w:lvlJc w:val="left"/>
+      <w:pPr>
+        <w:tabs>
+          <w:tab w:val="num" w:pos="5760"/>
+        </w:tabs>
+        <w:ind w:left="5760" w:hanging="360"/>
+      </w:pPr>
+      <w:rPr>
+        <w:rFonts w:ascii="Wingdings" w:hAnsi="Wingdings" w:hint="default"/>
+        <w:sz w:val="20"/>
+      </w:rPr>
+    </w:lvl>
+    <w:lvl w:ilvl="8" w:tentative="1">
+      <w:start w:val="1"/>
+      <w:numFmt w:val="bullet"/>
+      <w:lvlText w:val=""/>
+      <w:lvlJc w:val="left"/>
+      <w:pPr>
+        <w:tabs>
+          <w:tab w:val="num" w:pos="6480"/>
+        </w:tabs>
+        <w:ind w:left="6480" w:hanging="360"/>
+      </w:pPr>
+      <w:rPr>
+        <w:rFonts w:ascii="Wingdings" w:hAnsi="Wingdings" w:hint="default"/>
+        <w:sz w:val="20"/>
+      </w:rPr>
+    </w:lvl>
+  </w:abstractNum>
+  <w:abstractNum w:abstractNumId="39" w15:restartNumberingAfterBreak="0">
+    <w:nsid w:val="7AD354E2"/>
+    <w:multiLevelType w:val="multilevel"/>
+    <w:tmpl w:val="44DAC662"/>
+    <w:lvl w:ilvl="0">
+      <w:start w:val="1"/>
+      <w:numFmt w:val="bullet"/>
+      <w:lvlText w:val=""/>
+      <w:lvlJc w:val="left"/>
+      <w:pPr>
+        <w:tabs>
+          <w:tab w:val="num" w:pos="720"/>
+        </w:tabs>
+        <w:ind w:left="720" w:hanging="360"/>
+      </w:pPr>
+      <w:rPr>
+        <w:rFonts w:ascii="Symbol" w:hAnsi="Symbol" w:hint="default"/>
+        <w:sz w:val="20"/>
+      </w:rPr>
+    </w:lvl>
+    <w:lvl w:ilvl="1" w:tentative="1">
+      <w:start w:val="1"/>
+      <w:numFmt w:val="bullet"/>
+      <w:lvlText w:val="o"/>
+      <w:lvlJc w:val="left"/>
+      <w:pPr>
+        <w:tabs>
+          <w:tab w:val="num" w:pos="1440"/>
+        </w:tabs>
+        <w:ind w:left="1440" w:hanging="360"/>
+      </w:pPr>
+      <w:rPr>
+        <w:rFonts w:ascii="Courier New" w:hAnsi="Courier New" w:hint="default"/>
+        <w:sz w:val="20"/>
+      </w:rPr>
+    </w:lvl>
+    <w:lvl w:ilvl="2" w:tentative="1">
+      <w:start w:val="1"/>
+      <w:numFmt w:val="bullet"/>
+      <w:lvlText w:val=""/>
+      <w:lvlJc w:val="left"/>
+      <w:pPr>
+        <w:tabs>
+          <w:tab w:val="num" w:pos="2160"/>
+        </w:tabs>
+        <w:ind w:left="2160" w:hanging="360"/>
+      </w:pPr>
+      <w:rPr>
+        <w:rFonts w:ascii="Wingdings" w:hAnsi="Wingdings" w:hint="default"/>
+        <w:sz w:val="20"/>
+      </w:rPr>
+    </w:lvl>
+    <w:lvl w:ilvl="3" w:tentative="1">
+      <w:start w:val="1"/>
+      <w:numFmt w:val="bullet"/>
+      <w:lvlText w:val=""/>
+      <w:lvlJc w:val="left"/>
+      <w:pPr>
+        <w:tabs>
+          <w:tab w:val="num" w:pos="2880"/>
+        </w:tabs>
+        <w:ind w:left="2880" w:hanging="360"/>
+      </w:pPr>
+      <w:rPr>
+        <w:rFonts w:ascii="Wingdings" w:hAnsi="Wingdings" w:hint="default"/>
+        <w:sz w:val="20"/>
+      </w:rPr>
+    </w:lvl>
+    <w:lvl w:ilvl="4" w:tentative="1">
+      <w:start w:val="1"/>
+      <w:numFmt w:val="bullet"/>
+      <w:lvlText w:val=""/>
+      <w:lvlJc w:val="left"/>
+      <w:pPr>
+        <w:tabs>
+          <w:tab w:val="num" w:pos="3600"/>
+        </w:tabs>
+        <w:ind w:left="3600" w:hanging="360"/>
+      </w:pPr>
+      <w:rPr>
+        <w:rFonts w:ascii="Wingdings" w:hAnsi="Wingdings" w:hint="default"/>
+        <w:sz w:val="20"/>
+      </w:rPr>
+    </w:lvl>
+    <w:lvl w:ilvl="5" w:tentative="1">
+      <w:start w:val="1"/>
+      <w:numFmt w:val="bullet"/>
+      <w:lvlText w:val=""/>
+      <w:lvlJc w:val="left"/>
+      <w:pPr>
+        <w:tabs>
+          <w:tab w:val="num" w:pos="4320"/>
+        </w:tabs>
+        <w:ind w:left="4320" w:hanging="360"/>
+      </w:pPr>
+      <w:rPr>
+        <w:rFonts w:ascii="Wingdings" w:hAnsi="Wingdings" w:hint="default"/>
+        <w:sz w:val="20"/>
+      </w:rPr>
+    </w:lvl>
+    <w:lvl w:ilvl="6" w:tentative="1">
+      <w:start w:val="1"/>
+      <w:numFmt w:val="bullet"/>
+      <w:lvlText w:val=""/>
+      <w:lvlJc w:val="left"/>
+      <w:pPr>
+        <w:tabs>
+          <w:tab w:val="num" w:pos="5040"/>
+        </w:tabs>
+        <w:ind w:left="5040" w:hanging="360"/>
+      </w:pPr>
+      <w:rPr>
+        <w:rFonts w:ascii="Wingdings" w:hAnsi="Wingdings" w:hint="default"/>
+        <w:sz w:val="20"/>
+      </w:rPr>
+    </w:lvl>
+    <w:lvl w:ilvl="7" w:tentative="1">
+      <w:start w:val="1"/>
+      <w:numFmt w:val="bullet"/>
+      <w:lvlText w:val=""/>
+      <w:lvlJc w:val="left"/>
+      <w:pPr>
+        <w:tabs>
+          <w:tab w:val="num" w:pos="5760"/>
+        </w:tabs>
+        <w:ind w:left="5760" w:hanging="360"/>
+      </w:pPr>
+      <w:rPr>
+        <w:rFonts w:ascii="Wingdings" w:hAnsi="Wingdings" w:hint="default"/>
+        <w:sz w:val="20"/>
+      </w:rPr>
+    </w:lvl>
+    <w:lvl w:ilvl="8" w:tentative="1">
+      <w:start w:val="1"/>
+      <w:numFmt w:val="bullet"/>
+      <w:lvlText w:val=""/>
+      <w:lvlJc w:val="left"/>
+      <w:pPr>
+        <w:tabs>
+          <w:tab w:val="num" w:pos="6480"/>
+        </w:tabs>
+        <w:ind w:left="6480" w:hanging="360"/>
+      </w:pPr>
+      <w:rPr>
+        <w:rFonts w:ascii="Wingdings" w:hAnsi="Wingdings" w:hint="default"/>
+        <w:sz w:val="20"/>
+      </w:rPr>
+    </w:lvl>
+  </w:abstractNum>
+  <w:abstractNum w:abstractNumId="40" w15:restartNumberingAfterBreak="0">
     <w:nsid w:val="7BF41B11"/>
     <w:multiLevelType w:val="multilevel"/>
     <w:tmpl w:val="41B87C5C"/>
@@ -7889,7 +10551,7 @@
       </w:rPr>
     </w:lvl>
   </w:abstractNum>
-  <w:abstractNum w:abstractNumId="27" w15:restartNumberingAfterBreak="0">
+  <w:abstractNum w:abstractNumId="41" w15:restartNumberingAfterBreak="0">
     <w:nsid w:val="7CE64719"/>
     <w:multiLevelType w:val="multilevel"/>
     <w:tmpl w:val="9B6E3A3A"/>
@@ -8006,89 +10668,283 @@
       </w:pPr>
     </w:lvl>
   </w:abstractNum>
+  <w:abstractNum w:abstractNumId="42" w15:restartNumberingAfterBreak="0">
+    <w:nsid w:val="7FF078D8"/>
+    <w:multiLevelType w:val="multilevel"/>
+    <w:tmpl w:val="9F064A82"/>
+    <w:lvl w:ilvl="0">
+      <w:start w:val="1"/>
+      <w:numFmt w:val="bullet"/>
+      <w:lvlText w:val=""/>
+      <w:lvlJc w:val="left"/>
+      <w:pPr>
+        <w:tabs>
+          <w:tab w:val="num" w:pos="720"/>
+        </w:tabs>
+        <w:ind w:left="720" w:hanging="360"/>
+      </w:pPr>
+      <w:rPr>
+        <w:rFonts w:ascii="Symbol" w:hAnsi="Symbol" w:hint="default"/>
+        <w:sz w:val="20"/>
+      </w:rPr>
+    </w:lvl>
+    <w:lvl w:ilvl="1" w:tentative="1">
+      <w:start w:val="1"/>
+      <w:numFmt w:val="bullet"/>
+      <w:lvlText w:val="o"/>
+      <w:lvlJc w:val="left"/>
+      <w:pPr>
+        <w:tabs>
+          <w:tab w:val="num" w:pos="1440"/>
+        </w:tabs>
+        <w:ind w:left="1440" w:hanging="360"/>
+      </w:pPr>
+      <w:rPr>
+        <w:rFonts w:ascii="Courier New" w:hAnsi="Courier New" w:hint="default"/>
+        <w:sz w:val="20"/>
+      </w:rPr>
+    </w:lvl>
+    <w:lvl w:ilvl="2" w:tentative="1">
+      <w:start w:val="1"/>
+      <w:numFmt w:val="bullet"/>
+      <w:lvlText w:val=""/>
+      <w:lvlJc w:val="left"/>
+      <w:pPr>
+        <w:tabs>
+          <w:tab w:val="num" w:pos="2160"/>
+        </w:tabs>
+        <w:ind w:left="2160" w:hanging="360"/>
+      </w:pPr>
+      <w:rPr>
+        <w:rFonts w:ascii="Wingdings" w:hAnsi="Wingdings" w:hint="default"/>
+        <w:sz w:val="20"/>
+      </w:rPr>
+    </w:lvl>
+    <w:lvl w:ilvl="3" w:tentative="1">
+      <w:start w:val="1"/>
+      <w:numFmt w:val="bullet"/>
+      <w:lvlText w:val=""/>
+      <w:lvlJc w:val="left"/>
+      <w:pPr>
+        <w:tabs>
+          <w:tab w:val="num" w:pos="2880"/>
+        </w:tabs>
+        <w:ind w:left="2880" w:hanging="360"/>
+      </w:pPr>
+      <w:rPr>
+        <w:rFonts w:ascii="Wingdings" w:hAnsi="Wingdings" w:hint="default"/>
+        <w:sz w:val="20"/>
+      </w:rPr>
+    </w:lvl>
+    <w:lvl w:ilvl="4" w:tentative="1">
+      <w:start w:val="1"/>
+      <w:numFmt w:val="bullet"/>
+      <w:lvlText w:val=""/>
+      <w:lvlJc w:val="left"/>
+      <w:pPr>
+        <w:tabs>
+          <w:tab w:val="num" w:pos="3600"/>
+        </w:tabs>
+        <w:ind w:left="3600" w:hanging="360"/>
+      </w:pPr>
+      <w:rPr>
+        <w:rFonts w:ascii="Wingdings" w:hAnsi="Wingdings" w:hint="default"/>
+        <w:sz w:val="20"/>
+      </w:rPr>
+    </w:lvl>
+    <w:lvl w:ilvl="5" w:tentative="1">
+      <w:start w:val="1"/>
+      <w:numFmt w:val="bullet"/>
+      <w:lvlText w:val=""/>
+      <w:lvlJc w:val="left"/>
+      <w:pPr>
+        <w:tabs>
+          <w:tab w:val="num" w:pos="4320"/>
+        </w:tabs>
+        <w:ind w:left="4320" w:hanging="360"/>
+      </w:pPr>
+      <w:rPr>
+        <w:rFonts w:ascii="Wingdings" w:hAnsi="Wingdings" w:hint="default"/>
+        <w:sz w:val="20"/>
+      </w:rPr>
+    </w:lvl>
+    <w:lvl w:ilvl="6" w:tentative="1">
+      <w:start w:val="1"/>
+      <w:numFmt w:val="bullet"/>
+      <w:lvlText w:val=""/>
+      <w:lvlJc w:val="left"/>
+      <w:pPr>
+        <w:tabs>
+          <w:tab w:val="num" w:pos="5040"/>
+        </w:tabs>
+        <w:ind w:left="5040" w:hanging="360"/>
+      </w:pPr>
+      <w:rPr>
+        <w:rFonts w:ascii="Wingdings" w:hAnsi="Wingdings" w:hint="default"/>
+        <w:sz w:val="20"/>
+      </w:rPr>
+    </w:lvl>
+    <w:lvl w:ilvl="7" w:tentative="1">
+      <w:start w:val="1"/>
+      <w:numFmt w:val="bullet"/>
+      <w:lvlText w:val=""/>
+      <w:lvlJc w:val="left"/>
+      <w:pPr>
+        <w:tabs>
+          <w:tab w:val="num" w:pos="5760"/>
+        </w:tabs>
+        <w:ind w:left="5760" w:hanging="360"/>
+      </w:pPr>
+      <w:rPr>
+        <w:rFonts w:ascii="Wingdings" w:hAnsi="Wingdings" w:hint="default"/>
+        <w:sz w:val="20"/>
+      </w:rPr>
+    </w:lvl>
+    <w:lvl w:ilvl="8" w:tentative="1">
+      <w:start w:val="1"/>
+      <w:numFmt w:val="bullet"/>
+      <w:lvlText w:val=""/>
+      <w:lvlJc w:val="left"/>
+      <w:pPr>
+        <w:tabs>
+          <w:tab w:val="num" w:pos="6480"/>
+        </w:tabs>
+        <w:ind w:left="6480" w:hanging="360"/>
+      </w:pPr>
+      <w:rPr>
+        <w:rFonts w:ascii="Wingdings" w:hAnsi="Wingdings" w:hint="default"/>
+        <w:sz w:val="20"/>
+      </w:rPr>
+    </w:lvl>
+  </w:abstractNum>
   <w:num w:numId="1" w16cid:durableId="1785614491">
+    <w:abstractNumId w:val="4"/>
+  </w:num>
+  <w:num w:numId="2" w16cid:durableId="543912325">
+    <w:abstractNumId w:val="12"/>
+  </w:num>
+  <w:num w:numId="3" w16cid:durableId="2034189349">
+    <w:abstractNumId w:val="21"/>
+  </w:num>
+  <w:num w:numId="4" w16cid:durableId="1410925529">
+    <w:abstractNumId w:val="5"/>
+  </w:num>
+  <w:num w:numId="5" w16cid:durableId="1359893062">
+    <w:abstractNumId w:val="19"/>
+  </w:num>
+  <w:num w:numId="6" w16cid:durableId="911084925">
     <w:abstractNumId w:val="3"/>
   </w:num>
-  <w:num w:numId="2" w16cid:durableId="543912325">
-    <w:abstractNumId w:val="10"/>
+  <w:num w:numId="7" w16cid:durableId="1362390337">
+    <w:abstractNumId w:val="17"/>
   </w:num>
-  <w:num w:numId="3" w16cid:durableId="2034189349">
-    <w:abstractNumId w:val="14"/>
-  </w:num>
-  <w:num w:numId="4" w16cid:durableId="1410925529">
-    <w:abstractNumId w:val="4"/>
-  </w:num>
-  <w:num w:numId="5" w16cid:durableId="1359893062">
-    <w:abstractNumId w:val="12"/>
-  </w:num>
-  <w:num w:numId="6" w16cid:durableId="911084925">
-    <w:abstractNumId w:val="2"/>
-  </w:num>
-  <w:num w:numId="7" w16cid:durableId="1362390337">
+  <w:num w:numId="8" w16cid:durableId="970862924">
     <w:abstractNumId w:val="11"/>
   </w:num>
-  <w:num w:numId="8" w16cid:durableId="970862924">
-    <w:abstractNumId w:val="9"/>
-  </w:num>
   <w:num w:numId="9" w16cid:durableId="801773697">
-    <w:abstractNumId w:val="26"/>
+    <w:abstractNumId w:val="40"/>
   </w:num>
   <w:num w:numId="10" w16cid:durableId="1035548103">
-    <w:abstractNumId w:val="17"/>
+    <w:abstractNumId w:val="24"/>
   </w:num>
   <w:num w:numId="11" w16cid:durableId="1205949506">
-    <w:abstractNumId w:val="13"/>
+    <w:abstractNumId w:val="20"/>
   </w:num>
   <w:num w:numId="12" w16cid:durableId="1082065721">
-    <w:abstractNumId w:val="19"/>
+    <w:abstractNumId w:val="27"/>
   </w:num>
   <w:num w:numId="13" w16cid:durableId="2004501227">
-    <w:abstractNumId w:val="1"/>
+    <w:abstractNumId w:val="2"/>
   </w:num>
   <w:num w:numId="14" w16cid:durableId="811603637">
     <w:abstractNumId w:val="0"/>
   </w:num>
   <w:num w:numId="15" w16cid:durableId="2147044824">
+    <w:abstractNumId w:val="25"/>
+  </w:num>
+  <w:num w:numId="16" w16cid:durableId="2103067099">
+    <w:abstractNumId w:val="32"/>
+  </w:num>
+  <w:num w:numId="17" w16cid:durableId="1542474035">
+    <w:abstractNumId w:val="34"/>
+  </w:num>
+  <w:num w:numId="18" w16cid:durableId="1621104396">
+    <w:abstractNumId w:val="28"/>
+  </w:num>
+  <w:num w:numId="19" w16cid:durableId="1091510469">
+    <w:abstractNumId w:val="30"/>
+  </w:num>
+  <w:num w:numId="20" w16cid:durableId="239757288">
+    <w:abstractNumId w:val="41"/>
+  </w:num>
+  <w:num w:numId="21" w16cid:durableId="1311714722">
+    <w:abstractNumId w:val="8"/>
+  </w:num>
+  <w:num w:numId="22" w16cid:durableId="648822453">
+    <w:abstractNumId w:val="23"/>
+  </w:num>
+  <w:num w:numId="23" w16cid:durableId="1891334899">
+    <w:abstractNumId w:val="37"/>
+  </w:num>
+  <w:num w:numId="24" w16cid:durableId="1436560698">
+    <w:abstractNumId w:val="10"/>
+  </w:num>
+  <w:num w:numId="25" w16cid:durableId="845443228">
+    <w:abstractNumId w:val="22"/>
+  </w:num>
+  <w:num w:numId="26" w16cid:durableId="23749218">
+    <w:abstractNumId w:val="33"/>
+  </w:num>
+  <w:num w:numId="27" w16cid:durableId="2044406222">
+    <w:abstractNumId w:val="6"/>
+  </w:num>
+  <w:num w:numId="28" w16cid:durableId="204757242">
+    <w:abstractNumId w:val="7"/>
+  </w:num>
+  <w:num w:numId="29" w16cid:durableId="1979336196">
+    <w:abstractNumId w:val="42"/>
+  </w:num>
+  <w:num w:numId="30" w16cid:durableId="1933319988">
+    <w:abstractNumId w:val="29"/>
+  </w:num>
+  <w:num w:numId="31" w16cid:durableId="821238322">
+    <w:abstractNumId w:val="16"/>
+  </w:num>
+  <w:num w:numId="32" w16cid:durableId="856193802">
+    <w:abstractNumId w:val="15"/>
+  </w:num>
+  <w:num w:numId="33" w16cid:durableId="1749495222">
+    <w:abstractNumId w:val="35"/>
+  </w:num>
+  <w:num w:numId="34" w16cid:durableId="398869275">
+    <w:abstractNumId w:val="31"/>
+  </w:num>
+  <w:num w:numId="35" w16cid:durableId="1144395384">
+    <w:abstractNumId w:val="13"/>
+  </w:num>
+  <w:num w:numId="36" w16cid:durableId="2132438397">
     <w:abstractNumId w:val="18"/>
   </w:num>
-  <w:num w:numId="16" w16cid:durableId="2103067099">
-    <w:abstractNumId w:val="22"/>
+  <w:num w:numId="37" w16cid:durableId="1994407578">
+    <w:abstractNumId w:val="14"/>
   </w:num>
-  <w:num w:numId="17" w16cid:durableId="1542474035">
-    <w:abstractNumId w:val="24"/>
+  <w:num w:numId="38" w16cid:durableId="1102381455">
+    <w:abstractNumId w:val="26"/>
   </w:num>
-  <w:num w:numId="18" w16cid:durableId="1621104396">
-    <w:abstractNumId w:val="20"/>
+  <w:num w:numId="39" w16cid:durableId="1674648670">
+    <w:abstractNumId w:val="1"/>
   </w:num>
-  <w:num w:numId="19" w16cid:durableId="1091510469">
-    <w:abstractNumId w:val="21"/>
+  <w:num w:numId="40" w16cid:durableId="2141224047">
+    <w:abstractNumId w:val="38"/>
   </w:num>
-  <w:num w:numId="20" w16cid:durableId="239757288">
-    <w:abstractNumId w:val="27"/>
+  <w:num w:numId="41" w16cid:durableId="1784574779">
+    <w:abstractNumId w:val="9"/>
   </w:num>
-  <w:num w:numId="21" w16cid:durableId="1311714722">
-    <w:abstractNumId w:val="7"/>
+  <w:num w:numId="42" w16cid:durableId="311376001">
+    <w:abstractNumId w:val="39"/>
   </w:num>
-  <w:num w:numId="22" w16cid:durableId="648822453">
-    <w:abstractNumId w:val="16"/>
-  </w:num>
-  <w:num w:numId="23" w16cid:durableId="1891334899">
-    <w:abstractNumId w:val="25"/>
-  </w:num>
-  <w:num w:numId="24" w16cid:durableId="1436560698">
-    <w:abstractNumId w:val="8"/>
-  </w:num>
-  <w:num w:numId="25" w16cid:durableId="845443228">
-    <w:abstractNumId w:val="15"/>
-  </w:num>
-  <w:num w:numId="26" w16cid:durableId="23749218">
-    <w:abstractNumId w:val="23"/>
-  </w:num>
-  <w:num w:numId="27" w16cid:durableId="2044406222">
-    <w:abstractNumId w:val="5"/>
-  </w:num>
-  <w:num w:numId="28" w16cid:durableId="204757242">
-    <w:abstractNumId w:val="6"/>
+  <w:num w:numId="43" w16cid:durableId="20013666">
+    <w:abstractNumId w:val="36"/>
   </w:num>
 </w:numbering>
 </file>
@@ -8695,6 +11551,7 @@
   <w:style w:type="character" w:default="1" w:styleId="Policepardfaut">
     <w:name w:val="Default Paragraph Font"/>
     <w:uiPriority w:val="1"/>
+    <w:semiHidden/>
     <w:unhideWhenUsed/>
   </w:style>
   <w:style w:type="table" w:default="1" w:styleId="TableauNormal">
@@ -9167,7 +12024,10 @@
   <w:rsids>
     <w:rsidRoot w:val="00D558EC"/>
     <w:rsid w:val="00061BA9"/>
+    <w:rsid w:val="00082F05"/>
     <w:rsid w:val="00091AED"/>
+    <w:rsid w:val="000C0268"/>
+    <w:rsid w:val="001724AE"/>
     <w:rsid w:val="001946BF"/>
     <w:rsid w:val="002201A4"/>
     <w:rsid w:val="00225D2C"/>
@@ -9177,6 +12037,8 @@
     <w:rsid w:val="002D5D3D"/>
     <w:rsid w:val="00305191"/>
     <w:rsid w:val="00385413"/>
+    <w:rsid w:val="003973D7"/>
+    <w:rsid w:val="003D6B2B"/>
     <w:rsid w:val="005335C0"/>
     <w:rsid w:val="005E78DA"/>
     <w:rsid w:val="0067199A"/>
@@ -9187,6 +12049,7 @@
     <w:rsid w:val="0087190E"/>
     <w:rsid w:val="00932D02"/>
     <w:rsid w:val="009C1D87"/>
+    <w:rsid w:val="00A156BE"/>
     <w:rsid w:val="00B1340F"/>
     <w:rsid w:val="00B26F05"/>
     <w:rsid w:val="00B8107A"/>
@@ -9194,9 +12057,11 @@
     <w:rsid w:val="00C1038B"/>
     <w:rsid w:val="00D558EC"/>
     <w:rsid w:val="00D7592C"/>
+    <w:rsid w:val="00E14D3A"/>
     <w:rsid w:val="00F35910"/>
     <w:rsid w:val="00F55185"/>
     <w:rsid w:val="00FD7BF9"/>
+    <w:rsid w:val="00FE2B03"/>
   </w:rsids>
   <m:mathPr>
     <m:mathFont m:val="Cambria Math"/>

--- a/PixelTogether.docx
+++ b/PixelTogether.docx
@@ -1514,21 +1514,7 @@
         <w:rPr>
           <w:highlight w:val="green"/>
         </w:rPr>
-        <w:t xml:space="preserve">Faire marcher la commande </w:t>
-      </w:r>
-      <w:proofErr w:type="gramStart"/>
-      <w:r>
-        <w:rPr>
-          <w:highlight w:val="green"/>
-        </w:rPr>
-        <w:t>socket.join</w:t>
-      </w:r>
-      <w:proofErr w:type="gramEnd"/>
-      <w:r>
-        <w:rPr>
-          <w:highlight w:val="green"/>
-        </w:rPr>
-        <w:t>(roomId) : séparer les joueurs dans des canaux différents.</w:t>
+        <w:t>Faire marcher la commande socket.join(roomId) : séparer les joueurs dans des canaux différents.</w:t>
       </w:r>
     </w:p>
     <w:p>
@@ -1934,21 +1920,7 @@
         <w:rPr>
           <w:highlight w:val="green"/>
         </w:rPr>
-        <w:t>Ajouter les couleurs aux pseudos dans le chat (</w:t>
-      </w:r>
-      <w:proofErr w:type="gramStart"/>
-      <w:r>
-        <w:rPr>
-          <w:highlight w:val="green"/>
-        </w:rPr>
-        <w:t>ex:</w:t>
-      </w:r>
-      <w:proofErr w:type="gramEnd"/>
-      <w:r>
-        <w:rPr>
-          <w:highlight w:val="green"/>
-        </w:rPr>
-        <w:t xml:space="preserve"> l'Owner en doré).</w:t>
+        <w:t>Ajouter les couleurs aux pseudos dans le chat (ex: l'Owner en doré).</w:t>
       </w:r>
     </w:p>
     <w:p>
@@ -2400,57 +2372,7 @@
         </w:numPr>
       </w:pPr>
       <w:r>
-        <w:t xml:space="preserve">Création </w:t>
-      </w:r>
-      <w:proofErr w:type="spellStart"/>
-      <w:r>
-        <w:t>grid</w:t>
-      </w:r>
-      <w:proofErr w:type="spellEnd"/>
-      <w:r>
-        <w:t xml:space="preserve"> =&gt;, </w:t>
-      </w:r>
-      <w:proofErr w:type="spellStart"/>
-      <w:r>
-        <w:rPr>
-          <w:b/>
-          <w:bCs/>
-        </w:rPr>
-        <w:t>is</w:t>
-      </w:r>
-      <w:proofErr w:type="spellEnd"/>
-      <w:r>
-        <w:rPr>
-          <w:b/>
-          <w:bCs/>
-        </w:rPr>
-        <w:t xml:space="preserve"> </w:t>
-      </w:r>
-      <w:proofErr w:type="spellStart"/>
-      <w:r>
-        <w:rPr>
-          <w:b/>
-          <w:bCs/>
-        </w:rPr>
-        <w:t>private</w:t>
-      </w:r>
-      <w:proofErr w:type="spellEnd"/>
-      <w:r>
-        <w:t xml:space="preserve"> = non </w:t>
-      </w:r>
-      <w:r>
-        <w:t xml:space="preserve">visibile dans </w:t>
-      </w:r>
-      <w:proofErr w:type="gramStart"/>
-      <w:r>
-        <w:t>les lobby</w:t>
-      </w:r>
-      <w:proofErr w:type="gramEnd"/>
-      <w:r>
-        <w:t xml:space="preserve"> </w:t>
-      </w:r>
-      <w:r>
-        <w:t>+ invitation de gens qui peuvent voir la grid et y participer</w:t>
+        <w:t xml:space="preserve">Ajout de la monnaie, 1 click = 1 gold. </w:t>
       </w:r>
     </w:p>
     <w:p>
@@ -2462,52 +2384,7 @@
         </w:numPr>
       </w:pPr>
       <w:r>
-        <w:t>3 state de grid :</w:t>
-      </w:r>
-    </w:p>
-    <w:p>
-      <w:pPr>
-        <w:pStyle w:val="Paragraphedeliste"/>
-        <w:numPr>
-          <w:ilvl w:val="1"/>
-          <w:numId w:val="22"/>
-        </w:numPr>
-      </w:pPr>
-      <w:r>
-        <w:t>Private, vu plus haut</w:t>
-      </w:r>
-      <w:r>
-        <w:t xml:space="preserve"> lobby ok pour gens invité avec effet GLOW sur la card</w:t>
-      </w:r>
-    </w:p>
-    <w:p>
-      <w:pPr>
-        <w:pStyle w:val="Paragraphedeliste"/>
-        <w:numPr>
-          <w:ilvl w:val="1"/>
-          <w:numId w:val="22"/>
-        </w:numPr>
-      </w:pPr>
-      <w:r>
-        <w:t>Public, limited. Tout le monde peut join mais posage de pixel uniquement par invitation</w:t>
-      </w:r>
-      <w:r>
-        <w:t xml:space="preserve"> lobby ok</w:t>
-      </w:r>
-    </w:p>
-    <w:p>
-      <w:pPr>
-        <w:pStyle w:val="Paragraphedeliste"/>
-        <w:numPr>
-          <w:ilvl w:val="1"/>
-          <w:numId w:val="22"/>
-        </w:numPr>
-      </w:pPr>
-      <w:r>
-        <w:t>Public, unlimited. Comme maintenant</w:t>
-      </w:r>
-      <w:r>
-        <w:t xml:space="preserve"> lobby ok</w:t>
+        <w:t xml:space="preserve">Boutique couleur </w:t>
       </w:r>
     </w:p>
     <w:p>
@@ -2519,117 +2396,7 @@
         </w:numPr>
       </w:pPr>
       <w:r>
-        <w:t xml:space="preserve">Ajout de la monnaie, 1 click = 1 gold. </w:t>
-      </w:r>
-    </w:p>
-    <w:p>
-      <w:pPr>
-        <w:pStyle w:val="Paragraphedeliste"/>
-        <w:numPr>
-          <w:ilvl w:val="0"/>
-          <w:numId w:val="22"/>
-        </w:numPr>
-      </w:pPr>
-      <w:r>
-        <w:t xml:space="preserve">Boutique couleur </w:t>
-      </w:r>
-    </w:p>
-    <w:p>
-      <w:pPr>
-        <w:pStyle w:val="Paragraphedeliste"/>
-        <w:numPr>
-          <w:ilvl w:val="0"/>
-          <w:numId w:val="22"/>
-        </w:numPr>
-      </w:pPr>
-      <w:r>
-        <w:t>Interface mes grilles, de base onGallerie = false, possibilité de choisir quoi mettre sur la gallerie. La gallerie affiche que les grid avec onGallry =true</w:t>
-      </w:r>
-    </w:p>
-    <w:p>
-      <w:pPr>
-        <w:pStyle w:val="Paragraphedeliste"/>
-        <w:numPr>
-          <w:ilvl w:val="0"/>
-          <w:numId w:val="22"/>
-        </w:numPr>
-      </w:pPr>
-      <w:proofErr w:type="gramStart"/>
-      <w:r>
-        <w:t>isFinished</w:t>
-      </w:r>
-      <w:proofErr w:type="gramEnd"/>
-      <w:r>
-        <w:t xml:space="preserve"> =&gt; fenetre avec arc en ciel GG toussa e</w:t>
-      </w:r>
-      <w:r>
-        <w:t xml:space="preserve">t au milieu l’image de la grid + text bravo vous avez fini votre grid, voulez vous l’afficher sur la gallerie ? onGallery toussa. Retrouvez </w:t>
-      </w:r>
-      <w:proofErr w:type="gramStart"/>
-      <w:r>
-        <w:t>la</w:t>
-      </w:r>
-      <w:proofErr w:type="gramEnd"/>
-      <w:r>
-        <w:t xml:space="preserve"> dans vos grille blabla</w:t>
-      </w:r>
-    </w:p>
-    <w:p>
-      <w:pPr>
-        <w:pStyle w:val="Paragraphedeliste"/>
-        <w:numPr>
-          <w:ilvl w:val="0"/>
-          <w:numId w:val="22"/>
-        </w:numPr>
-      </w:pPr>
-      <w:r>
-        <w:t xml:space="preserve">La </w:t>
-      </w:r>
-      <w:proofErr w:type="spellStart"/>
-      <w:r>
-        <w:t>gallery</w:t>
-      </w:r>
-      <w:proofErr w:type="spellEnd"/>
-      <w:r>
-        <w:t xml:space="preserve"> est limité à genre 50 grid, la 1ere affichée est la dernière</w:t>
-      </w:r>
-    </w:p>
-    <w:p>
-      <w:pPr>
-        <w:pStyle w:val="Paragraphedeliste"/>
-        <w:numPr>
-          <w:ilvl w:val="0"/>
-          <w:numId w:val="22"/>
-        </w:numPr>
-      </w:pPr>
-      <w:r>
         <w:t>Implémenter système de like, sauvegarder les likes</w:t>
-      </w:r>
-    </w:p>
-    <w:p>
-      <w:pPr>
-        <w:pStyle w:val="Paragraphedeliste"/>
-        <w:numPr>
-          <w:ilvl w:val="0"/>
-          <w:numId w:val="22"/>
-        </w:numPr>
-      </w:pPr>
-      <w:r>
-        <w:t xml:space="preserve">Nouvelle interface classement avec 4 </w:t>
-      </w:r>
-      <w:proofErr w:type="gramStart"/>
-      <w:r>
-        <w:t>onglet</w:t>
-      </w:r>
-      <w:proofErr w:type="gramEnd"/>
-      <w:r>
-        <w:t>, daily, hebdo, mensuel, annuel avec reset. Ceux avec plus de like = 1</w:t>
-      </w:r>
-      <w:r>
-        <w:rPr>
-          <w:vertAlign w:val="superscript"/>
-        </w:rPr>
-        <w:t>er</w:t>
       </w:r>
     </w:p>
     <w:p>
@@ -2666,659 +2433,19 @@
     <w:p/>
     <w:p/>
     <w:p/>
+    <w:p/>
+    <w:p/>
+    <w:p/>
+    <w:p/>
+    <w:p/>
+    <w:p/>
+    <w:p/>
+    <w:p/>
+    <w:p/>
+    <w:p/>
     <w:p>
       <w:r>
         <w:lastRenderedPageBreak/>
-        <w:t xml:space="preserve">Étape 8 — </w:t>
-      </w:r>
-      <w:r>
-        <w:rPr>
-          <w:rFonts w:ascii="Segoe UI Emoji" w:hAnsi="Segoe UI Emoji" w:cs="Segoe UI Emoji"/>
-        </w:rPr>
-        <w:t>⚙️</w:t>
-      </w:r>
-      <w:r>
-        <w:t xml:space="preserve"> Système de visibilité des </w:t>
-      </w:r>
-      <w:proofErr w:type="spellStart"/>
-      <w:r>
-        <w:t>grids</w:t>
-      </w:r>
-      <w:proofErr w:type="spellEnd"/>
-      <w:r>
-        <w:t xml:space="preserve"> (Private / Public Limited / Public </w:t>
-      </w:r>
-      <w:proofErr w:type="spellStart"/>
-      <w:r>
-        <w:t>Unlimited</w:t>
-      </w:r>
-      <w:proofErr w:type="spellEnd"/>
-      <w:r>
-        <w:t>)</w:t>
-      </w:r>
-    </w:p>
-    <w:p>
-      <w:r>
-        <w:rPr>
-          <w:b/>
-          <w:bCs/>
-        </w:rPr>
-        <w:t xml:space="preserve">Durée estimée : 4-5h | Difficulté : </w:t>
-      </w:r>
-      <w:r>
-        <w:rPr>
-          <w:rFonts w:ascii="Segoe UI Emoji" w:hAnsi="Segoe UI Emoji" w:cs="Segoe UI Emoji"/>
-          <w:b/>
-          <w:bCs/>
-        </w:rPr>
-        <w:t>⭐⭐⭐⭐</w:t>
-      </w:r>
-    </w:p>
-    <w:p>
-      <w:pPr>
-        <w:numPr>
-          <w:ilvl w:val="0"/>
-          <w:numId w:val="36"/>
-        </w:numPr>
-      </w:pPr>
-      <w:r>
-        <w:t> Ajouter au modèle </w:t>
-      </w:r>
-    </w:p>
-    <w:p>
-      <w:r>
-        <w:rPr>
-          <w:noProof/>
-        </w:rPr>
-        <mc:AlternateContent>
-          <mc:Choice Requires="wps">
-            <w:drawing>
-              <wp:inline distT="0" distB="0" distL="0" distR="0" wp14:anchorId="3830287F" wp14:editId="76BFFE2D">
-                <wp:extent cx="152400" cy="152400"/>
-                <wp:effectExtent l="0" t="0" r="0" b="0"/>
-                <wp:docPr id="383603242" name="Rectangle 15"/>
-                <wp:cNvGraphicFramePr>
-                  <a:graphicFrameLocks xmlns:a="http://schemas.openxmlformats.org/drawingml/2006/main" noChangeAspect="1"/>
-                </wp:cNvGraphicFramePr>
-                <a:graphic xmlns:a="http://schemas.openxmlformats.org/drawingml/2006/main">
-                  <a:graphicData uri="http://schemas.microsoft.com/office/word/2010/wordprocessingShape">
-                    <wps:wsp>
-                      <wps:cNvSpPr>
-                        <a:spLocks noChangeAspect="1" noChangeArrowheads="1"/>
-                      </wps:cNvSpPr>
-                      <wps:spPr bwMode="auto">
-                        <a:xfrm>
-                          <a:off x="0" y="0"/>
-                          <a:ext cx="152400" cy="152400"/>
-                        </a:xfrm>
-                        <a:prstGeom prst="rect">
-                          <a:avLst/>
-                        </a:prstGeom>
-                        <a:noFill/>
-                        <a:ln>
-                          <a:noFill/>
-                        </a:ln>
-                        <a:extLst>
-                          <a:ext uri="{909E8E84-426E-40DD-AFC4-6F175D3DCCD1}">
-                            <a14:hiddenFill xmlns:a14="http://schemas.microsoft.com/office/drawing/2010/main">
-                              <a:solidFill>
-                                <a:srgbClr val="FFFFFF"/>
-                              </a:solidFill>
-                            </a14:hiddenFill>
-                          </a:ext>
-                          <a:ext uri="{91240B29-F687-4F45-9708-019B960494DF}">
-                            <a14:hiddenLine xmlns:a14="http://schemas.microsoft.com/office/drawing/2010/main" w="9525">
-                              <a:solidFill>
-                                <a:srgbClr val="000000"/>
-                              </a:solidFill>
-                              <a:miter lim="800000"/>
-                              <a:headEnd/>
-                              <a:tailEnd/>
-                            </a14:hiddenLine>
-                          </a:ext>
-                        </a:extLst>
-                      </wps:spPr>
-                      <wps:bodyPr rot="0" vert="horz" wrap="square" lIns="91440" tIns="45720" rIns="91440" bIns="45720" anchor="t" anchorCtr="0" upright="1">
-                        <a:noAutofit/>
-                      </wps:bodyPr>
-                    </wps:wsp>
-                  </a:graphicData>
-                </a:graphic>
-              </wp:inline>
-            </w:drawing>
-          </mc:Choice>
-          <mc:Fallback>
-            <w:pict>
-              <v:rect w14:anchorId="7FE79E80" id="Rectangle 15" o:spid="_x0000_s1026" style="width:12pt;height:12pt;visibility:visible;mso-wrap-style:square;mso-left-percent:-10001;mso-top-percent:-10001;mso-position-horizontal:absolute;mso-position-horizontal-relative:char;mso-position-vertical:absolute;mso-position-vertical-relative:line;mso-left-percent:-10001;mso-top-percent:-10001;v-text-anchor:top" o:gfxdata="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" filled="f" stroked="f">
-                <o:lock v:ext="edit" aspectratio="t"/>
-                <w10:anchorlock/>
-              </v:rect>
-            </w:pict>
-          </mc:Fallback>
-        </mc:AlternateContent>
-      </w:r>
-    </w:p>
-    <w:p>
-      <w:pPr>
-        <w:rPr>
-          <w:lang w:val="en-US"/>
-        </w:rPr>
-      </w:pPr>
-      <w:r>
-        <w:rPr>
-          <w:lang w:val="en-US"/>
-        </w:rPr>
-        <w:t>Grid : visibility: 'private' | '</w:t>
-      </w:r>
-      <w:proofErr w:type="spellStart"/>
-      <w:r>
-        <w:rPr>
-          <w:lang w:val="en-US"/>
-        </w:rPr>
-        <w:t>public_limited</w:t>
-      </w:r>
-      <w:proofErr w:type="spellEnd"/>
-      <w:r>
-        <w:rPr>
-          <w:lang w:val="en-US"/>
-        </w:rPr>
-        <w:t>' | '</w:t>
-      </w:r>
-      <w:proofErr w:type="spellStart"/>
-      <w:r>
-        <w:rPr>
-          <w:lang w:val="en-US"/>
-        </w:rPr>
-        <w:t>public_unlimited</w:t>
-      </w:r>
-      <w:proofErr w:type="spellEnd"/>
-      <w:r>
-        <w:rPr>
-          <w:lang w:val="en-US"/>
-        </w:rPr>
-        <w:t>'</w:t>
-      </w:r>
-    </w:p>
-    <w:p>
-      <w:pPr>
-        <w:numPr>
-          <w:ilvl w:val="0"/>
-          <w:numId w:val="36"/>
-        </w:numPr>
-      </w:pPr>
-      <w:r>
-        <w:rPr>
-          <w:lang w:val="en-US"/>
-        </w:rPr>
-        <w:t> </w:t>
-      </w:r>
-      <w:r>
-        <w:t>Ajouter au modèle </w:t>
-      </w:r>
-      <w:proofErr w:type="spellStart"/>
-      <w:r>
-        <w:t>Grid</w:t>
-      </w:r>
-      <w:proofErr w:type="spellEnd"/>
-      <w:r>
-        <w:t> : </w:t>
-      </w:r>
-      <w:proofErr w:type="spellStart"/>
-      <w:proofErr w:type="gramStart"/>
-      <w:r>
-        <w:t>invitedUsers</w:t>
-      </w:r>
-      <w:proofErr w:type="spellEnd"/>
-      <w:r>
-        <w:t>:</w:t>
-      </w:r>
-      <w:proofErr w:type="gramEnd"/>
-      <w:r>
-        <w:t xml:space="preserve"> [</w:t>
-      </w:r>
-      <w:proofErr w:type="spellStart"/>
-      <w:r>
-        <w:t>ObjectId</w:t>
-      </w:r>
-      <w:proofErr w:type="spellEnd"/>
-      <w:r>
-        <w:t>] (liste des users invités)</w:t>
-      </w:r>
-    </w:p>
-    <w:p>
-      <w:pPr>
-        <w:numPr>
-          <w:ilvl w:val="0"/>
-          <w:numId w:val="36"/>
-        </w:numPr>
-      </w:pPr>
-      <w:r>
-        <w:t> </w:t>
-      </w:r>
-      <w:r>
-        <w:rPr>
-          <w:b/>
-          <w:bCs/>
-        </w:rPr>
-        <w:t>Private</w:t>
-      </w:r>
-      <w:r>
-        <w:t xml:space="preserve"> : invisible dans le lobby sauf pour les invités, effet GLOW sur la </w:t>
-      </w:r>
-      <w:proofErr w:type="spellStart"/>
-      <w:r>
-        <w:t>card</w:t>
-      </w:r>
-      <w:proofErr w:type="spellEnd"/>
-    </w:p>
-    <w:p>
-      <w:pPr>
-        <w:numPr>
-          <w:ilvl w:val="0"/>
-          <w:numId w:val="36"/>
-        </w:numPr>
-      </w:pPr>
-      <w:r>
-        <w:t> </w:t>
-      </w:r>
-      <w:r>
-        <w:rPr>
-          <w:b/>
-          <w:bCs/>
-        </w:rPr>
-        <w:t>Public Limited</w:t>
-      </w:r>
-      <w:r>
-        <w:t> : visible par tous, mais seuls les invités peuvent placer des pixels (les autres peuvent regarder)</w:t>
-      </w:r>
-    </w:p>
-    <w:p>
-      <w:pPr>
-        <w:numPr>
-          <w:ilvl w:val="0"/>
-          <w:numId w:val="36"/>
-        </w:numPr>
-      </w:pPr>
-      <w:r>
-        <w:t> </w:t>
-      </w:r>
-      <w:r>
-        <w:rPr>
-          <w:b/>
-          <w:bCs/>
-        </w:rPr>
-        <w:t xml:space="preserve">Public </w:t>
-      </w:r>
-      <w:proofErr w:type="spellStart"/>
-      <w:r>
-        <w:rPr>
-          <w:b/>
-          <w:bCs/>
-        </w:rPr>
-        <w:t>Unlimited</w:t>
-      </w:r>
-      <w:proofErr w:type="spellEnd"/>
-      <w:r>
-        <w:t> : comme maintenant, tout le monde peut dessiner</w:t>
-      </w:r>
-    </w:p>
-    <w:p>
-      <w:pPr>
-        <w:numPr>
-          <w:ilvl w:val="0"/>
-          <w:numId w:val="36"/>
-        </w:numPr>
-      </w:pPr>
-      <w:r>
-        <w:t> UI de création : choix du mode + champ d'invitation (pseudo ou lien)</w:t>
-      </w:r>
-    </w:p>
-    <w:p>
-      <w:pPr>
-        <w:numPr>
-          <w:ilvl w:val="0"/>
-          <w:numId w:val="36"/>
-        </w:numPr>
-      </w:pPr>
-      <w:r>
-        <w:t> Côté serveur : vérifier les permissions à chaque </w:t>
-      </w:r>
-      <w:proofErr w:type="spellStart"/>
-      <w:r>
-        <w:t>pixelPlaced</w:t>
-      </w:r>
-      <w:proofErr w:type="spellEnd"/>
-    </w:p>
-    <w:p>
-      <w:r>
-        <w:t>Le plus gros morceau de logique métier. Prends ton temps.</w:t>
-      </w:r>
-    </w:p>
-    <w:p>
-      <w:r>
-        <w:pict w14:anchorId="35EE9D33">
-          <v:rect id="_x0000_i1025" style="width:389.55pt;height:.75pt" o:hrpct="0" o:hralign="center" o:hrstd="t" o:hr="t" fillcolor="#a0a0a0" stroked="f"/>
-        </w:pict>
-      </w:r>
-    </w:p>
-    <w:p>
-      <w:r>
-        <w:t xml:space="preserve">Étape 9 — </w:t>
-      </w:r>
-      <w:r>
-        <w:rPr>
-          <w:rFonts w:ascii="Segoe UI Emoji" w:hAnsi="Segoe UI Emoji" w:cs="Segoe UI Emoji"/>
-        </w:rPr>
-        <w:t>🎨</w:t>
-      </w:r>
-      <w:r>
-        <w:t xml:space="preserve"> Écran de victoire (Finish avec arc-en-ciel </w:t>
-      </w:r>
-      <w:r>
-        <w:rPr>
-          <w:rFonts w:ascii="Segoe UI Emoji" w:hAnsi="Segoe UI Emoji" w:cs="Segoe UI Emoji"/>
-        </w:rPr>
-        <w:t>🌈</w:t>
-      </w:r>
-      <w:r>
-        <w:t>)</w:t>
-      </w:r>
-    </w:p>
-    <w:p>
-      <w:r>
-        <w:rPr>
-          <w:b/>
-          <w:bCs/>
-        </w:rPr>
-        <w:t xml:space="preserve">Durée estimée : 2-3h | Difficulté : </w:t>
-      </w:r>
-      <w:r>
-        <w:rPr>
-          <w:rFonts w:ascii="Segoe UI Emoji" w:hAnsi="Segoe UI Emoji" w:cs="Segoe UI Emoji"/>
-          <w:b/>
-          <w:bCs/>
-        </w:rPr>
-        <w:t>⭐⭐</w:t>
-      </w:r>
-    </w:p>
-    <w:p>
-      <w:pPr>
-        <w:numPr>
-          <w:ilvl w:val="0"/>
-          <w:numId w:val="37"/>
-        </w:numPr>
-      </w:pPr>
-      <w:r>
-        <w:t> Quand le host clique "Terminer" → écran de victoire animé (confettis, arc-en-ciel, GG)</w:t>
-      </w:r>
-    </w:p>
-    <w:p>
-      <w:pPr>
-        <w:numPr>
-          <w:ilvl w:val="0"/>
-          <w:numId w:val="37"/>
-        </w:numPr>
-      </w:pPr>
-      <w:r>
-        <w:t xml:space="preserve"> Au centre : l'image finale de la </w:t>
-      </w:r>
-      <w:proofErr w:type="spellStart"/>
-      <w:r>
-        <w:t>grid</w:t>
-      </w:r>
-      <w:proofErr w:type="spellEnd"/>
-    </w:p>
-    <w:p>
-      <w:pPr>
-        <w:numPr>
-          <w:ilvl w:val="0"/>
-          <w:numId w:val="37"/>
-        </w:numPr>
-      </w:pPr>
-      <w:r>
-        <w:t> Texte : "Bravo ! Votre grille est terminée !"</w:t>
-      </w:r>
-    </w:p>
-    <w:p>
-      <w:pPr>
-        <w:numPr>
-          <w:ilvl w:val="0"/>
-          <w:numId w:val="37"/>
-        </w:numPr>
-      </w:pPr>
-      <w:r>
-        <w:t> Bouton : "Afficher sur la galerie ?" → met </w:t>
-      </w:r>
-      <w:proofErr w:type="spellStart"/>
-      <w:proofErr w:type="gramStart"/>
-      <w:r>
-        <w:t>onGallery</w:t>
-      </w:r>
-      <w:proofErr w:type="spellEnd"/>
-      <w:r>
-        <w:t>:</w:t>
-      </w:r>
-      <w:proofErr w:type="gramEnd"/>
-      <w:r>
-        <w:t xml:space="preserve"> </w:t>
-      </w:r>
-      <w:proofErr w:type="spellStart"/>
-      <w:r>
-        <w:t>true</w:t>
-      </w:r>
-      <w:proofErr w:type="spellEnd"/>
-    </w:p>
-    <w:p>
-      <w:pPr>
-        <w:numPr>
-          <w:ilvl w:val="0"/>
-          <w:numId w:val="37"/>
-        </w:numPr>
-      </w:pPr>
-      <w:r>
-        <w:t> Bouton : "Garder privée" → met </w:t>
-      </w:r>
-      <w:proofErr w:type="spellStart"/>
-      <w:proofErr w:type="gramStart"/>
-      <w:r>
-        <w:t>onGallery</w:t>
-      </w:r>
-      <w:proofErr w:type="spellEnd"/>
-      <w:r>
-        <w:t>:</w:t>
-      </w:r>
-      <w:proofErr w:type="gramEnd"/>
-      <w:r>
-        <w:t xml:space="preserve"> false</w:t>
-      </w:r>
-    </w:p>
-    <w:p>
-      <w:pPr>
-        <w:numPr>
-          <w:ilvl w:val="0"/>
-          <w:numId w:val="37"/>
-        </w:numPr>
-      </w:pPr>
-      <w:r>
-        <w:t> Redirection vers "Mes grilles" après</w:t>
-      </w:r>
-    </w:p>
-    <w:p>
-      <w:r>
-        <w:t>Moment de satisfaction pour l'utilisateur, c'est le fun pur.</w:t>
-      </w:r>
-    </w:p>
-    <w:p>
-      <w:r>
-        <w:pict w14:anchorId="1E117264">
-          <v:rect id="_x0000_i1026" style="width:389.55pt;height:.75pt" o:hrpct="0" o:hralign="center" o:hrstd="t" o:hr="t" fillcolor="#a0a0a0" stroked="f"/>
-        </w:pict>
-      </w:r>
-    </w:p>
-    <w:p>
-      <w:r>
-        <w:t xml:space="preserve">Étape 10 — </w:t>
-      </w:r>
-      <w:r>
-        <w:rPr>
-          <w:rFonts w:ascii="Segoe UI Emoji" w:hAnsi="Segoe UI Emoji" w:cs="Segoe UI Emoji"/>
-        </w:rPr>
-        <w:t>⚙️</w:t>
-      </w:r>
-      <w:r>
-        <w:t xml:space="preserve"> Interface "Mes Grilles" + Galerie améliorée</w:t>
-      </w:r>
-    </w:p>
-    <w:p>
-      <w:r>
-        <w:rPr>
-          <w:b/>
-          <w:bCs/>
-        </w:rPr>
-        <w:t xml:space="preserve">Durée estimée : 3h | Difficulté : </w:t>
-      </w:r>
-      <w:r>
-        <w:rPr>
-          <w:rFonts w:ascii="Segoe UI Emoji" w:hAnsi="Segoe UI Emoji" w:cs="Segoe UI Emoji"/>
-          <w:b/>
-          <w:bCs/>
-        </w:rPr>
-        <w:t>⭐⭐⭐</w:t>
-      </w:r>
-    </w:p>
-    <w:p>
-      <w:pPr>
-        <w:numPr>
-          <w:ilvl w:val="0"/>
-          <w:numId w:val="38"/>
-        </w:numPr>
-      </w:pPr>
-      <w:r>
-        <w:lastRenderedPageBreak/>
-        <w:t> Ajouter </w:t>
-      </w:r>
-      <w:proofErr w:type="spellStart"/>
-      <w:proofErr w:type="gramStart"/>
-      <w:r>
-        <w:t>onGallery</w:t>
-      </w:r>
-      <w:proofErr w:type="spellEnd"/>
-      <w:r>
-        <w:t>:</w:t>
-      </w:r>
-      <w:proofErr w:type="gramEnd"/>
-      <w:r>
-        <w:t xml:space="preserve"> Boolean sur chaque </w:t>
-      </w:r>
-      <w:proofErr w:type="spellStart"/>
-      <w:r>
-        <w:t>grid</w:t>
-      </w:r>
-      <w:proofErr w:type="spellEnd"/>
-      <w:r>
-        <w:t xml:space="preserve"> sauvegardée du user</w:t>
-      </w:r>
-    </w:p>
-    <w:p>
-      <w:pPr>
-        <w:numPr>
-          <w:ilvl w:val="0"/>
-          <w:numId w:val="38"/>
-        </w:numPr>
-      </w:pPr>
-      <w:r>
-        <w:t xml:space="preserve"> Nouvelle page/modal "Mes grilles" : liste des grilles terminées avec </w:t>
-      </w:r>
-      <w:proofErr w:type="spellStart"/>
-      <w:r>
-        <w:t>toggle</w:t>
-      </w:r>
-      <w:proofErr w:type="spellEnd"/>
-      <w:r>
-        <w:t xml:space="preserve"> on/off galerie</w:t>
-      </w:r>
-    </w:p>
-    <w:p>
-      <w:pPr>
-        <w:numPr>
-          <w:ilvl w:val="0"/>
-          <w:numId w:val="38"/>
-        </w:numPr>
-      </w:pPr>
-      <w:r>
-        <w:t xml:space="preserve"> La galerie publique n'affiche que les </w:t>
-      </w:r>
-      <w:proofErr w:type="spellStart"/>
-      <w:r>
-        <w:t>grids</w:t>
-      </w:r>
-      <w:proofErr w:type="spellEnd"/>
-      <w:r>
-        <w:t xml:space="preserve"> avec </w:t>
-      </w:r>
-      <w:proofErr w:type="spellStart"/>
-      <w:proofErr w:type="gramStart"/>
-      <w:r>
-        <w:t>onGallery</w:t>
-      </w:r>
-      <w:proofErr w:type="spellEnd"/>
-      <w:r>
-        <w:t>:</w:t>
-      </w:r>
-      <w:proofErr w:type="gramEnd"/>
-      <w:r>
-        <w:t xml:space="preserve"> </w:t>
-      </w:r>
-      <w:proofErr w:type="spellStart"/>
-      <w:r>
-        <w:t>true</w:t>
-      </w:r>
-      <w:proofErr w:type="spellEnd"/>
-    </w:p>
-    <w:p>
-      <w:pPr>
-        <w:numPr>
-          <w:ilvl w:val="0"/>
-          <w:numId w:val="38"/>
-        </w:numPr>
-      </w:pPr>
-      <w:r>
-        <w:t> Limiter la galerie à 50 grilles, triées par date (les plus récentes en premier)</w:t>
-      </w:r>
-    </w:p>
-    <w:p>
-      <w:pPr>
-        <w:numPr>
-          <w:ilvl w:val="0"/>
-          <w:numId w:val="38"/>
-        </w:numPr>
-      </w:pPr>
-      <w:r>
-        <w:t xml:space="preserve"> Pagination ou </w:t>
-      </w:r>
-      <w:proofErr w:type="spellStart"/>
-      <w:r>
-        <w:t>infinite</w:t>
-      </w:r>
-      <w:proofErr w:type="spellEnd"/>
-      <w:r>
-        <w:t xml:space="preserve"> scroll</w:t>
-      </w:r>
-    </w:p>
-    <w:p>
-      <w:r>
-        <w:t>Mix front/back équilibré.</w:t>
-      </w:r>
-    </w:p>
-    <w:p>
-      <w:r>
-        <w:pict w14:anchorId="1E5E1709">
-          <v:rect id="_x0000_i1027" style="width:389.55pt;height:.75pt" o:hrpct="0" o:hralign="center" o:hrstd="t" o:hr="t" fillcolor="#a0a0a0" stroked="f"/>
-        </w:pict>
-      </w:r>
-    </w:p>
-    <w:p>
-      <w:r>
         <w:t xml:space="preserve">Étape 11 — </w:t>
       </w:r>
       <w:r>
@@ -3356,101 +2483,7 @@
         </w:numPr>
       </w:pPr>
       <w:r>
-        <w:t> Ajouter </w:t>
-      </w:r>
-      <w:proofErr w:type="gramStart"/>
-      <w:r>
-        <w:t>gold:</w:t>
-      </w:r>
-      <w:proofErr w:type="gramEnd"/>
-      <w:r>
-        <w:t xml:space="preserve"> Number au modèle </w:t>
-      </w:r>
-    </w:p>
-    <w:p>
-      <w:r>
-        <w:rPr>
-          <w:noProof/>
-        </w:rPr>
-        <mc:AlternateContent>
-          <mc:Choice Requires="wps">
-            <w:drawing>
-              <wp:inline distT="0" distB="0" distL="0" distR="0" wp14:anchorId="1AA66A4C" wp14:editId="67E23677">
-                <wp:extent cx="152400" cy="152400"/>
-                <wp:effectExtent l="0" t="0" r="0" b="0"/>
-                <wp:docPr id="1131982550" name="Rectangle 13"/>
-                <wp:cNvGraphicFramePr>
-                  <a:graphicFrameLocks xmlns:a="http://schemas.openxmlformats.org/drawingml/2006/main" noChangeAspect="1"/>
-                </wp:cNvGraphicFramePr>
-                <a:graphic xmlns:a="http://schemas.openxmlformats.org/drawingml/2006/main">
-                  <a:graphicData uri="http://schemas.microsoft.com/office/word/2010/wordprocessingShape">
-                    <wps:wsp>
-                      <wps:cNvSpPr>
-                        <a:spLocks noChangeAspect="1" noChangeArrowheads="1"/>
-                      </wps:cNvSpPr>
-                      <wps:spPr bwMode="auto">
-                        <a:xfrm>
-                          <a:off x="0" y="0"/>
-                          <a:ext cx="152400" cy="152400"/>
-                        </a:xfrm>
-                        <a:prstGeom prst="rect">
-                          <a:avLst/>
-                        </a:prstGeom>
-                        <a:noFill/>
-                        <a:ln>
-                          <a:noFill/>
-                        </a:ln>
-                        <a:extLst>
-                          <a:ext uri="{909E8E84-426E-40DD-AFC4-6F175D3DCCD1}">
-                            <a14:hiddenFill xmlns:a14="http://schemas.microsoft.com/office/drawing/2010/main">
-                              <a:solidFill>
-                                <a:srgbClr val="FFFFFF"/>
-                              </a:solidFill>
-                            </a14:hiddenFill>
-                          </a:ext>
-                          <a:ext uri="{91240B29-F687-4F45-9708-019B960494DF}">
-                            <a14:hiddenLine xmlns:a14="http://schemas.microsoft.com/office/drawing/2010/main" w="9525">
-                              <a:solidFill>
-                                <a:srgbClr val="000000"/>
-                              </a:solidFill>
-                              <a:miter lim="800000"/>
-                              <a:headEnd/>
-                              <a:tailEnd/>
-                            </a14:hiddenLine>
-                          </a:ext>
-                        </a:extLst>
-                      </wps:spPr>
-                      <wps:bodyPr rot="0" vert="horz" wrap="square" lIns="91440" tIns="45720" rIns="91440" bIns="45720" anchor="t" anchorCtr="0" upright="1">
-                        <a:noAutofit/>
-                      </wps:bodyPr>
-                    </wps:wsp>
-                  </a:graphicData>
-                </a:graphic>
-              </wp:inline>
-            </w:drawing>
-          </mc:Choice>
-          <mc:Fallback>
-            <w:pict>
-              <v:rect w14:anchorId="6192EBE2" id="Rectangle 13" o:spid="_x0000_s1026" style="width:12pt;height:12pt;visibility:visible;mso-wrap-style:square;mso-left-percent:-10001;mso-top-percent:-10001;mso-position-horizontal:absolute;mso-position-horizontal-relative:char;mso-position-vertical:absolute;mso-position-vertical-relative:line;mso-left-percent:-10001;mso-top-percent:-10001;v-text-anchor:top" o:gfxdata="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" filled="f" stroked="f">
-                <o:lock v:ext="edit" aspectratio="t"/>
-                <w10:anchorlock/>
-              </v:rect>
-            </w:pict>
-          </mc:Fallback>
-        </mc:AlternateContent>
-      </w:r>
-    </w:p>
-    <w:p>
-      <w:r>
-        <w:t>User (</w:t>
-      </w:r>
-      <w:proofErr w:type="gramStart"/>
-      <w:r>
-        <w:t>default:</w:t>
-      </w:r>
-      <w:proofErr w:type="gramEnd"/>
-      <w:r>
-        <w:t xml:space="preserve"> 0)</w:t>
+        <w:t> Ajouter gold: Number au modèle User (default: 0)</w:t>
       </w:r>
     </w:p>
     <w:p>
@@ -3472,21 +2505,8 @@
         </w:numPr>
       </w:pPr>
       <w:r>
-        <w:t xml:space="preserve"> Afficher le solde en temps réel dans la </w:t>
-      </w:r>
-      <w:proofErr w:type="spellStart"/>
-      <w:r>
-        <w:t>Navbar</w:t>
-      </w:r>
-      <w:proofErr w:type="spellEnd"/>
-      <w:r>
-        <w:t xml:space="preserve"> ou le </w:t>
-      </w:r>
-      <w:proofErr w:type="spellStart"/>
-      <w:r>
-        <w:t>GameUI</w:t>
-      </w:r>
-      <w:proofErr w:type="spellEnd"/>
+        <w:t> Afficher le solde en temps réel dans la Navbar ou le GameUI</w:t>
+      </w:r>
     </w:p>
     <w:p>
       <w:pPr>
@@ -3507,15 +2527,7 @@
         </w:numPr>
       </w:pPr>
       <w:r>
-        <w:t> Ajout des couleurs achetées au </w:t>
-      </w:r>
-      <w:proofErr w:type="spellStart"/>
-      <w:r>
-        <w:t>colors</w:t>
-      </w:r>
-      <w:proofErr w:type="spellEnd"/>
-      <w:r>
-        <w:t> du user</w:t>
+        <w:t> Ajout des couleurs achetées au colors du user</w:t>
       </w:r>
     </w:p>
     <w:p>
@@ -3526,15 +2538,7 @@
         </w:numPr>
       </w:pPr>
       <w:r>
-        <w:t xml:space="preserve"> UI de la boutique : </w:t>
-      </w:r>
-      <w:proofErr w:type="spellStart"/>
-      <w:r>
-        <w:t>cards</w:t>
-      </w:r>
-      <w:proofErr w:type="spellEnd"/>
-      <w:r>
-        <w:t xml:space="preserve"> de couleurs avec prix + bouton acheter</w:t>
+        <w:t> UI de la boutique : cards de couleurs avec prix + bouton acheter</w:t>
       </w:r>
     </w:p>
     <w:p>
@@ -3545,7 +2549,7 @@
     <w:p>
       <w:r>
         <w:pict w14:anchorId="7D4897A8">
-          <v:rect id="_x0000_i1028" style="width:389.55pt;height:.75pt" o:hrpct="0" o:hralign="center" o:hrstd="t" o:hr="t" fillcolor="#a0a0a0" stroked="f"/>
+          <v:rect id="_x0000_i1026" style="width:389.55pt;height:.75pt" o:hrpct="0" o:hralign="center" o:hrstd="t" o:hr="t" fillcolor="#a0a0a0" stroked="f"/>
         </w:pict>
       </w:r>
     </w:p>
@@ -3620,15 +2624,7 @@
         </w:numPr>
       </w:pPr>
       <w:r>
-        <w:t> </w:t>
-      </w:r>
-      <w:proofErr w:type="spellStart"/>
-      <w:r>
-        <w:t>Sanitizer</w:t>
-      </w:r>
-      <w:proofErr w:type="spellEnd"/>
-      <w:r>
-        <w:t xml:space="preserve"> les messages (échapper le HTML, limiter les caractères spéciaux)</w:t>
+        <w:t> Sanitizer les messages (échapper le HTML, limiter les caractères spéciaux)</w:t>
       </w:r>
     </w:p>
     <w:p>
@@ -3638,9 +2634,8 @@
     </w:p>
     <w:p>
       <w:r>
-        <w:lastRenderedPageBreak/>
         <w:pict w14:anchorId="64EF151F">
-          <v:rect id="_x0000_i1029" style="width:389.55pt;height:.75pt" o:hrpct="0" o:hralign="center" o:hrstd="t" o:hr="t" fillcolor="#a0a0a0" stroked="f"/>
+          <v:rect id="_x0000_i1027" style="width:389.55pt;height:.75pt" o:hrpct="0" o:hralign="center" o:hrstd="t" o:hr="t" fillcolor="#a0a0a0" stroked="f"/>
         </w:pict>
       </w:r>
     </w:p>
@@ -3658,25 +2653,7 @@
           <w:bCs/>
           <w:lang w:val="en-US"/>
         </w:rPr>
-        <w:t xml:space="preserve">Phase 3 — Features </w:t>
-      </w:r>
-      <w:proofErr w:type="spellStart"/>
-      <w:r>
-        <w:rPr>
-          <w:b/>
-          <w:bCs/>
-          <w:lang w:val="en-US"/>
-        </w:rPr>
-        <w:t>sociales</w:t>
-      </w:r>
-      <w:proofErr w:type="spellEnd"/>
-      <w:r>
-        <w:rPr>
-          <w:b/>
-          <w:bCs/>
-          <w:lang w:val="en-US"/>
-        </w:rPr>
-        <w:t xml:space="preserve"> (polish final)</w:t>
+        <w:t>Phase 3 — Features sociales (polish final)</w:t>
       </w:r>
     </w:p>
     <w:p>
@@ -3718,44 +2695,7 @@
         </w:numPr>
       </w:pPr>
       <w:r>
-        <w:t xml:space="preserve"> Ajouter au modèle </w:t>
-      </w:r>
-      <w:proofErr w:type="spellStart"/>
-      <w:r>
-        <w:t>Grid</w:t>
-      </w:r>
-      <w:proofErr w:type="spellEnd"/>
-      <w:r>
-        <w:t xml:space="preserve"> (ou un modèle séparé) : </w:t>
-      </w:r>
-      <w:proofErr w:type="gramStart"/>
-      <w:r>
-        <w:t>likes:</w:t>
-      </w:r>
-      <w:proofErr w:type="gramEnd"/>
-      <w:r>
-        <w:t xml:space="preserve"> </w:t>
-      </w:r>
-      <w:proofErr w:type="gramStart"/>
-      <w:r>
-        <w:t xml:space="preserve">[{ </w:t>
-      </w:r>
-      <w:proofErr w:type="spellStart"/>
-      <w:r>
-        <w:t>userId</w:t>
-      </w:r>
-      <w:proofErr w:type="spellEnd"/>
-      <w:proofErr w:type="gramEnd"/>
-      <w:r>
-        <w:t xml:space="preserve">, </w:t>
-      </w:r>
-      <w:proofErr w:type="gramStart"/>
-      <w:r>
-        <w:t>date }</w:t>
-      </w:r>
-      <w:proofErr w:type="gramEnd"/>
-      <w:r>
-        <w:t>]</w:t>
+        <w:t> Ajouter au modèle Grid (ou un modèle séparé) : likes: [{ userId, date }]</w:t>
       </w:r>
     </w:p>
     <w:p>
@@ -3766,13 +2706,8 @@
         </w:numPr>
       </w:pPr>
       <w:r>
-        <w:t xml:space="preserve"> Un user ne peut liker qu'une seule fois par </w:t>
-      </w:r>
-      <w:proofErr w:type="spellStart"/>
-      <w:r>
-        <w:t>grid</w:t>
-      </w:r>
-      <w:proofErr w:type="spellEnd"/>
+        <w:t> Un user ne peut liker qu'une seule fois par grid</w:t>
+      </w:r>
     </w:p>
     <w:p>
       <w:pPr>
@@ -3791,16 +2726,8 @@
         <w:rPr>
           <w:lang w:val="en-US"/>
         </w:rPr>
-        <w:t>API/Socket event pour liker/</w:t>
-      </w:r>
-      <w:proofErr w:type="spellStart"/>
-      <w:r>
-        <w:rPr>
-          <w:lang w:val="en-US"/>
-        </w:rPr>
-        <w:t>unliker</w:t>
-      </w:r>
-      <w:proofErr w:type="spellEnd"/>
+        <w:t>API/Socket event pour liker/unliker</w:t>
+      </w:r>
     </w:p>
     <w:p>
       <w:pPr>
@@ -3816,15 +2743,7 @@
         <w:t> </w:t>
       </w:r>
       <w:r>
-        <w:t xml:space="preserve">Afficher le nombre de likes sur chaque </w:t>
-      </w:r>
-      <w:proofErr w:type="spellStart"/>
-      <w:r>
-        <w:t>card</w:t>
-      </w:r>
-      <w:proofErr w:type="spellEnd"/>
-      <w:r>
-        <w:t xml:space="preserve"> de la galerie</w:t>
+        <w:t>Afficher le nombre de likes sur chaque card de la galerie</w:t>
       </w:r>
     </w:p>
     <w:p>
@@ -3841,94 +2760,13 @@
     <w:p>
       <w:r>
         <w:pict w14:anchorId="430A214D">
-          <v:rect id="_x0000_i1030" style="width:389.55pt;height:.75pt" o:hrpct="0" o:hralign="center" o:hrstd="t" o:hr="t" fillcolor="#a0a0a0" stroked="f"/>
+          <v:rect id="_x0000_i1028" style="width:389.55pt;height:.75pt" o:hrpct="0" o:hralign="center" o:hrstd="t" o:hr="t" fillcolor="#a0a0a0" stroked="f"/>
         </w:pict>
       </w:r>
     </w:p>
     <w:p>
       <w:r>
-        <w:t xml:space="preserve">Étape 14 — </w:t>
-      </w:r>
-      <w:r>
-        <w:rPr>
-          <w:rFonts w:ascii="Segoe UI Emoji" w:hAnsi="Segoe UI Emoji" w:cs="Segoe UI Emoji"/>
-        </w:rPr>
-        <w:t>🎨</w:t>
-      </w:r>
-      <w:r>
-        <w:t xml:space="preserve"> Classement</w:t>
-      </w:r>
-    </w:p>
-    <w:p>
-      <w:r>
-        <w:rPr>
-          <w:b/>
-          <w:bCs/>
-        </w:rPr>
-        <w:t xml:space="preserve">Durée estimée : 3h | Difficulté : </w:t>
-      </w:r>
-      <w:r>
-        <w:rPr>
-          <w:rFonts w:ascii="Segoe UI Emoji" w:hAnsi="Segoe UI Emoji" w:cs="Segoe UI Emoji"/>
-          <w:b/>
-          <w:bCs/>
-        </w:rPr>
-        <w:t>⭐⭐⭐</w:t>
-      </w:r>
-    </w:p>
-    <w:p>
-      <w:pPr>
-        <w:numPr>
-          <w:ilvl w:val="0"/>
-          <w:numId w:val="42"/>
-        </w:numPr>
-      </w:pPr>
-      <w:r>
-        <w:t> Nouvelle page/modal "Classement" avec 4 onglets : Jour / Semaine / Mois / Année</w:t>
-      </w:r>
-    </w:p>
-    <w:p>
-      <w:pPr>
-        <w:numPr>
-          <w:ilvl w:val="0"/>
-          <w:numId w:val="42"/>
-        </w:numPr>
-      </w:pPr>
-      <w:r>
-        <w:t> Classement basé sur les likes reçus dans la période</w:t>
-      </w:r>
-    </w:p>
-    <w:p>
-      <w:pPr>
-        <w:numPr>
-          <w:ilvl w:val="0"/>
-          <w:numId w:val="42"/>
-        </w:numPr>
-      </w:pPr>
-      <w:r>
-        <w:t> Top 10 avec pseudo, miniature, nombre de likes</w:t>
-      </w:r>
-    </w:p>
-    <w:p>
-      <w:pPr>
-        <w:numPr>
-          <w:ilvl w:val="0"/>
-          <w:numId w:val="42"/>
-        </w:numPr>
-      </w:pPr>
-      <w:r>
-        <w:t> Podium stylé pour les 3 premiers (médailles, tailles différentes)</w:t>
-      </w:r>
-    </w:p>
-    <w:p>
-      <w:r>
-        <w:pict w14:anchorId="76AC550C">
-          <v:rect id="_x0000_i1031" style="width:389.55pt;height:.75pt" o:hrpct="0" o:hralign="center" o:hrstd="t" o:hr="t" fillcolor="#a0a0a0" stroked="f"/>
-        </w:pict>
-      </w:r>
-    </w:p>
-    <w:p>
-      <w:r>
+        <w:lastRenderedPageBreak/>
         <w:t xml:space="preserve">Étape 15 — </w:t>
       </w:r>
       <w:r>
@@ -3966,15 +2804,7 @@
         </w:numPr>
       </w:pPr>
       <w:r>
-        <w:t xml:space="preserve"> Bouton "Signaler" sur les </w:t>
-      </w:r>
-      <w:proofErr w:type="spellStart"/>
-      <w:r>
-        <w:t>grids</w:t>
-      </w:r>
-      <w:proofErr w:type="spellEnd"/>
-      <w:r>
-        <w:t xml:space="preserve"> (en jeu + galerie)</w:t>
+        <w:t> Bouton "Signaler" sur les grids (en jeu + galerie)</w:t>
       </w:r>
     </w:p>
     <w:p>
@@ -3990,47 +2820,11 @@
       <w:r>
         <w:t> </w:t>
       </w:r>
-      <w:proofErr w:type="spellStart"/>
       <w:r>
         <w:rPr>
           <w:lang w:val="en-US"/>
         </w:rPr>
-        <w:t>Modèle</w:t>
-      </w:r>
-      <w:proofErr w:type="spellEnd"/>
-      <w:r>
-        <w:rPr>
-          <w:lang w:val="en-US"/>
-        </w:rPr>
-        <w:t xml:space="preserve"> Report : { </w:t>
-      </w:r>
-      <w:proofErr w:type="spellStart"/>
-      <w:r>
-        <w:rPr>
-          <w:lang w:val="en-US"/>
-        </w:rPr>
-        <w:t>gridId</w:t>
-      </w:r>
-      <w:proofErr w:type="spellEnd"/>
-      <w:r>
-        <w:rPr>
-          <w:lang w:val="en-US"/>
-        </w:rPr>
-        <w:t xml:space="preserve">, </w:t>
-      </w:r>
-      <w:proofErr w:type="spellStart"/>
-      <w:r>
-        <w:rPr>
-          <w:lang w:val="en-US"/>
-        </w:rPr>
-        <w:t>reporterId</w:t>
-      </w:r>
-      <w:proofErr w:type="spellEnd"/>
-      <w:r>
-        <w:rPr>
-          <w:lang w:val="en-US"/>
-        </w:rPr>
-        <w:t>, reason, date, status }</w:t>
+        <w:t>Modèle Report : { gridId, reporterId, reason, date, status }</w:t>
       </w:r>
     </w:p>
     <w:p>
@@ -4047,15 +2841,7 @@
         <w:t> </w:t>
       </w:r>
       <w:r>
-        <w:t>Rôle </w:t>
-      </w:r>
-      <w:proofErr w:type="spellStart"/>
-      <w:r>
-        <w:t>superAdmin</w:t>
-      </w:r>
-      <w:proofErr w:type="spellEnd"/>
-      <w:r>
-        <w:t> dans le modèle </w:t>
+        <w:t>Rôle superAdmin dans le modèle </w:t>
       </w:r>
     </w:p>
     <w:p>
@@ -4144,15 +2930,7 @@
         </w:numPr>
       </w:pPr>
       <w:r>
-        <w:t xml:space="preserve"> Panel admin : voir les reports, supprimer des </w:t>
-      </w:r>
-      <w:proofErr w:type="spellStart"/>
-      <w:r>
-        <w:t>grids</w:t>
-      </w:r>
-      <w:proofErr w:type="spellEnd"/>
-      <w:r>
-        <w:t>, bannir des joueurs</w:t>
+        <w:t> Panel admin : voir les reports, supprimer des grids, bannir des joueurs</w:t>
       </w:r>
     </w:p>
     <w:p>
@@ -4168,9 +2946,8 @@
     </w:p>
     <w:p>
       <w:r>
-        <w:lastRenderedPageBreak/>
         <w:pict w14:anchorId="70A72F6D">
-          <v:rect id="_x0000_i1032" style="width:389.55pt;height:.75pt" o:hrpct="0" o:hralign="center" o:hrstd="t" o:hr="t" fillcolor="#a0a0a0" stroked="f"/>
+          <v:rect id="_x0000_i1030" style="width:389.55pt;height:.75pt" o:hrpct="0" o:hralign="center" o:hrstd="t" o:hr="t" fillcolor="#a0a0a0" stroked="f"/>
         </w:pict>
       </w:r>
     </w:p>
@@ -4196,15 +2973,7 @@
         </w:numPr>
       </w:pPr>
       <w:r>
-        <w:t xml:space="preserve">Page de landing, accorder possibilité d’aller sur le lobby et rejoindre une partie, socket.ID = </w:t>
-      </w:r>
-      <w:proofErr w:type="spellStart"/>
-      <w:r>
-        <w:t>guest</w:t>
-      </w:r>
-      <w:proofErr w:type="spellEnd"/>
-      <w:r>
-        <w:t xml:space="preserve"> =&gt; ne peut pas poser de pixel, ni chat, juste regarder les room en live</w:t>
+        <w:t>Page de landing, accorder possibilité d’aller sur le lobby et rejoindre une partie, socket.ID = guest =&gt; ne peut pas poser de pixel, ni chat, juste regarder les room en live</w:t>
       </w:r>
     </w:p>
     <w:p>
@@ -4216,39 +2985,7 @@
         </w:numPr>
       </w:pPr>
       <w:r>
-        <w:t xml:space="preserve">PNG =&gt; </w:t>
-      </w:r>
-      <w:proofErr w:type="spellStart"/>
-      <w:r>
-        <w:t>WebP</w:t>
-      </w:r>
-      <w:proofErr w:type="spellEnd"/>
-      <w:r>
-        <w:t xml:space="preserve"> (</w:t>
-      </w:r>
-      <w:proofErr w:type="spellStart"/>
-      <w:r>
-        <w:t>canvas</w:t>
-      </w:r>
-      <w:proofErr w:type="spellEnd"/>
-      <w:r>
-        <w:t xml:space="preserve"> ne </w:t>
-      </w:r>
-      <w:proofErr w:type="spellStart"/>
-      <w:r>
-        <w:t>gere</w:t>
-      </w:r>
-      <w:proofErr w:type="spellEnd"/>
-      <w:r>
-        <w:t xml:space="preserve"> pas </w:t>
-      </w:r>
-      <w:proofErr w:type="spellStart"/>
-      <w:r>
-        <w:t>WebP</w:t>
-      </w:r>
-      <w:proofErr w:type="spellEnd"/>
-      <w:r>
-        <w:t>)</w:t>
+        <w:t>PNG =&gt; WebP (canvas ne gere pas WebP)</w:t>
       </w:r>
     </w:p>
     <w:p>
@@ -4275,15 +3012,7 @@
         </w:numPr>
       </w:pPr>
       <w:r>
-        <w:t xml:space="preserve">Palette </w:t>
-      </w:r>
-      <w:proofErr w:type="spellStart"/>
-      <w:r>
-        <w:t>decalée</w:t>
-      </w:r>
-      <w:proofErr w:type="spellEnd"/>
-      <w:r>
-        <w:t xml:space="preserve"> sur mobile, enlever « spawn » fixe</w:t>
+        <w:t>Palette decalée sur mobile, enlever « spawn » fixe</w:t>
       </w:r>
     </w:p>
     <w:p>
@@ -4295,15 +3024,7 @@
         </w:numPr>
       </w:pPr>
       <w:r>
-        <w:t xml:space="preserve">Chat qui </w:t>
-      </w:r>
-      <w:proofErr w:type="spellStart"/>
-      <w:r>
-        <w:t>defile</w:t>
-      </w:r>
-      <w:proofErr w:type="spellEnd"/>
-      <w:r>
-        <w:t xml:space="preserve"> automatiquement</w:t>
+        <w:t>Chat qui defile automatiquement</w:t>
       </w:r>
     </w:p>
     <w:p>
@@ -4327,50 +3048,10 @@
         </w:numPr>
       </w:pPr>
       <w:r>
-        <w:t xml:space="preserve">Validation sur </w:t>
-      </w:r>
-      <w:proofErr w:type="spellStart"/>
-      <w:r>
-        <w:t>closeRoom</w:t>
-      </w:r>
-      <w:proofErr w:type="spellEnd"/>
-      <w:r>
-        <w:t xml:space="preserve"> </w:t>
-      </w:r>
-      <w:proofErr w:type="spellStart"/>
-      <w:r>
-        <w:t>deleteCanvas</w:t>
-      </w:r>
-      <w:proofErr w:type="spellEnd"/>
-      <w:r>
-        <w:t xml:space="preserve"> </w:t>
-      </w:r>
-      <w:proofErr w:type="spellStart"/>
-      <w:r>
-        <w:t>finishCanvas</w:t>
-      </w:r>
-      <w:proofErr w:type="spellEnd"/>
-      <w:r>
-        <w:t xml:space="preserve"> et </w:t>
-      </w:r>
-      <w:proofErr w:type="spellStart"/>
-      <w:r>
-        <w:t>exitGame</w:t>
-      </w:r>
-      <w:proofErr w:type="spellEnd"/>
-      <w:r>
-        <w:t xml:space="preserve"> =&gt; </w:t>
-      </w:r>
-      <w:r>
-        <w:t xml:space="preserve">check </w:t>
-      </w:r>
-      <w:proofErr w:type="spellStart"/>
-      <w:r>
-        <w:t>l’id</w:t>
-      </w:r>
-      <w:proofErr w:type="spellEnd"/>
-      <w:r>
-        <w:t xml:space="preserve"> de l’host, sinon n importe qui peut fermer la room</w:t>
+        <w:t xml:space="preserve">Validation sur closeRoom deleteCanvas finishCanvas et exitGame =&gt; </w:t>
+      </w:r>
+      <w:r>
+        <w:t>check l’id de l’host, sinon n importe qui peut fermer la room</w:t>
       </w:r>
     </w:p>
     <w:p>
@@ -4382,21 +3063,8 @@
         </w:numPr>
       </w:pPr>
       <w:r>
-        <w:t xml:space="preserve">Connection à </w:t>
-      </w:r>
-      <w:proofErr w:type="gramStart"/>
-      <w:r>
-        <w:t>plusieurs endroit</w:t>
-      </w:r>
-      <w:proofErr w:type="gramEnd"/>
-      <w:r>
-        <w:t xml:space="preserve">, double host dans même </w:t>
-      </w:r>
-      <w:proofErr w:type="spellStart"/>
-      <w:r>
-        <w:t>grid</w:t>
-      </w:r>
-      <w:proofErr w:type="spellEnd"/>
+        <w:t>Connection à plusieurs endroit, double host dans même grid</w:t>
+      </w:r>
     </w:p>
     <w:p>
       <w:pPr>
@@ -4418,6 +3086,54 @@
           <w:numId w:val="22"/>
         </w:numPr>
       </w:pPr>
+      <w:r>
+        <w:t>Dans Ma gallerie, bouton poubelle en bas a droite rouge avec disclaimer pour supprimer de la BDD</w:t>
+      </w:r>
+      <w:r>
+        <w:t>. DONE mais rajouter disclaimer</w:t>
+      </w:r>
+    </w:p>
+    <w:p>
+      <w:pPr>
+        <w:pStyle w:val="Paragraphedeliste"/>
+        <w:numPr>
+          <w:ilvl w:val="0"/>
+          <w:numId w:val="22"/>
+        </w:numPr>
+      </w:pPr>
+      <w:r>
+        <w:t>Dans gallery public, ajouté sur la card il x heures / jours / semaines selon timestamp</w:t>
+      </w:r>
+    </w:p>
+    <w:p>
+      <w:pPr>
+        <w:pStyle w:val="Paragraphedeliste"/>
+        <w:numPr>
+          <w:ilvl w:val="0"/>
+          <w:numId w:val="22"/>
+        </w:numPr>
+      </w:pPr>
+      <w:r>
+        <w:t>Nouvelle interface classement avec 4 onglet, daily, hebdo, mensuel, annuel avec reset. Ceux avec plus de like = 1</w:t>
+      </w:r>
+      <w:r>
+        <w:rPr>
+          <w:vertAlign w:val="superscript"/>
+        </w:rPr>
+        <w:t>er</w:t>
+      </w:r>
+    </w:p>
+    <w:p>
+      <w:pPr>
+        <w:pStyle w:val="Paragraphedeliste"/>
+        <w:numPr>
+          <w:ilvl w:val="0"/>
+          <w:numId w:val="22"/>
+        </w:numPr>
+      </w:pPr>
+      <w:r>
+        <w:t>Empecher d’acheter 2x la même couleure</w:t>
+      </w:r>
     </w:p>
     <w:sectPr>
       <w:headerReference w:type="even" r:id="rId12"/>
@@ -12031,6 +10747,7 @@
     <w:rsid w:val="001946BF"/>
     <w:rsid w:val="002201A4"/>
     <w:rsid w:val="00225D2C"/>
+    <w:rsid w:val="00252718"/>
     <w:rsid w:val="002C593A"/>
     <w:rsid w:val="002C5A7C"/>
     <w:rsid w:val="002C5C81"/>
@@ -12038,17 +10755,22 @@
     <w:rsid w:val="00305191"/>
     <w:rsid w:val="00385413"/>
     <w:rsid w:val="003973D7"/>
+    <w:rsid w:val="003A4B1A"/>
     <w:rsid w:val="003D6B2B"/>
     <w:rsid w:val="005335C0"/>
     <w:rsid w:val="005E78DA"/>
+    <w:rsid w:val="00620015"/>
     <w:rsid w:val="0067199A"/>
     <w:rsid w:val="007C4390"/>
     <w:rsid w:val="007C690D"/>
     <w:rsid w:val="008009AE"/>
     <w:rsid w:val="00851961"/>
+    <w:rsid w:val="0086010E"/>
+    <w:rsid w:val="008642B5"/>
     <w:rsid w:val="0087190E"/>
     <w:rsid w:val="00932D02"/>
     <w:rsid w:val="009C1D87"/>
+    <w:rsid w:val="009F59EF"/>
     <w:rsid w:val="00A156BE"/>
     <w:rsid w:val="00B1340F"/>
     <w:rsid w:val="00B26F05"/>

--- a/PixelTogether.docx
+++ b/PixelTogether.docx
@@ -2350,77 +2350,7 @@
         </w:numPr>
       </w:pPr>
       <w:r>
-        <w:t xml:space="preserve">Un nouveau joueur a accès à tout </w:t>
-      </w:r>
-      <w:r>
-        <w:rPr>
-          <w:b/>
-          <w:bCs/>
-        </w:rPr>
-        <w:t>l’historique du chat</w:t>
-      </w:r>
-      <w:r>
-        <w:t xml:space="preserve"> de la room, c’est non</w:t>
-      </w:r>
-    </w:p>
-    <w:p>
-      <w:pPr>
-        <w:pStyle w:val="Paragraphedeliste"/>
-        <w:numPr>
-          <w:ilvl w:val="0"/>
-          <w:numId w:val="22"/>
-        </w:numPr>
-      </w:pPr>
-      <w:r>
-        <w:t xml:space="preserve">Ajout de la monnaie, 1 click = 1 gold. </w:t>
-      </w:r>
-    </w:p>
-    <w:p>
-      <w:pPr>
-        <w:pStyle w:val="Paragraphedeliste"/>
-        <w:numPr>
-          <w:ilvl w:val="0"/>
-          <w:numId w:val="22"/>
-        </w:numPr>
-      </w:pPr>
-      <w:r>
-        <w:t xml:space="preserve">Boutique couleur </w:t>
-      </w:r>
-    </w:p>
-    <w:p>
-      <w:pPr>
-        <w:pStyle w:val="Paragraphedeliste"/>
-        <w:numPr>
-          <w:ilvl w:val="0"/>
-          <w:numId w:val="22"/>
-        </w:numPr>
-      </w:pPr>
-      <w:r>
         <w:t>Implémenter système de like, sauvegarder les likes</w:t>
-      </w:r>
-    </w:p>
-    <w:p>
-      <w:pPr>
-        <w:pStyle w:val="Paragraphedeliste"/>
-        <w:numPr>
-          <w:ilvl w:val="0"/>
-          <w:numId w:val="22"/>
-        </w:numPr>
-      </w:pPr>
-      <w:r>
-        <w:t>Possibiliter de rport une grid, en jeu et dans la gallerie, gérer système de report, mail ?</w:t>
-      </w:r>
-    </w:p>
-    <w:p>
-      <w:pPr>
-        <w:pStyle w:val="Paragraphedeliste"/>
-        <w:numPr>
-          <w:ilvl w:val="0"/>
-          <w:numId w:val="22"/>
-        </w:numPr>
-      </w:pPr>
-      <w:r>
-        <w:t>Rôle de super admin IG, a accès a toutes les grids et a des outils pour delete direct, ban joueur, rôle spécial sur le chat</w:t>
       </w:r>
     </w:p>
     <w:p/>
@@ -2443,216 +2373,26 @@
     <w:p/>
     <w:p/>
     <w:p/>
-    <w:p>
-      <w:r>
+    <w:p/>
+    <w:p/>
+    <w:p/>
+    <w:p/>
+    <w:p/>
+    <w:p>
+      <w:pPr>
+        <w:rPr>
+          <w:b/>
+          <w:bCs/>
+          <w:lang w:val="en-US"/>
+        </w:rPr>
+      </w:pPr>
+      <w:r>
+        <w:rPr>
+          <w:b/>
+          <w:bCs/>
+          <w:lang w:val="en-US"/>
+        </w:rPr>
         <w:lastRenderedPageBreak/>
-        <w:t xml:space="preserve">Étape 11 — </w:t>
-      </w:r>
-      <w:r>
-        <w:rPr>
-          <w:rFonts w:ascii="Segoe UI Emoji" w:hAnsi="Segoe UI Emoji" w:cs="Segoe UI Emoji"/>
-        </w:rPr>
-        <w:t>🎨</w:t>
-      </w:r>
-      <w:r>
-        <w:t xml:space="preserve"> Système de monnaie + Boutique</w:t>
-      </w:r>
-    </w:p>
-    <w:p>
-      <w:r>
-        <w:rPr>
-          <w:b/>
-          <w:bCs/>
-        </w:rPr>
-        <w:t xml:space="preserve">Durée estimée : 3-4h | Difficulté : </w:t>
-      </w:r>
-      <w:r>
-        <w:rPr>
-          <w:rFonts w:ascii="Segoe UI Emoji" w:hAnsi="Segoe UI Emoji" w:cs="Segoe UI Emoji"/>
-          <w:b/>
-          <w:bCs/>
-        </w:rPr>
-        <w:t>⭐⭐⭐</w:t>
-      </w:r>
-    </w:p>
-    <w:p>
-      <w:pPr>
-        <w:numPr>
-          <w:ilvl w:val="0"/>
-          <w:numId w:val="39"/>
-        </w:numPr>
-      </w:pPr>
-      <w:r>
-        <w:t> Ajouter gold: Number au modèle User (default: 0)</w:t>
-      </w:r>
-    </w:p>
-    <w:p>
-      <w:pPr>
-        <w:numPr>
-          <w:ilvl w:val="0"/>
-          <w:numId w:val="39"/>
-        </w:numPr>
-      </w:pPr>
-      <w:r>
-        <w:t> Chaque pixel placé = +1 gold (côté serveur, pas côté client !)</w:t>
-      </w:r>
-    </w:p>
-    <w:p>
-      <w:pPr>
-        <w:numPr>
-          <w:ilvl w:val="0"/>
-          <w:numId w:val="39"/>
-        </w:numPr>
-      </w:pPr>
-      <w:r>
-        <w:t> Afficher le solde en temps réel dans la Navbar ou le GameUI</w:t>
-      </w:r>
-    </w:p>
-    <w:p>
-      <w:pPr>
-        <w:numPr>
-          <w:ilvl w:val="0"/>
-          <w:numId w:val="39"/>
-        </w:numPr>
-      </w:pPr>
-      <w:r>
-        <w:t> Boutique : liste de couleurs premium achetables</w:t>
-      </w:r>
-    </w:p>
-    <w:p>
-      <w:pPr>
-        <w:numPr>
-          <w:ilvl w:val="0"/>
-          <w:numId w:val="39"/>
-        </w:numPr>
-      </w:pPr>
-      <w:r>
-        <w:t> Ajout des couleurs achetées au colors du user</w:t>
-      </w:r>
-    </w:p>
-    <w:p>
-      <w:pPr>
-        <w:numPr>
-          <w:ilvl w:val="0"/>
-          <w:numId w:val="39"/>
-        </w:numPr>
-      </w:pPr>
-      <w:r>
-        <w:t> UI de la boutique : cards de couleurs avec prix + bouton acheter</w:t>
-      </w:r>
-    </w:p>
-    <w:p>
-      <w:r>
-        <w:t>Gamification, tes collègues vont adorer.</w:t>
-      </w:r>
-    </w:p>
-    <w:p>
-      <w:r>
-        <w:pict w14:anchorId="7D4897A8">
-          <v:rect id="_x0000_i1026" style="width:389.55pt;height:.75pt" o:hrpct="0" o:hralign="center" o:hrstd="t" o:hr="t" fillcolor="#a0a0a0" stroked="f"/>
-        </w:pict>
-      </w:r>
-    </w:p>
-    <w:p>
-      <w:r>
-        <w:t xml:space="preserve">Étape 12 — </w:t>
-      </w:r>
-      <w:r>
-        <w:rPr>
-          <w:rFonts w:ascii="Segoe UI Emoji" w:hAnsi="Segoe UI Emoji" w:cs="Segoe UI Emoji"/>
-        </w:rPr>
-        <w:t>🔒</w:t>
-      </w:r>
-      <w:r>
-        <w:t xml:space="preserve"> Historique chat + gestion des messages</w:t>
-      </w:r>
-    </w:p>
-    <w:p>
-      <w:r>
-        <w:rPr>
-          <w:b/>
-          <w:bCs/>
-        </w:rPr>
-        <w:t xml:space="preserve">Durée estimée : 1h | Difficulté : </w:t>
-      </w:r>
-      <w:r>
-        <w:rPr>
-          <w:rFonts w:ascii="Segoe UI Emoji" w:hAnsi="Segoe UI Emoji" w:cs="Segoe UI Emoji"/>
-          <w:b/>
-          <w:bCs/>
-        </w:rPr>
-        <w:t>⭐</w:t>
-      </w:r>
-    </w:p>
-    <w:p>
-      <w:pPr>
-        <w:numPr>
-          <w:ilvl w:val="0"/>
-          <w:numId w:val="40"/>
-        </w:numPr>
-      </w:pPr>
-      <w:r>
-        <w:t> Quand un nouveau joueur rejoint, il ne reçoit </w:t>
-      </w:r>
-      <w:r>
-        <w:rPr>
-          <w:b/>
-          <w:bCs/>
-        </w:rPr>
-        <w:t>que les 20 derniers messages</w:t>
-      </w:r>
-      <w:r>
-        <w:t> (pas tout l'historique)</w:t>
-      </w:r>
-    </w:p>
-    <w:p>
-      <w:pPr>
-        <w:numPr>
-          <w:ilvl w:val="0"/>
-          <w:numId w:val="40"/>
-        </w:numPr>
-      </w:pPr>
-      <w:r>
-        <w:t> Ou encore mieux : il ne reçoit rien, le chat commence à son arrivée</w:t>
-      </w:r>
-    </w:p>
-    <w:p>
-      <w:pPr>
-        <w:numPr>
-          <w:ilvl w:val="0"/>
-          <w:numId w:val="40"/>
-        </w:numPr>
-      </w:pPr>
-      <w:r>
-        <w:t> Sanitizer les messages (échapper le HTML, limiter les caractères spéciaux)</w:t>
-      </w:r>
-    </w:p>
-    <w:p>
-      <w:r>
-        <w:t>Rapide à faire, important pour la sécurité.</w:t>
-      </w:r>
-    </w:p>
-    <w:p>
-      <w:r>
-        <w:pict w14:anchorId="64EF151F">
-          <v:rect id="_x0000_i1027" style="width:389.55pt;height:.75pt" o:hrpct="0" o:hralign="center" o:hrstd="t" o:hr="t" fillcolor="#a0a0a0" stroked="f"/>
-        </w:pict>
-      </w:r>
-    </w:p>
-    <w:p>
-      <w:pPr>
-        <w:rPr>
-          <w:b/>
-          <w:bCs/>
-          <w:lang w:val="en-US"/>
-        </w:rPr>
-      </w:pPr>
-      <w:r>
-        <w:rPr>
-          <w:b/>
-          <w:bCs/>
-          <w:lang w:val="en-US"/>
-        </w:rPr>
         <w:t>Phase 3 — Features sociales (polish final)</w:t>
       </w:r>
     </w:p>
@@ -2760,207 +2500,91 @@
     <w:p>
       <w:r>
         <w:pict w14:anchorId="430A214D">
-          <v:rect id="_x0000_i1028" style="width:389.55pt;height:.75pt" o:hrpct="0" o:hralign="center" o:hrstd="t" o:hr="t" fillcolor="#a0a0a0" stroked="f"/>
+          <v:rect id="_x0000_i1025" style="width:389.55pt;height:.75pt" o:hrpct="0" o:hralign="center" o:hrstd="t" o:hr="t" fillcolor="#a0a0a0" stroked="f"/>
         </w:pict>
       </w:r>
     </w:p>
     <w:p>
+      <w:pPr>
+        <w:ind w:left="360"/>
+      </w:pPr>
+    </w:p>
+    <w:p>
+      <w:pPr>
+        <w:ind w:left="360"/>
+      </w:pPr>
+    </w:p>
+    <w:p>
+      <w:pPr>
+        <w:ind w:left="360"/>
+      </w:pPr>
+    </w:p>
+    <w:p>
+      <w:pPr>
+        <w:ind w:left="360"/>
+      </w:pPr>
+    </w:p>
+    <w:p>
+      <w:pPr>
+        <w:ind w:left="360"/>
+      </w:pPr>
+    </w:p>
+    <w:p>
+      <w:pPr>
+        <w:ind w:left="360"/>
+      </w:pPr>
+    </w:p>
+    <w:p>
+      <w:pPr>
+        <w:ind w:left="360"/>
+      </w:pPr>
+    </w:p>
+    <w:p>
+      <w:pPr>
+        <w:ind w:left="360"/>
+      </w:pPr>
+    </w:p>
+    <w:p>
+      <w:pPr>
+        <w:ind w:left="360"/>
+      </w:pPr>
+    </w:p>
+    <w:p>
+      <w:pPr>
+        <w:ind w:left="360"/>
+      </w:pPr>
+    </w:p>
+    <w:p>
+      <w:pPr>
+        <w:ind w:left="360"/>
+      </w:pPr>
+    </w:p>
+    <w:p>
+      <w:pPr>
+        <w:ind w:left="360"/>
+      </w:pPr>
+    </w:p>
+    <w:p>
+      <w:pPr>
+        <w:ind w:left="360"/>
+      </w:pPr>
+    </w:p>
+    <w:p>
+      <w:pPr>
+        <w:ind w:left="360"/>
+      </w:pPr>
+    </w:p>
+    <w:p>
+      <w:pPr>
+        <w:ind w:left="360"/>
+      </w:pPr>
+    </w:p>
+    <w:p>
+      <w:pPr>
+        <w:pStyle w:val="Titre1"/>
+      </w:pPr>
       <w:r>
         <w:lastRenderedPageBreak/>
-        <w:t xml:space="preserve">Étape 15 — </w:t>
-      </w:r>
-      <w:r>
-        <w:rPr>
-          <w:rFonts w:ascii="Segoe UI Emoji" w:hAnsi="Segoe UI Emoji" w:cs="Segoe UI Emoji"/>
-        </w:rPr>
-        <w:t>⚙️</w:t>
-      </w:r>
-      <w:r>
-        <w:t xml:space="preserve"> Système de Report + Admin</w:t>
-      </w:r>
-    </w:p>
-    <w:p>
-      <w:r>
-        <w:rPr>
-          <w:b/>
-          <w:bCs/>
-        </w:rPr>
-        <w:t xml:space="preserve">Durée estimée : 4-5h | Difficulté : </w:t>
-      </w:r>
-      <w:r>
-        <w:rPr>
-          <w:rFonts w:ascii="Segoe UI Emoji" w:hAnsi="Segoe UI Emoji" w:cs="Segoe UI Emoji"/>
-          <w:b/>
-          <w:bCs/>
-        </w:rPr>
-        <w:t>⭐⭐⭐⭐</w:t>
-      </w:r>
-    </w:p>
-    <w:p>
-      <w:pPr>
-        <w:numPr>
-          <w:ilvl w:val="0"/>
-          <w:numId w:val="43"/>
-        </w:numPr>
-      </w:pPr>
-      <w:r>
-        <w:t> Bouton "Signaler" sur les grids (en jeu + galerie)</w:t>
-      </w:r>
-    </w:p>
-    <w:p>
-      <w:pPr>
-        <w:numPr>
-          <w:ilvl w:val="0"/>
-          <w:numId w:val="43"/>
-        </w:numPr>
-        <w:rPr>
-          <w:lang w:val="en-US"/>
-        </w:rPr>
-      </w:pPr>
-      <w:r>
-        <w:t> </w:t>
-      </w:r>
-      <w:r>
-        <w:rPr>
-          <w:lang w:val="en-US"/>
-        </w:rPr>
-        <w:t>Modèle Report : { gridId, reporterId, reason, date, status }</w:t>
-      </w:r>
-    </w:p>
-    <w:p>
-      <w:pPr>
-        <w:numPr>
-          <w:ilvl w:val="0"/>
-          <w:numId w:val="43"/>
-        </w:numPr>
-      </w:pPr>
-      <w:r>
-        <w:rPr>
-          <w:lang w:val="en-US"/>
-        </w:rPr>
-        <w:t> </w:t>
-      </w:r>
-      <w:r>
-        <w:t>Rôle superAdmin dans le modèle </w:t>
-      </w:r>
-    </w:p>
-    <w:p>
-      <w:r>
-        <w:rPr>
-          <w:noProof/>
-        </w:rPr>
-        <mc:AlternateContent>
-          <mc:Choice Requires="wps">
-            <w:drawing>
-              <wp:inline distT="0" distB="0" distL="0" distR="0" wp14:anchorId="4C47918A" wp14:editId="3FA7FFFC">
-                <wp:extent cx="152400" cy="152400"/>
-                <wp:effectExtent l="0" t="0" r="0" b="0"/>
-                <wp:docPr id="362105297" name="Rectangle 12"/>
-                <wp:cNvGraphicFramePr>
-                  <a:graphicFrameLocks xmlns:a="http://schemas.openxmlformats.org/drawingml/2006/main" noChangeAspect="1"/>
-                </wp:cNvGraphicFramePr>
-                <a:graphic xmlns:a="http://schemas.openxmlformats.org/drawingml/2006/main">
-                  <a:graphicData uri="http://schemas.microsoft.com/office/word/2010/wordprocessingShape">
-                    <wps:wsp>
-                      <wps:cNvSpPr>
-                        <a:spLocks noChangeAspect="1" noChangeArrowheads="1"/>
-                      </wps:cNvSpPr>
-                      <wps:spPr bwMode="auto">
-                        <a:xfrm>
-                          <a:off x="0" y="0"/>
-                          <a:ext cx="152400" cy="152400"/>
-                        </a:xfrm>
-                        <a:prstGeom prst="rect">
-                          <a:avLst/>
-                        </a:prstGeom>
-                        <a:noFill/>
-                        <a:ln>
-                          <a:noFill/>
-                        </a:ln>
-                        <a:extLst>
-                          <a:ext uri="{909E8E84-426E-40DD-AFC4-6F175D3DCCD1}">
-                            <a14:hiddenFill xmlns:a14="http://schemas.microsoft.com/office/drawing/2010/main">
-                              <a:solidFill>
-                                <a:srgbClr val="FFFFFF"/>
-                              </a:solidFill>
-                            </a14:hiddenFill>
-                          </a:ext>
-                          <a:ext uri="{91240B29-F687-4F45-9708-019B960494DF}">
-                            <a14:hiddenLine xmlns:a14="http://schemas.microsoft.com/office/drawing/2010/main" w="9525">
-                              <a:solidFill>
-                                <a:srgbClr val="000000"/>
-                              </a:solidFill>
-                              <a:miter lim="800000"/>
-                              <a:headEnd/>
-                              <a:tailEnd/>
-                            </a14:hiddenLine>
-                          </a:ext>
-                        </a:extLst>
-                      </wps:spPr>
-                      <wps:bodyPr rot="0" vert="horz" wrap="square" lIns="91440" tIns="45720" rIns="91440" bIns="45720" anchor="t" anchorCtr="0" upright="1">
-                        <a:noAutofit/>
-                      </wps:bodyPr>
-                    </wps:wsp>
-                  </a:graphicData>
-                </a:graphic>
-              </wp:inline>
-            </w:drawing>
-          </mc:Choice>
-          <mc:Fallback>
-            <w:pict>
-              <v:rect w14:anchorId="591711A1" id="Rectangle 12" o:spid="_x0000_s1026" style="width:12pt;height:12pt;visibility:visible;mso-wrap-style:square;mso-left-percent:-10001;mso-top-percent:-10001;mso-position-horizontal:absolute;mso-position-horizontal-relative:char;mso-position-vertical:absolute;mso-position-vertical-relative:line;mso-left-percent:-10001;mso-top-percent:-10001;v-text-anchor:top" o:gfxdata="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" filled="f" stroked="f">
-                <o:lock v:ext="edit" aspectratio="t"/>
-                <w10:anchorlock/>
-              </v:rect>
-            </w:pict>
-          </mc:Fallback>
-        </mc:AlternateContent>
-      </w:r>
-    </w:p>
-    <w:p>
-      <w:r>
-        <w:t>User</w:t>
-      </w:r>
-    </w:p>
-    <w:p>
-      <w:pPr>
-        <w:numPr>
-          <w:ilvl w:val="0"/>
-          <w:numId w:val="43"/>
-        </w:numPr>
-      </w:pPr>
-      <w:r>
-        <w:t> Panel admin : voir les reports, supprimer des grids, bannir des joueurs</w:t>
-      </w:r>
-    </w:p>
-    <w:p>
-      <w:pPr>
-        <w:numPr>
-          <w:ilvl w:val="0"/>
-          <w:numId w:val="43"/>
-        </w:numPr>
-      </w:pPr>
-      <w:r>
-        <w:t> Badge spécial admin dans le chat</w:t>
-      </w:r>
-    </w:p>
-    <w:p>
-      <w:r>
-        <w:pict w14:anchorId="70A72F6D">
-          <v:rect id="_x0000_i1030" style="width:389.55pt;height:.75pt" o:hrpct="0" o:hralign="center" o:hrstd="t" o:hr="t" fillcolor="#a0a0a0" stroked="f"/>
-        </w:pict>
-      </w:r>
-    </w:p>
-    <w:p>
-      <w:pPr>
-        <w:ind w:left="360"/>
-      </w:pPr>
-    </w:p>
-    <w:p>
-      <w:pPr>
-        <w:pStyle w:val="Titre1"/>
-      </w:pPr>
-      <w:r>
         <w:t>TODO 2 :</w:t>
       </w:r>
     </w:p>
@@ -3012,7 +2636,7 @@
         </w:numPr>
       </w:pPr>
       <w:r>
-        <w:t>Palette decalée sur mobile, enlever « spawn » fixe</w:t>
+        <w:t>Chat, message limité a 100, mettre un carré 0/100 qui monte pour montrer au gens, et quand on essaye de mettre plus ça clignote en rouge</w:t>
       </w:r>
     </w:p>
     <w:p>
@@ -3024,7 +2648,10 @@
         </w:numPr>
       </w:pPr>
       <w:r>
-        <w:t>Chat qui defile automatiquement</w:t>
+        <w:t xml:space="preserve">Validation sur closeRoom deleteCanvas finishCanvas et exitGame =&gt; </w:t>
+      </w:r>
+      <w:r>
+        <w:t>check l’id de l’host, sinon n importe qui peut fermer la room</w:t>
       </w:r>
     </w:p>
     <w:p>
@@ -3036,7 +2663,7 @@
         </w:numPr>
       </w:pPr>
       <w:r>
-        <w:t>Chat, message limité a 100, mettre un carré 0/100 qui monte pour montrer au gens, et quand on essaye de mettre plus ça clignote en rouge</w:t>
+        <w:t>Connection à plusieurs endroit, double host dans même grid</w:t>
       </w:r>
     </w:p>
     <w:p>
@@ -3048,10 +2675,16 @@
         </w:numPr>
       </w:pPr>
       <w:r>
-        <w:t xml:space="preserve">Validation sur closeRoom deleteCanvas finishCanvas et exitGame =&gt; </w:t>
-      </w:r>
-      <w:r>
-        <w:t>check l’id de l’host, sinon n importe qui peut fermer la room</w:t>
+        <w:t xml:space="preserve">Dans Ma gallerie, bouton poubelle en </w:t>
+      </w:r>
+      <w:r>
+        <w:t>haut a gauche</w:t>
+      </w:r>
+      <w:r>
+        <w:t xml:space="preserve"> rouge avec disclaimer pour supprimer de la BDD</w:t>
+      </w:r>
+      <w:r>
+        <w:t>. DONE mais rajouter disclaimer</w:t>
       </w:r>
     </w:p>
     <w:p>
@@ -3063,7 +2696,7 @@
         </w:numPr>
       </w:pPr>
       <w:r>
-        <w:t>Connection à plusieurs endroit, double host dans même grid</w:t>
+        <w:t>Dans gallery public, ajouté sur la card il x heures / jours / semaines selon timestamp</w:t>
       </w:r>
     </w:p>
     <w:p>
@@ -3075,7 +2708,19 @@
         </w:numPr>
       </w:pPr>
       <w:r>
-        <w:t>Notif nouveau message sur chat</w:t>
+        <w:t>Nouvelle interface classement avec onglet mensuel avec reset. Ceux avec plus de like = 1</w:t>
+      </w:r>
+      <w:r>
+        <w:rPr>
+          <w:vertAlign w:val="superscript"/>
+        </w:rPr>
+        <w:t>er</w:t>
+      </w:r>
+      <w:r>
+        <w:rPr>
+          <w:vertAlign w:val="superscript"/>
+        </w:rPr>
+        <w:t xml:space="preserve"> </w:t>
       </w:r>
     </w:p>
     <w:p>
@@ -3087,10 +2732,13 @@
         </w:numPr>
       </w:pPr>
       <w:r>
-        <w:t>Dans Ma gallerie, bouton poubelle en bas a droite rouge avec disclaimer pour supprimer de la BDD</w:t>
-      </w:r>
-      <w:r>
-        <w:t>. DONE mais rajouter disclaimer</w:t>
+        <w:t>Permettre de supprimer une couleur</w:t>
+      </w:r>
+      <w:r>
+        <w:t xml:space="preserve"> dans son stock</w:t>
+      </w:r>
+      <w:r>
+        <w:t xml:space="preserve"> avec long click dessus</w:t>
       </w:r>
     </w:p>
     <w:p>
@@ -3102,7 +2750,7 @@
         </w:numPr>
       </w:pPr>
       <w:r>
-        <w:t>Dans gallery public, ajouté sur la card il x heures / jours / semaines selon timestamp</w:t>
+        <w:t>Possibiliter de rport une grid, en jeu et dans la gallerie, gérer système de report, mail ?</w:t>
       </w:r>
     </w:p>
     <w:p>
@@ -3114,13 +2762,7 @@
         </w:numPr>
       </w:pPr>
       <w:r>
-        <w:t>Nouvelle interface classement avec 4 onglet, daily, hebdo, mensuel, annuel avec reset. Ceux avec plus de like = 1</w:t>
-      </w:r>
-      <w:r>
-        <w:rPr>
-          <w:vertAlign w:val="superscript"/>
-        </w:rPr>
-        <w:t>er</w:t>
+        <w:t>Rôle de super admin IG, a accès a toutes les grids et a des outils pour delete direct, ban joueur, rôle spécial sur le chat</w:t>
       </w:r>
     </w:p>
     <w:p>
@@ -3132,7 +2774,7 @@
         </w:numPr>
       </w:pPr>
       <w:r>
-        <w:t>Empecher d’acheter 2x la même couleure</w:t>
+        <w:t>Enlever un like</w:t>
       </w:r>
     </w:p>
     <w:sectPr>
@@ -10770,16 +10412,18 @@
     <w:rsid w:val="0087190E"/>
     <w:rsid w:val="00932D02"/>
     <w:rsid w:val="009C1D87"/>
-    <w:rsid w:val="009F59EF"/>
     <w:rsid w:val="00A156BE"/>
     <w:rsid w:val="00B1340F"/>
     <w:rsid w:val="00B26F05"/>
     <w:rsid w:val="00B8107A"/>
     <w:rsid w:val="00BA58FB"/>
+    <w:rsid w:val="00BE0FA0"/>
     <w:rsid w:val="00C1038B"/>
     <w:rsid w:val="00D558EC"/>
     <w:rsid w:val="00D7592C"/>
     <w:rsid w:val="00E14D3A"/>
+    <w:rsid w:val="00E20265"/>
+    <w:rsid w:val="00E62DA7"/>
     <w:rsid w:val="00F35910"/>
     <w:rsid w:val="00F55185"/>
     <w:rsid w:val="00FD7BF9"/>
